--- a/documents/Lab3_6GEI311_Rapport.docx
+++ b/documents/Lab3_6GEI311_Rapport.docx
@@ -316,52 +316,7 @@
           <w:iCs/>
           <w:lang w:val="fr-FR"/>
         </w:rPr>
-        <w:t>202</w:t>
-      </w:r>
-      <w:r>
-        <w:rPr>
-          <w:rFonts w:ascii="Times New Roman" w:hAnsi="Times New Roman" w:cs="Times New Roman"/>
-          <w:i/>
-          <w:iCs/>
-          <w:lang w:val="fr-FR"/>
-        </w:rPr>
-        <w:t>6</w:t>
-      </w:r>
-      <w:r>
-        <w:rPr>
-          <w:rFonts w:ascii="Times New Roman" w:hAnsi="Times New Roman" w:cs="Times New Roman"/>
-          <w:i/>
-          <w:iCs/>
-          <w:lang w:val="fr-FR"/>
-        </w:rPr>
-        <w:t>-</w:t>
-      </w:r>
-      <w:r>
-        <w:rPr>
-          <w:rFonts w:ascii="Times New Roman" w:hAnsi="Times New Roman" w:cs="Times New Roman"/>
-          <w:i/>
-          <w:iCs/>
-          <w:lang w:val="fr-FR"/>
-        </w:rPr>
-        <w:t>10</w:t>
-      </w:r>
-      <w:r>
-        <w:rPr>
-          <w:rFonts w:ascii="Times New Roman" w:hAnsi="Times New Roman" w:cs="Times New Roman"/>
-          <w:i/>
-          <w:iCs/>
-          <w:lang w:val="fr-FR"/>
-        </w:rPr>
-        <w:t>-</w:t>
-      </w:r>
-      <w:r>
-        <w:rPr>
-          <w:rFonts w:ascii="Times New Roman" w:hAnsi="Times New Roman" w:cs="Times New Roman"/>
-          <w:i/>
-          <w:iCs/>
-          <w:lang w:val="fr-FR"/>
-        </w:rPr>
-        <w:t>26</w:t>
+        <w:t>2026-10-26</w:t>
       </w:r>
     </w:p>
     <w:p>
@@ -392,6 +347,12 @@
     <w:sdt>
       <w:sdtPr>
         <w:rPr>
+          <w:rFonts w:eastAsia="Calibri" w:hAnsi="Calibri" w:cstheme="minorBidi"/>
+          <w:b w:val="0"/>
+          <w:bCs w:val="0"/>
+          <w:color w:val="auto"/>
+          <w:sz w:val="22"/>
+          <w:szCs w:val="22"/>
           <w:lang w:val="fr-FR"/>
         </w:rPr>
         <w:id w:val="-1547985883"/>
@@ -402,10 +363,6 @@
       </w:sdtPr>
       <w:sdtEndPr>
         <w:rPr>
-          <w:rFonts w:eastAsia="Calibri" w:hAnsi="Calibri" w:cstheme="minorBidi"/>
-          <w:color w:val="auto"/>
-          <w:sz w:val="22"/>
-          <w:szCs w:val="22"/>
           <w:lang w:val="en-US"/>
         </w:rPr>
       </w:sdtEndPr>
@@ -446,7 +403,7 @@
           <w:r>
             <w:fldChar w:fldCharType="separate"/>
           </w:r>
-          <w:hyperlink w:anchor="_Toc243917039" w:history="1">
+          <w:hyperlink w:anchor="_Toc243962843" w:history="1">
             <w:r>
               <w:rPr>
                 <w:rStyle w:val="Lienhypertexte"/>
@@ -475,7 +432,7 @@
                 <w:noProof/>
                 <w:webHidden/>
               </w:rPr>
-              <w:instrText xml:space="preserve"> PAGEREF _Toc243917039 \h </w:instrText>
+              <w:instrText xml:space="preserve"> PAGEREF _Toc243962843 \h </w:instrText>
             </w:r>
             <w:r>
               <w:rPr>
@@ -495,7 +452,7 @@
                 <w:noProof/>
                 <w:webHidden/>
               </w:rPr>
-              <w:t>4</w:t>
+              <w:t>3</w:t>
             </w:r>
             <w:r>
               <w:rPr>
@@ -522,7 +479,7 @@
               <w14:ligatures w14:val="standardContextual"/>
             </w:rPr>
           </w:pPr>
-          <w:hyperlink w:anchor="_Toc243917040" w:history="1">
+          <w:hyperlink w:anchor="_Toc243962844" w:history="1">
             <w:r>
               <w:rPr>
                 <w:rStyle w:val="Lienhypertexte"/>
@@ -551,7 +508,7 @@
                 <w:noProof/>
                 <w:webHidden/>
               </w:rPr>
-              <w:instrText xml:space="preserve"> PAGEREF _Toc243917040 \h </w:instrText>
+              <w:instrText xml:space="preserve"> PAGEREF _Toc243962844 \h </w:instrText>
             </w:r>
             <w:r>
               <w:rPr>
@@ -571,7 +528,7 @@
                 <w:noProof/>
                 <w:webHidden/>
               </w:rPr>
-              <w:t>4</w:t>
+              <w:t>3</w:t>
             </w:r>
             <w:r>
               <w:rPr>
@@ -598,7 +555,7 @@
               <w14:ligatures w14:val="standardContextual"/>
             </w:rPr>
           </w:pPr>
-          <w:hyperlink w:anchor="_Toc243917041" w:history="1">
+          <w:hyperlink w:anchor="_Toc243962845" w:history="1">
             <w:r>
               <w:rPr>
                 <w:rStyle w:val="Lienhypertexte"/>
@@ -627,7 +584,7 @@
                 <w:noProof/>
                 <w:webHidden/>
               </w:rPr>
-              <w:instrText xml:space="preserve"> PAGEREF _Toc243917041 \h </w:instrText>
+              <w:instrText xml:space="preserve"> PAGEREF _Toc243962845 \h </w:instrText>
             </w:r>
             <w:r>
               <w:rPr>
@@ -674,7 +631,7 @@
               <w14:ligatures w14:val="standardContextual"/>
             </w:rPr>
           </w:pPr>
-          <w:hyperlink w:anchor="_Toc243917042" w:history="1">
+          <w:hyperlink w:anchor="_Toc243962846" w:history="1">
             <w:r>
               <w:rPr>
                 <w:rStyle w:val="Lienhypertexte"/>
@@ -703,7 +660,7 @@
                 <w:noProof/>
                 <w:webHidden/>
               </w:rPr>
-              <w:instrText xml:space="preserve"> PAGEREF _Toc243917042 \h </w:instrText>
+              <w:instrText xml:space="preserve"> PAGEREF _Toc243962846 \h </w:instrText>
             </w:r>
             <w:r>
               <w:rPr>
@@ -750,7 +707,7 @@
               <w14:ligatures w14:val="standardContextual"/>
             </w:rPr>
           </w:pPr>
-          <w:hyperlink w:anchor="_Toc243917043" w:history="1">
+          <w:hyperlink w:anchor="_Toc243962847" w:history="1">
             <w:r>
               <w:rPr>
                 <w:rStyle w:val="Lienhypertexte"/>
@@ -779,7 +736,7 @@
                 <w:noProof/>
                 <w:webHidden/>
               </w:rPr>
-              <w:instrText xml:space="preserve"> PAGEREF _Toc243917043 \h </w:instrText>
+              <w:instrText xml:space="preserve"> PAGEREF _Toc243962847 \h </w:instrText>
             </w:r>
             <w:r>
               <w:rPr>
@@ -826,7 +783,7 @@
               <w14:ligatures w14:val="standardContextual"/>
             </w:rPr>
           </w:pPr>
-          <w:hyperlink w:anchor="_Toc243917044" w:history="1">
+          <w:hyperlink w:anchor="_Toc243962848" w:history="1">
             <w:r>
               <w:rPr>
                 <w:rStyle w:val="Lienhypertexte"/>
@@ -855,7 +812,7 @@
                 <w:noProof/>
                 <w:webHidden/>
               </w:rPr>
-              <w:instrText xml:space="preserve"> PAGEREF _Toc243917044 \h </w:instrText>
+              <w:instrText xml:space="preserve"> PAGEREF _Toc243962848 \h </w:instrText>
             </w:r>
             <w:r>
               <w:rPr>
@@ -875,7 +832,7 @@
                 <w:noProof/>
                 <w:webHidden/>
               </w:rPr>
-              <w:t>7</w:t>
+              <w:t>6</w:t>
             </w:r>
             <w:r>
               <w:rPr>
@@ -902,7 +859,7 @@
               <w14:ligatures w14:val="standardContextual"/>
             </w:rPr>
           </w:pPr>
-          <w:hyperlink w:anchor="_Toc243917045" w:history="1">
+          <w:hyperlink w:anchor="_Toc243962849" w:history="1">
             <w:r>
               <w:rPr>
                 <w:rStyle w:val="Lienhypertexte"/>
@@ -931,7 +888,7 @@
                 <w:noProof/>
                 <w:webHidden/>
               </w:rPr>
-              <w:instrText xml:space="preserve"> PAGEREF _Toc243917045 \h </w:instrText>
+              <w:instrText xml:space="preserve"> PAGEREF _Toc243962849 \h </w:instrText>
             </w:r>
             <w:r>
               <w:rPr>
@@ -978,7 +935,7 @@
               <w14:ligatures w14:val="standardContextual"/>
             </w:rPr>
           </w:pPr>
-          <w:hyperlink w:anchor="_Toc243917046" w:history="1">
+          <w:hyperlink w:anchor="_Toc243962850" w:history="1">
             <w:r>
               <w:rPr>
                 <w:rStyle w:val="Lienhypertexte"/>
@@ -1007,7 +964,7 @@
                 <w:noProof/>
                 <w:webHidden/>
               </w:rPr>
-              <w:instrText xml:space="preserve"> PAGEREF _Toc243917046 \h </w:instrText>
+              <w:instrText xml:space="preserve"> PAGEREF _Toc243962850 \h </w:instrText>
             </w:r>
             <w:r>
               <w:rPr>
@@ -1054,7 +1011,7 @@
               <w14:ligatures w14:val="standardContextual"/>
             </w:rPr>
           </w:pPr>
-          <w:hyperlink w:anchor="_Toc243917047" w:history="1">
+          <w:hyperlink w:anchor="_Toc243962851" w:history="1">
             <w:r>
               <w:rPr>
                 <w:rStyle w:val="Lienhypertexte"/>
@@ -1083,7 +1040,7 @@
                 <w:noProof/>
                 <w:webHidden/>
               </w:rPr>
-              <w:instrText xml:space="preserve"> PAGEREF _Toc243917047 \h </w:instrText>
+              <w:instrText xml:space="preserve"> PAGEREF _Toc243962851 \h </w:instrText>
             </w:r>
             <w:r>
               <w:rPr>
@@ -1130,7 +1087,7 @@
               <w14:ligatures w14:val="standardContextual"/>
             </w:rPr>
           </w:pPr>
-          <w:hyperlink w:anchor="_Toc243917048" w:history="1">
+          <w:hyperlink w:anchor="_Toc243962852" w:history="1">
             <w:r>
               <w:rPr>
                 <w:rStyle w:val="Lienhypertexte"/>
@@ -1159,7 +1116,7 @@
                 <w:noProof/>
                 <w:webHidden/>
               </w:rPr>
-              <w:instrText xml:space="preserve"> PAGEREF _Toc243917048 \h </w:instrText>
+              <w:instrText xml:space="preserve"> PAGEREF _Toc243962852 \h </w:instrText>
             </w:r>
             <w:r>
               <w:rPr>
@@ -1206,7 +1163,7 @@
               <w14:ligatures w14:val="standardContextual"/>
             </w:rPr>
           </w:pPr>
-          <w:hyperlink w:anchor="_Toc243917049" w:history="1">
+          <w:hyperlink w:anchor="_Toc243962853" w:history="1">
             <w:r>
               <w:rPr>
                 <w:rStyle w:val="Lienhypertexte"/>
@@ -1234,7 +1191,7 @@
                 <w:noProof/>
                 <w:webHidden/>
               </w:rPr>
-              <w:instrText xml:space="preserve"> PAGEREF _Toc243917049 \h </w:instrText>
+              <w:instrText xml:space="preserve"> PAGEREF _Toc243962853 \h </w:instrText>
             </w:r>
             <w:r>
               <w:rPr>
@@ -1281,7 +1238,7 @@
               <w14:ligatures w14:val="standardContextual"/>
             </w:rPr>
           </w:pPr>
-          <w:hyperlink w:anchor="_Toc243917050" w:history="1">
+          <w:hyperlink w:anchor="_Toc243962854" w:history="1">
             <w:r>
               <w:rPr>
                 <w:rStyle w:val="Lienhypertexte"/>
@@ -1289,7 +1246,7 @@
                 <w:noProof/>
                 <w:lang w:val="fr-FR"/>
               </w:rPr>
-              <w:t>4.2 F2 Liste Admin</w:t>
+              <w:t>4.2 F2 Liste Admin (vue Admin)</w:t>
             </w:r>
             <w:r>
               <w:rPr>
@@ -1310,7 +1267,7 @@
                 <w:noProof/>
                 <w:webHidden/>
               </w:rPr>
-              <w:instrText xml:space="preserve"> PAGEREF _Toc243917050 \h </w:instrText>
+              <w:instrText xml:space="preserve"> PAGEREF _Toc243962854 \h </w:instrText>
             </w:r>
             <w:r>
               <w:rPr>
@@ -1357,7 +1314,7 @@
               <w14:ligatures w14:val="standardContextual"/>
             </w:rPr>
           </w:pPr>
-          <w:hyperlink w:anchor="_Toc243917051" w:history="1">
+          <w:hyperlink w:anchor="_Toc243962855" w:history="1">
             <w:r>
               <w:rPr>
                 <w:rStyle w:val="Lienhypertexte"/>
@@ -1386,7 +1343,7 @@
                 <w:noProof/>
                 <w:webHidden/>
               </w:rPr>
-              <w:instrText xml:space="preserve"> PAGEREF _Toc243917051 \h </w:instrText>
+              <w:instrText xml:space="preserve"> PAGEREF _Toc243962855 \h </w:instrText>
             </w:r>
             <w:r>
               <w:rPr>
@@ -1433,7 +1390,7 @@
               <w14:ligatures w14:val="standardContextual"/>
             </w:rPr>
           </w:pPr>
-          <w:hyperlink w:anchor="_Toc243917052" w:history="1">
+          <w:hyperlink w:anchor="_Toc243962856" w:history="1">
             <w:r>
               <w:rPr>
                 <w:rStyle w:val="Lienhypertexte"/>
@@ -1462,7 +1419,7 @@
                 <w:noProof/>
                 <w:webHidden/>
               </w:rPr>
-              <w:instrText xml:space="preserve"> PAGEREF _Toc243917052 \h </w:instrText>
+              <w:instrText xml:space="preserve"> PAGEREF _Toc243962856 \h </w:instrText>
             </w:r>
             <w:r>
               <w:rPr>
@@ -1509,7 +1466,7 @@
               <w14:ligatures w14:val="standardContextual"/>
             </w:rPr>
           </w:pPr>
-          <w:hyperlink w:anchor="_Toc243917053" w:history="1">
+          <w:hyperlink w:anchor="_Toc243962857" w:history="1">
             <w:r>
               <w:rPr>
                 <w:rStyle w:val="Lienhypertexte"/>
@@ -1538,7 +1495,7 @@
                 <w:noProof/>
                 <w:webHidden/>
               </w:rPr>
-              <w:instrText xml:space="preserve"> PAGEREF _Toc243917053 \h </w:instrText>
+              <w:instrText xml:space="preserve"> PAGEREF _Toc243962857 \h </w:instrText>
             </w:r>
             <w:r>
               <w:rPr>
@@ -1585,7 +1542,7 @@
               <w14:ligatures w14:val="standardContextual"/>
             </w:rPr>
           </w:pPr>
-          <w:hyperlink w:anchor="_Toc243917054" w:history="1">
+          <w:hyperlink w:anchor="_Toc243962858" w:history="1">
             <w:r>
               <w:rPr>
                 <w:rStyle w:val="Lienhypertexte"/>
@@ -1614,7 +1571,7 @@
                 <w:noProof/>
                 <w:webHidden/>
               </w:rPr>
-              <w:instrText xml:space="preserve"> PAGEREF _Toc243917054 \h </w:instrText>
+              <w:instrText xml:space="preserve"> PAGEREF _Toc243962858 \h </w:instrText>
             </w:r>
             <w:r>
               <w:rPr>
@@ -1634,7 +1591,7 @@
                 <w:noProof/>
                 <w:webHidden/>
               </w:rPr>
-              <w:t>18</w:t>
+              <w:t>19</w:t>
             </w:r>
             <w:r>
               <w:rPr>
@@ -1661,7 +1618,7 @@
               <w14:ligatures w14:val="standardContextual"/>
             </w:rPr>
           </w:pPr>
-          <w:hyperlink w:anchor="_Toc243917055" w:history="1">
+          <w:hyperlink w:anchor="_Toc243962859" w:history="1">
             <w:r>
               <w:rPr>
                 <w:rStyle w:val="Lienhypertexte"/>
@@ -1690,7 +1647,7 @@
                 <w:noProof/>
                 <w:webHidden/>
               </w:rPr>
-              <w:instrText xml:space="preserve"> PAGEREF _Toc243917055 \h </w:instrText>
+              <w:instrText xml:space="preserve"> PAGEREF _Toc243962859 \h </w:instrText>
             </w:r>
             <w:r>
               <w:rPr>
@@ -1710,7 +1667,7 @@
                 <w:noProof/>
                 <w:webHidden/>
               </w:rPr>
-              <w:t>18</w:t>
+              <w:t>19</w:t>
             </w:r>
             <w:r>
               <w:rPr>
@@ -1737,7 +1694,7 @@
               <w14:ligatures w14:val="standardContextual"/>
             </w:rPr>
           </w:pPr>
-          <w:hyperlink w:anchor="_Toc243917056" w:history="1">
+          <w:hyperlink w:anchor="_Toc243962860" w:history="1">
             <w:r>
               <w:rPr>
                 <w:rStyle w:val="Lienhypertexte"/>
@@ -1766,7 +1723,7 @@
                 <w:noProof/>
                 <w:webHidden/>
               </w:rPr>
-              <w:instrText xml:space="preserve"> PAGEREF _Toc243917056 \h </w:instrText>
+              <w:instrText xml:space="preserve"> PAGEREF _Toc243962860 \h </w:instrText>
             </w:r>
             <w:r>
               <w:rPr>
@@ -1786,7 +1743,7 @@
                 <w:noProof/>
                 <w:webHidden/>
               </w:rPr>
-              <w:t>21</w:t>
+              <w:t>22</w:t>
             </w:r>
             <w:r>
               <w:rPr>
@@ -1813,7 +1770,7 @@
               <w14:ligatures w14:val="standardContextual"/>
             </w:rPr>
           </w:pPr>
-          <w:hyperlink w:anchor="_Toc243917057" w:history="1">
+          <w:hyperlink w:anchor="_Toc243962861" w:history="1">
             <w:r>
               <w:rPr>
                 <w:rStyle w:val="Lienhypertexte"/>
@@ -1842,7 +1799,7 @@
                 <w:noProof/>
                 <w:webHidden/>
               </w:rPr>
-              <w:instrText xml:space="preserve"> PAGEREF _Toc243917057 \h </w:instrText>
+              <w:instrText xml:space="preserve"> PAGEREF _Toc243962861 \h </w:instrText>
             </w:r>
             <w:r>
               <w:rPr>
@@ -1889,7 +1846,7 @@
               <w14:ligatures w14:val="standardContextual"/>
             </w:rPr>
           </w:pPr>
-          <w:hyperlink w:anchor="_Toc243917058" w:history="1">
+          <w:hyperlink w:anchor="_Toc243962862" w:history="1">
             <w:r>
               <w:rPr>
                 <w:rStyle w:val="Lienhypertexte"/>
@@ -1897,7 +1854,7 @@
                 <w:noProof/>
                 <w:lang w:val="fr-FR"/>
               </w:rPr>
-              <w:t>6. Tests et validation</w:t>
+              <w:t>6. Tactiques de modificabilité</w:t>
             </w:r>
             <w:r>
               <w:rPr>
@@ -1918,7 +1875,7 @@
                 <w:noProof/>
                 <w:webHidden/>
               </w:rPr>
-              <w:instrText xml:space="preserve"> PAGEREF _Toc243917058 \h </w:instrText>
+              <w:instrText xml:space="preserve"> PAGEREF _Toc243962862 \h </w:instrText>
             </w:r>
             <w:r>
               <w:rPr>
@@ -1939,6 +1896,82 @@
                 <w:webHidden/>
               </w:rPr>
               <w:t>26</w:t>
+            </w:r>
+            <w:r>
+              <w:rPr>
+                <w:noProof/>
+                <w:webHidden/>
+              </w:rPr>
+              <w:fldChar w:fldCharType="end"/>
+            </w:r>
+          </w:hyperlink>
+        </w:p>
+        <w:p>
+          <w:pPr>
+            <w:pStyle w:val="TM1"/>
+            <w:tabs>
+              <w:tab w:val="right" w:leader="dot" w:pos="13336"/>
+            </w:tabs>
+            <w:rPr>
+              <w:rFonts w:asciiTheme="minorHAnsi" w:eastAsiaTheme="minorEastAsia" w:hAnsiTheme="minorHAnsi"/>
+              <w:noProof/>
+              <w:kern w:val="2"/>
+              <w:sz w:val="24"/>
+              <w:szCs w:val="24"/>
+              <w:lang w:val="fr-FR" w:eastAsia="fr-FR"/>
+              <w14:ligatures w14:val="standardContextual"/>
+            </w:rPr>
+          </w:pPr>
+          <w:hyperlink w:anchor="_Toc243962863" w:history="1">
+            <w:r>
+              <w:rPr>
+                <w:rStyle w:val="Lienhypertexte"/>
+                <w:rFonts w:ascii="Times New Roman" w:hAnsi="Times New Roman" w:cs="Times New Roman"/>
+                <w:noProof/>
+                <w:lang w:val="fr-FR"/>
+              </w:rPr>
+              <w:t>7. Tests et validation</w:t>
+            </w:r>
+            <w:r>
+              <w:rPr>
+                <w:noProof/>
+                <w:webHidden/>
+              </w:rPr>
+              <w:tab/>
+            </w:r>
+            <w:r>
+              <w:rPr>
+                <w:noProof/>
+                <w:webHidden/>
+              </w:rPr>
+              <w:fldChar w:fldCharType="begin"/>
+            </w:r>
+            <w:r>
+              <w:rPr>
+                <w:noProof/>
+                <w:webHidden/>
+              </w:rPr>
+              <w:instrText xml:space="preserve"> PAGEREF _Toc243962863 \h </w:instrText>
+            </w:r>
+            <w:r>
+              <w:rPr>
+                <w:noProof/>
+                <w:webHidden/>
+              </w:rPr>
+            </w:r>
+            <w:r>
+              <w:rPr>
+                <w:noProof/>
+                <w:webHidden/>
+              </w:rPr>
+              <w:fldChar w:fldCharType="separate"/>
+            </w:r>
+            <w:r>
+              <w:rPr>
+                <w:noProof/>
+                <w:webHidden/>
+              </w:rPr>
+              <w:t>27</w:t>
             </w:r>
             <w:r>
               <w:rPr>
@@ -1965,7 +1998,7 @@
               <w14:ligatures w14:val="standardContextual"/>
             </w:rPr>
           </w:pPr>
-          <w:hyperlink w:anchor="_Toc243917059" w:history="1">
+          <w:hyperlink w:anchor="_Toc243962864" w:history="1">
             <w:r>
               <w:rPr>
                 <w:rStyle w:val="Lienhypertexte"/>
@@ -1973,7 +2006,7 @@
                 <w:noProof/>
                 <w:lang w:val="fr-FR"/>
               </w:rPr>
-              <w:t>6.1 Tests automatisés</w:t>
+              <w:t>7.1 Tests automatisés</w:t>
             </w:r>
             <w:r>
               <w:rPr>
@@ -1994,7 +2027,7 @@
                 <w:noProof/>
                 <w:webHidden/>
               </w:rPr>
-              <w:instrText xml:space="preserve"> PAGEREF _Toc243917059 \h </w:instrText>
+              <w:instrText xml:space="preserve"> PAGEREF _Toc243962864 \h </w:instrText>
             </w:r>
             <w:r>
               <w:rPr>
@@ -2014,7 +2047,7 @@
                 <w:noProof/>
                 <w:webHidden/>
               </w:rPr>
-              <w:t>26</w:t>
+              <w:t>27</w:t>
             </w:r>
             <w:r>
               <w:rPr>
@@ -2041,7 +2074,7 @@
               <w14:ligatures w14:val="standardContextual"/>
             </w:rPr>
           </w:pPr>
-          <w:hyperlink w:anchor="_Toc243917060" w:history="1">
+          <w:hyperlink w:anchor="_Toc243962865" w:history="1">
             <w:r>
               <w:rPr>
                 <w:rStyle w:val="Lienhypertexte"/>
@@ -2049,7 +2082,7 @@
                 <w:noProof/>
                 <w:lang w:val="fr-FR"/>
               </w:rPr>
-              <w:t>7. Organisation du travail</w:t>
+              <w:t>8. Organisation du travail</w:t>
             </w:r>
             <w:r>
               <w:rPr>
@@ -2070,7 +2103,7 @@
                 <w:noProof/>
                 <w:webHidden/>
               </w:rPr>
-              <w:instrText xml:space="preserve"> PAGEREF _Toc243917060 \h </w:instrText>
+              <w:instrText xml:space="preserve"> PAGEREF _Toc243962865 \h </w:instrText>
             </w:r>
             <w:r>
               <w:rPr>
@@ -2090,7 +2123,7 @@
                 <w:noProof/>
                 <w:webHidden/>
               </w:rPr>
-              <w:t>26</w:t>
+              <w:t>28</w:t>
             </w:r>
             <w:r>
               <w:rPr>
@@ -2117,7 +2150,7 @@
               <w14:ligatures w14:val="standardContextual"/>
             </w:rPr>
           </w:pPr>
-          <w:hyperlink w:anchor="_Toc243917061" w:history="1">
+          <w:hyperlink w:anchor="_Toc243962866" w:history="1">
             <w:r>
               <w:rPr>
                 <w:rStyle w:val="Lienhypertexte"/>
@@ -2125,7 +2158,7 @@
                 <w:noProof/>
                 <w:lang w:val="fr-FR"/>
               </w:rPr>
-              <w:t>8. Difficultés et ce que nous avons appris</w:t>
+              <w:t>9. Difficultés et ce que nous avons appris</w:t>
             </w:r>
             <w:r>
               <w:rPr>
@@ -2146,7 +2179,7 @@
                 <w:noProof/>
                 <w:webHidden/>
               </w:rPr>
-              <w:instrText xml:space="preserve"> PAGEREF _Toc243917061 \h </w:instrText>
+              <w:instrText xml:space="preserve"> PAGEREF _Toc243962866 \h </w:instrText>
             </w:r>
             <w:r>
               <w:rPr>
@@ -2166,7 +2199,7 @@
                 <w:noProof/>
                 <w:webHidden/>
               </w:rPr>
-              <w:t>27</w:t>
+              <w:t>29</w:t>
             </w:r>
             <w:r>
               <w:rPr>
@@ -2193,7 +2226,7 @@
               <w14:ligatures w14:val="standardContextual"/>
             </w:rPr>
           </w:pPr>
-          <w:hyperlink w:anchor="_Toc243917062" w:history="1">
+          <w:hyperlink w:anchor="_Toc243962867" w:history="1">
             <w:r>
               <w:rPr>
                 <w:rStyle w:val="Lienhypertexte"/>
@@ -2201,7 +2234,7 @@
                 <w:noProof/>
                 <w:lang w:val="fr-FR"/>
               </w:rPr>
-              <w:t>9. Conclusion</w:t>
+              <w:t>10. Conclusion</w:t>
             </w:r>
             <w:r>
               <w:rPr>
@@ -2222,7 +2255,7 @@
                 <w:noProof/>
                 <w:webHidden/>
               </w:rPr>
-              <w:instrText xml:space="preserve"> PAGEREF _Toc243917062 \h </w:instrText>
+              <w:instrText xml:space="preserve"> PAGEREF _Toc243962867 \h </w:instrText>
             </w:r>
             <w:r>
               <w:rPr>
@@ -2242,7 +2275,7 @@
                 <w:noProof/>
                 <w:webHidden/>
               </w:rPr>
-              <w:t>28</w:t>
+              <w:t>30</w:t>
             </w:r>
             <w:r>
               <w:rPr>
@@ -2269,7 +2302,7 @@
               <w14:ligatures w14:val="standardContextual"/>
             </w:rPr>
           </w:pPr>
-          <w:hyperlink w:anchor="_Toc243917063" w:history="1">
+          <w:hyperlink w:anchor="_Toc243962868" w:history="1">
             <w:r>
               <w:rPr>
                 <w:rStyle w:val="Lienhypertexte"/>
@@ -2298,7 +2331,7 @@
                 <w:noProof/>
                 <w:webHidden/>
               </w:rPr>
-              <w:instrText xml:space="preserve"> PAGEREF _Toc243917063 \h </w:instrText>
+              <w:instrText xml:space="preserve"> PAGEREF _Toc243962868 \h </w:instrText>
             </w:r>
             <w:r>
               <w:rPr>
@@ -2318,7 +2351,7 @@
                 <w:noProof/>
                 <w:webHidden/>
               </w:rPr>
-              <w:t>28</w:t>
+              <w:t>31</w:t>
             </w:r>
             <w:r>
               <w:rPr>
@@ -2345,7 +2378,7 @@
               <w14:ligatures w14:val="standardContextual"/>
             </w:rPr>
           </w:pPr>
-          <w:hyperlink w:anchor="_Toc243917064" w:history="1">
+          <w:hyperlink w:anchor="_Toc243962869" w:history="1">
             <w:r>
               <w:rPr>
                 <w:rStyle w:val="Lienhypertexte"/>
@@ -2374,7 +2407,7 @@
                 <w:noProof/>
                 <w:webHidden/>
               </w:rPr>
-              <w:instrText xml:space="preserve"> PAGEREF _Toc243917064 \h </w:instrText>
+              <w:instrText xml:space="preserve"> PAGEREF _Toc243962869 \h </w:instrText>
             </w:r>
             <w:r>
               <w:rPr>
@@ -2394,7 +2427,7 @@
                 <w:noProof/>
                 <w:webHidden/>
               </w:rPr>
-              <w:t>29</w:t>
+              <w:t>31</w:t>
             </w:r>
             <w:r>
               <w:rPr>
@@ -2418,53 +2451,185 @@
     </w:sdt>
     <w:p>
       <w:pPr>
+        <w:rPr>
+          <w:lang w:val="fr-FR"/>
+        </w:rPr>
+      </w:pPr>
+    </w:p>
+    <w:p>
+      <w:pPr>
+        <w:rPr>
+          <w:lang w:val="fr-FR"/>
+        </w:rPr>
+      </w:pPr>
+    </w:p>
+    <w:p>
+      <w:pPr>
+        <w:rPr>
+          <w:lang w:val="fr-FR"/>
+        </w:rPr>
+      </w:pPr>
+    </w:p>
+    <w:p>
+      <w:pPr>
+        <w:rPr>
+          <w:lang w:val="fr-FR"/>
+        </w:rPr>
+      </w:pPr>
+    </w:p>
+    <w:p>
+      <w:pPr>
+        <w:rPr>
+          <w:lang w:val="fr-FR"/>
+        </w:rPr>
+      </w:pPr>
+    </w:p>
+    <w:p>
+      <w:pPr>
+        <w:rPr>
+          <w:lang w:val="fr-FR"/>
+        </w:rPr>
+      </w:pPr>
+    </w:p>
+    <w:p>
+      <w:pPr>
+        <w:rPr>
+          <w:lang w:val="fr-FR"/>
+        </w:rPr>
+      </w:pPr>
+    </w:p>
+    <w:p>
+      <w:pPr>
+        <w:rPr>
+          <w:lang w:val="fr-FR"/>
+        </w:rPr>
+      </w:pPr>
+    </w:p>
+    <w:p>
+      <w:pPr>
+        <w:rPr>
+          <w:lang w:val="fr-FR"/>
+        </w:rPr>
+      </w:pPr>
+    </w:p>
+    <w:p>
+      <w:pPr>
+        <w:rPr>
+          <w:lang w:val="fr-FR"/>
+        </w:rPr>
+      </w:pPr>
+    </w:p>
+    <w:p>
+      <w:pPr>
+        <w:rPr>
+          <w:lang w:val="fr-FR"/>
+        </w:rPr>
+      </w:pPr>
+    </w:p>
+    <w:p>
+      <w:pPr>
+        <w:rPr>
+          <w:lang w:val="fr-FR"/>
+        </w:rPr>
+      </w:pPr>
+    </w:p>
+    <w:p>
+      <w:pPr>
+        <w:rPr>
+          <w:lang w:val="fr-FR"/>
+        </w:rPr>
+      </w:pPr>
+    </w:p>
+    <w:p>
+      <w:pPr>
+        <w:rPr>
+          <w:lang w:val="fr-FR"/>
+        </w:rPr>
+      </w:pPr>
+    </w:p>
+    <w:p>
+      <w:pPr>
+        <w:rPr>
+          <w:lang w:val="fr-FR"/>
+        </w:rPr>
+      </w:pPr>
+    </w:p>
+    <w:p>
+      <w:pPr>
+        <w:rPr>
+          <w:lang w:val="fr-FR"/>
+        </w:rPr>
+      </w:pPr>
+    </w:p>
+    <w:p>
+      <w:pPr>
+        <w:rPr>
+          <w:rFonts w:ascii="Times New Roman" w:hAnsi="Times New Roman" w:cs="Times New Roman"/>
+          <w:lang w:val="fr-FR"/>
+        </w:rPr>
+      </w:pPr>
+      <w:bookmarkStart w:id="0" w:name="_Toc243649347"/>
+      <w:bookmarkStart w:id="1" w:name="_Toc243962843"/>
+    </w:p>
+    <w:p>
+      <w:pPr>
+        <w:rPr>
+          <w:rFonts w:ascii="Times New Roman" w:hAnsi="Times New Roman" w:cs="Times New Roman"/>
+          <w:lang w:val="fr-FR"/>
+        </w:rPr>
+      </w:pPr>
+    </w:p>
+    <w:p>
+      <w:pPr>
         <w:pStyle w:val="Titre1"/>
-        <w:rPr>
-          <w:rFonts w:ascii="Times New Roman" w:hAnsi="Times New Roman" w:cs="Times New Roman"/>
-          <w:lang w:val="fr-FR"/>
-        </w:rPr>
-      </w:pPr>
-      <w:bookmarkStart w:id="0" w:name="_Toc243649347"/>
-      <w:bookmarkStart w:id="1" w:name="_Toc243917039"/>
-      <w:r>
-        <w:rPr>
-          <w:rFonts w:ascii="Times New Roman" w:hAnsi="Times New Roman" w:cs="Times New Roman"/>
-          <w:lang w:val="fr-FR"/>
-        </w:rPr>
-        <w:t>1. Introduction</w:t>
+        <w:numPr>
+          <w:ilvl w:val="0"/>
+          <w:numId w:val="12"/>
+        </w:numPr>
+        <w:rPr>
+          <w:rFonts w:ascii="Times New Roman" w:hAnsi="Times New Roman" w:cs="Times New Roman"/>
+          <w:lang w:val="fr-FR"/>
+        </w:rPr>
+      </w:pPr>
+      <w:r>
+        <w:rPr>
+          <w:rFonts w:ascii="Times New Roman" w:hAnsi="Times New Roman" w:cs="Times New Roman"/>
+          <w:lang w:val="fr-FR"/>
+        </w:rPr>
+        <w:lastRenderedPageBreak/>
+        <w:t>Introduction</w:t>
       </w:r>
       <w:bookmarkEnd w:id="0"/>
       <w:bookmarkEnd w:id="1"/>
     </w:p>
     <w:p>
       <w:pPr>
-        <w:rPr>
-          <w:rFonts w:ascii="Times New Roman" w:hAnsi="Times New Roman" w:cs="Times New Roman"/>
-          <w:sz w:val="24"/>
-          <w:szCs w:val="24"/>
-          <w:lang w:val="fr-FR"/>
-        </w:rPr>
-      </w:pPr>
-      <w:r>
-        <w:rPr>
-          <w:rFonts w:ascii="Times New Roman" w:hAnsi="Times New Roman" w:cs="Times New Roman"/>
-          <w:sz w:val="24"/>
-          <w:szCs w:val="24"/>
-          <w:lang w:val="fr-FR"/>
-        </w:rPr>
-        <w:t xml:space="preserve">Au </w:t>
-      </w:r>
-      <w:proofErr w:type="spellStart"/>
-      <w:r>
-        <w:rPr>
-          <w:rFonts w:ascii="Times New Roman" w:hAnsi="Times New Roman" w:cs="Times New Roman"/>
-          <w:sz w:val="24"/>
-          <w:szCs w:val="24"/>
-          <w:lang w:val="fr-FR"/>
-        </w:rPr>
-        <w:t>Lab</w:t>
-      </w:r>
-      <w:proofErr w:type="spellEnd"/>
+        <w:jc w:val="both"/>
+        <w:rPr>
+          <w:rFonts w:ascii="Times New Roman" w:hAnsi="Times New Roman" w:cs="Times New Roman"/>
+          <w:sz w:val="24"/>
+          <w:szCs w:val="24"/>
+          <w:lang w:val="fr-FR"/>
+        </w:rPr>
+      </w:pPr>
+      <w:r>
+        <w:rPr>
+          <w:rFonts w:ascii="Times New Roman" w:hAnsi="Times New Roman" w:cs="Times New Roman"/>
+          <w:sz w:val="24"/>
+          <w:szCs w:val="24"/>
+          <w:lang w:val="fr-FR"/>
+        </w:rPr>
+        <w:t>Au Lab</w:t>
+      </w:r>
+      <w:r>
+        <w:rPr>
+          <w:rFonts w:ascii="Times New Roman" w:hAnsi="Times New Roman" w:cs="Times New Roman"/>
+          <w:sz w:val="24"/>
+          <w:szCs w:val="24"/>
+          <w:lang w:val="fr-FR"/>
+        </w:rPr>
+        <w:t>oratoire</w:t>
+      </w:r>
       <w:r>
         <w:rPr>
           <w:rFonts w:ascii="Times New Roman" w:hAnsi="Times New Roman" w:cs="Times New Roman"/>
@@ -2491,19 +2656,17 @@
           <w:szCs w:val="24"/>
           <w:lang w:val="fr-FR"/>
         </w:rPr>
-        <w:t xml:space="preserve">, scénario après scénario. Au </w:t>
-      </w:r>
-      <w:proofErr w:type="spellStart"/>
-      <w:r>
-        <w:rPr>
-          <w:rFonts w:ascii="Times New Roman" w:hAnsi="Times New Roman" w:cs="Times New Roman"/>
-          <w:sz w:val="24"/>
-          <w:szCs w:val="24"/>
-          <w:lang w:val="fr-FR"/>
-        </w:rPr>
-        <w:t>Lab</w:t>
-      </w:r>
-      <w:proofErr w:type="spellEnd"/>
+        <w:t>, scénario après scénario. Au Lab</w:t>
+      </w:r>
+      <w:r>
+        <w:rPr>
+          <w:rFonts w:ascii="Times New Roman" w:hAnsi="Times New Roman" w:cs="Times New Roman"/>
+          <w:sz w:val="24"/>
+          <w:szCs w:val="24"/>
+          <w:lang w:val="fr-FR"/>
+        </w:rPr>
+        <w:t>oratoire</w:t>
+      </w:r>
       <w:r>
         <w:rPr>
           <w:rFonts w:ascii="Times New Roman" w:hAnsi="Times New Roman" w:cs="Times New Roman"/>
@@ -2516,6 +2679,7 @@
     </w:p>
     <w:p>
       <w:pPr>
+        <w:jc w:val="both"/>
         <w:rPr>
           <w:rFonts w:ascii="Times New Roman" w:hAnsi="Times New Roman" w:cs="Times New Roman"/>
           <w:sz w:val="24"/>
@@ -2575,6 +2739,7 @@
     </w:p>
     <w:p>
       <w:pPr>
+        <w:jc w:val="both"/>
         <w:rPr>
           <w:rFonts w:ascii="Times New Roman" w:hAnsi="Times New Roman" w:cs="Times New Roman"/>
           <w:sz w:val="24"/>
@@ -2621,7 +2786,7 @@
         </w:rPr>
       </w:pPr>
       <w:bookmarkStart w:id="2" w:name="_Toc243649348"/>
-      <w:bookmarkStart w:id="3" w:name="_Toc243917040"/>
+      <w:bookmarkStart w:id="3" w:name="_Toc243962844"/>
       <w:r>
         <w:rPr>
           <w:rFonts w:ascii="Times New Roman" w:hAnsi="Times New Roman" w:cs="Times New Roman"/>
@@ -2634,6 +2799,7 @@
     </w:p>
     <w:p>
       <w:pPr>
+        <w:jc w:val="both"/>
         <w:rPr>
           <w:rFonts w:ascii="Times New Roman" w:hAnsi="Times New Roman" w:cs="Times New Roman"/>
           <w:sz w:val="24"/>
@@ -2703,6 +2869,7 @@
       <w:pPr>
         <w:keepNext/>
         <w:spacing w:after="60"/>
+        <w:jc w:val="center"/>
         <w:rPr>
           <w:rFonts w:ascii="Times New Roman" w:hAnsi="Times New Roman" w:cs="Times New Roman"/>
           <w:sz w:val="24"/>
@@ -2803,7 +2970,6 @@
                 <w:szCs w:val="24"/>
               </w:rPr>
             </w:pPr>
-            <w:proofErr w:type="spellStart"/>
             <w:r>
               <w:rPr>
                 <w:rFonts w:ascii="Times New Roman" w:hAnsi="Times New Roman" w:cs="Times New Roman"/>
@@ -2813,7 +2979,6 @@
               </w:rPr>
               <w:t>Décision</w:t>
             </w:r>
-            <w:proofErr w:type="spellEnd"/>
           </w:p>
         </w:tc>
         <w:tc>
@@ -2831,7 +2996,6 @@
                 <w:szCs w:val="24"/>
               </w:rPr>
             </w:pPr>
-            <w:proofErr w:type="spellStart"/>
             <w:r>
               <w:rPr>
                 <w:rFonts w:ascii="Times New Roman" w:hAnsi="Times New Roman" w:cs="Times New Roman"/>
@@ -2841,7 +3005,6 @@
               </w:rPr>
               <w:t>Tâche</w:t>
             </w:r>
-            <w:proofErr w:type="spellEnd"/>
           </w:p>
         </w:tc>
       </w:tr>
@@ -2907,7 +3070,6 @@
                 <w:szCs w:val="24"/>
               </w:rPr>
             </w:pPr>
-            <w:proofErr w:type="spellStart"/>
             <w:r>
               <w:rPr>
                 <w:rFonts w:ascii="Times New Roman" w:hAnsi="Times New Roman" w:cs="Times New Roman"/>
@@ -2915,17 +3077,7 @@
                 <w:sz w:val="24"/>
                 <w:szCs w:val="24"/>
               </w:rPr>
-              <w:t>SystemeTickets.ticketsAssignesA</w:t>
-            </w:r>
-            <w:proofErr w:type="spellEnd"/>
-            <w:r>
-              <w:rPr>
-                <w:rFonts w:ascii="Times New Roman" w:hAnsi="Times New Roman" w:cs="Times New Roman"/>
-                <w:color w:val="24292E"/>
-                <w:sz w:val="24"/>
-                <w:szCs w:val="24"/>
-              </w:rPr>
-              <w:t>(user)</w:t>
+              <w:t>SystemeTickets.ticketsAssignesA(user)</w:t>
             </w:r>
             <w:r>
               <w:rPr>
@@ -3458,7 +3610,6 @@
                 <w:szCs w:val="24"/>
               </w:rPr>
             </w:pPr>
-            <w:proofErr w:type="spellStart"/>
             <w:r>
               <w:rPr>
                 <w:rFonts w:ascii="Times New Roman" w:hAnsi="Times New Roman" w:cs="Times New Roman"/>
@@ -3466,9 +3617,16 @@
                 <w:sz w:val="24"/>
                 <w:szCs w:val="24"/>
               </w:rPr>
-              <w:t>SessionEdition.abandonner</w:t>
-            </w:r>
-            <w:proofErr w:type="spellEnd"/>
+              <w:t>SessionEdition.abandonner()</w:t>
+            </w:r>
+            <w:r>
+              <w:rPr>
+                <w:rFonts w:ascii="Times New Roman" w:hAnsi="Times New Roman" w:cs="Times New Roman"/>
+                <w:sz w:val="24"/>
+                <w:szCs w:val="24"/>
+              </w:rPr>
+              <w:t xml:space="preserve"> et </w:t>
+            </w:r>
             <w:r>
               <w:rPr>
                 <w:rFonts w:ascii="Times New Roman" w:hAnsi="Times New Roman" w:cs="Times New Roman"/>
@@ -3476,27 +3634,8 @@
                 <w:sz w:val="24"/>
                 <w:szCs w:val="24"/>
               </w:rPr>
-              <w:t>()</w:t>
-            </w:r>
-            <w:r>
-              <w:rPr>
-                <w:rFonts w:ascii="Times New Roman" w:hAnsi="Times New Roman" w:cs="Times New Roman"/>
-                <w:sz w:val="24"/>
-                <w:szCs w:val="24"/>
-              </w:rPr>
-              <w:t xml:space="preserve"> et </w:t>
-            </w:r>
-            <w:proofErr w:type="spellStart"/>
-            <w:r>
-              <w:rPr>
-                <w:rFonts w:ascii="Times New Roman" w:hAnsi="Times New Roman" w:cs="Times New Roman"/>
-                <w:color w:val="24292E"/>
-                <w:sz w:val="24"/>
-                <w:szCs w:val="24"/>
-              </w:rPr>
               <w:t>estOuverte</w:t>
             </w:r>
-            <w:proofErr w:type="spellEnd"/>
             <w:r>
               <w:rPr>
                 <w:rFonts w:ascii="Times New Roman" w:hAnsi="Times New Roman" w:cs="Times New Roman"/>
@@ -3708,7 +3847,6 @@
               </w:rPr>
               <w:t xml:space="preserve">Patron </w:t>
             </w:r>
-            <w:proofErr w:type="spellStart"/>
             <w:proofErr w:type="gramStart"/>
             <w:r>
               <w:rPr>
@@ -3716,16 +3854,7 @@
                 <w:sz w:val="24"/>
                 <w:szCs w:val="24"/>
               </w:rPr>
-              <w:t>Observateur</w:t>
-            </w:r>
-            <w:proofErr w:type="spellEnd"/>
-            <w:r>
-              <w:rPr>
-                <w:rFonts w:ascii="Times New Roman" w:hAnsi="Times New Roman" w:cs="Times New Roman"/>
-                <w:sz w:val="24"/>
-                <w:szCs w:val="24"/>
-              </w:rPr>
-              <w:t> :</w:t>
+              <w:t>Observateur :</w:t>
             </w:r>
             <w:proofErr w:type="gramEnd"/>
             <w:r>
@@ -3736,7 +3865,6 @@
               </w:rPr>
               <w:t xml:space="preserve"> </w:t>
             </w:r>
-            <w:proofErr w:type="spellStart"/>
             <w:r>
               <w:rPr>
                 <w:rFonts w:ascii="Times New Roman" w:hAnsi="Times New Roman" w:cs="Times New Roman"/>
@@ -3746,7 +3874,6 @@
               </w:rPr>
               <w:t>ObservateurTickets</w:t>
             </w:r>
-            <w:proofErr w:type="spellEnd"/>
             <w:r>
               <w:rPr>
                 <w:rFonts w:ascii="Times New Roman" w:hAnsi="Times New Roman" w:cs="Times New Roman"/>
@@ -3755,7 +3882,6 @@
               </w:rPr>
               <w:t xml:space="preserve">, </w:t>
             </w:r>
-            <w:proofErr w:type="spellStart"/>
             <w:r>
               <w:rPr>
                 <w:rFonts w:ascii="Times New Roman" w:hAnsi="Times New Roman" w:cs="Times New Roman"/>
@@ -3765,34 +3891,14 @@
               </w:rPr>
               <w:t>SujetTickets</w:t>
             </w:r>
-            <w:proofErr w:type="spellEnd"/>
-            <w:r>
-              <w:rPr>
-                <w:rFonts w:ascii="Times New Roman" w:hAnsi="Times New Roman" w:cs="Times New Roman"/>
-                <w:sz w:val="24"/>
-                <w:szCs w:val="24"/>
-              </w:rPr>
-              <w:t xml:space="preserve">, </w:t>
-            </w:r>
-            <w:proofErr w:type="spellStart"/>
-            <w:r>
-              <w:rPr>
-                <w:rFonts w:ascii="Times New Roman" w:hAnsi="Times New Roman" w:cs="Times New Roman"/>
-                <w:sz w:val="24"/>
-                <w:szCs w:val="24"/>
-              </w:rPr>
-              <w:t>relais</w:t>
-            </w:r>
-            <w:proofErr w:type="spellEnd"/>
-            <w:r>
-              <w:rPr>
-                <w:rFonts w:ascii="Times New Roman" w:hAnsi="Times New Roman" w:cs="Times New Roman"/>
-                <w:sz w:val="24"/>
-                <w:szCs w:val="24"/>
-              </w:rPr>
-              <w:t xml:space="preserve"> par </w:t>
-            </w:r>
-            <w:proofErr w:type="spellStart"/>
+            <w:r>
+              <w:rPr>
+                <w:rFonts w:ascii="Times New Roman" w:hAnsi="Times New Roman" w:cs="Times New Roman"/>
+                <w:sz w:val="24"/>
+                <w:szCs w:val="24"/>
+              </w:rPr>
+              <w:t xml:space="preserve">, relais par </w:t>
+            </w:r>
             <w:r>
               <w:rPr>
                 <w:rFonts w:ascii="Times New Roman" w:hAnsi="Times New Roman" w:cs="Times New Roman"/>
@@ -3802,7 +3908,6 @@
               </w:rPr>
               <w:t>SystemeTickets</w:t>
             </w:r>
-            <w:proofErr w:type="spellEnd"/>
             <w:r>
               <w:rPr>
                 <w:rFonts w:ascii="Times New Roman" w:hAnsi="Times New Roman" w:cs="Times New Roman"/>
@@ -4146,6 +4251,7 @@
     </w:p>
     <w:p>
       <w:pPr>
+        <w:jc w:val="both"/>
         <w:rPr>
           <w:rFonts w:ascii="Times New Roman" w:hAnsi="Times New Roman" w:cs="Times New Roman"/>
           <w:sz w:val="24"/>
@@ -4246,7 +4352,7 @@
         </w:rPr>
       </w:pPr>
       <w:bookmarkStart w:id="4" w:name="_Toc243649349"/>
-      <w:bookmarkStart w:id="5" w:name="_Toc243917041"/>
+      <w:bookmarkStart w:id="5" w:name="_Toc243962845"/>
       <w:r>
         <w:rPr>
           <w:rFonts w:ascii="Times New Roman" w:hAnsi="Times New Roman" w:cs="Times New Roman"/>
@@ -4266,7 +4372,7 @@
         </w:rPr>
       </w:pPr>
       <w:bookmarkStart w:id="6" w:name="_Toc243649350"/>
-      <w:bookmarkStart w:id="7" w:name="_Toc243917042"/>
+      <w:bookmarkStart w:id="7" w:name="_Toc243962846"/>
       <w:r>
         <w:rPr>
           <w:rFonts w:ascii="Times New Roman" w:hAnsi="Times New Roman" w:cs="Times New Roman"/>
@@ -4279,6 +4385,7 @@
     </w:p>
     <w:p>
       <w:pPr>
+        <w:jc w:val="both"/>
         <w:rPr>
           <w:rFonts w:ascii="Times New Roman" w:hAnsi="Times New Roman" w:cs="Times New Roman"/>
           <w:sz w:val="24"/>
@@ -4374,6 +4481,7 @@
       <w:pPr>
         <w:keepNext/>
         <w:spacing w:after="60"/>
+        <w:jc w:val="center"/>
         <w:rPr>
           <w:rFonts w:ascii="Times New Roman" w:hAnsi="Times New Roman" w:cs="Times New Roman"/>
           <w:sz w:val="24"/>
@@ -4451,7 +4559,6 @@
                 <w:szCs w:val="24"/>
               </w:rPr>
             </w:pPr>
-            <w:proofErr w:type="spellStart"/>
             <w:r>
               <w:rPr>
                 <w:rFonts w:ascii="Times New Roman" w:hAnsi="Times New Roman" w:cs="Times New Roman"/>
@@ -4461,7 +4568,6 @@
               </w:rPr>
               <w:t>Paquets</w:t>
             </w:r>
-            <w:proofErr w:type="spellEnd"/>
           </w:p>
         </w:tc>
         <w:tc>
@@ -4511,7 +4617,6 @@
                 <w:szCs w:val="24"/>
               </w:rPr>
             </w:pPr>
-            <w:proofErr w:type="spellStart"/>
             <w:r>
               <w:rPr>
                 <w:rFonts w:ascii="Times New Roman" w:hAnsi="Times New Roman" w:cs="Times New Roman"/>
@@ -4520,7 +4625,6 @@
               </w:rPr>
               <w:t>Modèle</w:t>
             </w:r>
-            <w:proofErr w:type="spellEnd"/>
           </w:p>
         </w:tc>
         <w:tc>
@@ -4759,7 +4863,6 @@
                 <w:szCs w:val="24"/>
               </w:rPr>
             </w:pPr>
-            <w:proofErr w:type="spellStart"/>
             <w:r>
               <w:rPr>
                 <w:rFonts w:ascii="Times New Roman" w:hAnsi="Times New Roman" w:cs="Times New Roman"/>
@@ -4767,29 +4870,8 @@
                 <w:sz w:val="24"/>
                 <w:szCs w:val="24"/>
               </w:rPr>
-              <w:t>ihm</w:t>
-            </w:r>
-            <w:proofErr w:type="spellEnd"/>
-            <w:r>
-              <w:rPr>
-                <w:rFonts w:ascii="Times New Roman" w:hAnsi="Times New Roman" w:cs="Times New Roman"/>
-                <w:color w:val="24292E"/>
-                <w:sz w:val="24"/>
-                <w:szCs w:val="24"/>
-              </w:rPr>
-              <w:t>/</w:t>
-            </w:r>
-            <w:proofErr w:type="spellStart"/>
-            <w:r>
-              <w:rPr>
-                <w:rFonts w:ascii="Times New Roman" w:hAnsi="Times New Roman" w:cs="Times New Roman"/>
-                <w:color w:val="24292E"/>
-                <w:sz w:val="24"/>
-                <w:szCs w:val="24"/>
-              </w:rPr>
-              <w:t>vues</w:t>
-            </w:r>
-            <w:proofErr w:type="spellEnd"/>
+              <w:t>ihm/vues</w:t>
+            </w:r>
           </w:p>
         </w:tc>
         <w:tc>
@@ -4821,43 +4903,7 @@
                 <w:sz w:val="24"/>
                 <w:szCs w:val="24"/>
               </w:rPr>
-              <w:t xml:space="preserve">Une </w:t>
-            </w:r>
-            <w:proofErr w:type="spellStart"/>
-            <w:r>
-              <w:rPr>
-                <w:rFonts w:ascii="Times New Roman" w:hAnsi="Times New Roman" w:cs="Times New Roman"/>
-                <w:sz w:val="24"/>
-                <w:szCs w:val="24"/>
-              </w:rPr>
-              <w:t>vue</w:t>
-            </w:r>
-            <w:proofErr w:type="spellEnd"/>
-            <w:r>
-              <w:rPr>
-                <w:rFonts w:ascii="Times New Roman" w:hAnsi="Times New Roman" w:cs="Times New Roman"/>
-                <w:sz w:val="24"/>
-                <w:szCs w:val="24"/>
-              </w:rPr>
-              <w:t xml:space="preserve"> ne le </w:t>
-            </w:r>
-            <w:proofErr w:type="spellStart"/>
-            <w:r>
-              <w:rPr>
-                <w:rFonts w:ascii="Times New Roman" w:hAnsi="Times New Roman" w:cs="Times New Roman"/>
-                <w:sz w:val="24"/>
-                <w:szCs w:val="24"/>
-              </w:rPr>
-              <w:t>modifie</w:t>
-            </w:r>
-            <w:proofErr w:type="spellEnd"/>
-            <w:r>
-              <w:rPr>
-                <w:rFonts w:ascii="Times New Roman" w:hAnsi="Times New Roman" w:cs="Times New Roman"/>
-                <w:sz w:val="24"/>
-                <w:szCs w:val="24"/>
-              </w:rPr>
-              <w:t xml:space="preserve"> jamais.</w:t>
+              <w:t>Une vue ne le modifie jamais.</w:t>
             </w:r>
           </w:p>
         </w:tc>
@@ -4879,7 +4925,6 @@
                 <w:szCs w:val="24"/>
               </w:rPr>
             </w:pPr>
-            <w:proofErr w:type="spellStart"/>
             <w:r>
               <w:rPr>
                 <w:rFonts w:ascii="Times New Roman" w:hAnsi="Times New Roman" w:cs="Times New Roman"/>
@@ -4888,7 +4933,6 @@
               </w:rPr>
               <w:t>Contrôleurs</w:t>
             </w:r>
-            <w:proofErr w:type="spellEnd"/>
           </w:p>
         </w:tc>
         <w:tc>
@@ -4904,7 +4948,6 @@
                 <w:szCs w:val="24"/>
               </w:rPr>
             </w:pPr>
-            <w:proofErr w:type="spellStart"/>
             <w:r>
               <w:rPr>
                 <w:rFonts w:ascii="Times New Roman" w:hAnsi="Times New Roman" w:cs="Times New Roman"/>
@@ -4912,29 +4955,8 @@
                 <w:sz w:val="24"/>
                 <w:szCs w:val="24"/>
               </w:rPr>
-              <w:t>ihm</w:t>
-            </w:r>
-            <w:proofErr w:type="spellEnd"/>
-            <w:r>
-              <w:rPr>
-                <w:rFonts w:ascii="Times New Roman" w:hAnsi="Times New Roman" w:cs="Times New Roman"/>
-                <w:color w:val="24292E"/>
-                <w:sz w:val="24"/>
-                <w:szCs w:val="24"/>
-              </w:rPr>
-              <w:t>/</w:t>
-            </w:r>
-            <w:proofErr w:type="spellStart"/>
-            <w:r>
-              <w:rPr>
-                <w:rFonts w:ascii="Times New Roman" w:hAnsi="Times New Roman" w:cs="Times New Roman"/>
-                <w:color w:val="24292E"/>
-                <w:sz w:val="24"/>
-                <w:szCs w:val="24"/>
-              </w:rPr>
-              <w:t>controleurs</w:t>
-            </w:r>
-            <w:proofErr w:type="spellEnd"/>
+              <w:t>ihm/controleurs</w:t>
+            </w:r>
           </w:p>
         </w:tc>
         <w:tc>
@@ -5026,7 +5048,6 @@
               </w:rPr>
               <w:t xml:space="preserve">Jamais </w:t>
             </w:r>
-            <w:proofErr w:type="spellStart"/>
             <w:proofErr w:type="gramStart"/>
             <w:r>
               <w:rPr>
@@ -5037,7 +5058,6 @@
               </w:rPr>
               <w:t>ticket.updateStatus</w:t>
             </w:r>
-            <w:proofErr w:type="spellEnd"/>
             <w:proofErr w:type="gramEnd"/>
             <w:r>
               <w:rPr>
@@ -5056,7 +5076,6 @@
               </w:rPr>
               <w:t xml:space="preserve">, </w:t>
             </w:r>
-            <w:proofErr w:type="spellStart"/>
             <w:proofErr w:type="gramStart"/>
             <w:r>
               <w:rPr>
@@ -5065,9 +5084,9 @@
                 <w:sz w:val="24"/>
                 <w:szCs w:val="24"/>
               </w:rPr>
-              <w:t>setEtat</w:t>
-            </w:r>
-            <w:proofErr w:type="spellEnd"/>
+              <w:t>setEtat(</w:t>
+            </w:r>
+            <w:proofErr w:type="gramEnd"/>
             <w:r>
               <w:rPr>
                 <w:rFonts w:ascii="Times New Roman" w:hAnsi="Times New Roman" w:cs="Times New Roman"/>
@@ -5075,16 +5094,6 @@
                 <w:sz w:val="24"/>
                 <w:szCs w:val="24"/>
               </w:rPr>
-              <w:t>(</w:t>
-            </w:r>
-            <w:proofErr w:type="gramEnd"/>
-            <w:r>
-              <w:rPr>
-                <w:rFonts w:ascii="Times New Roman" w:hAnsi="Times New Roman" w:cs="Times New Roman"/>
-                <w:color w:val="24292E"/>
-                <w:sz w:val="24"/>
-                <w:szCs w:val="24"/>
-              </w:rPr>
               <w:t>)</w:t>
             </w:r>
             <w:r>
@@ -5093,61 +5102,7 @@
                 <w:sz w:val="24"/>
                 <w:szCs w:val="24"/>
               </w:rPr>
-              <w:t xml:space="preserve"> </w:t>
-            </w:r>
-            <w:proofErr w:type="spellStart"/>
-            <w:r>
-              <w:rPr>
-                <w:rFonts w:ascii="Times New Roman" w:hAnsi="Times New Roman" w:cs="Times New Roman"/>
-                <w:sz w:val="24"/>
-                <w:szCs w:val="24"/>
-              </w:rPr>
-              <w:t>ni</w:t>
-            </w:r>
-            <w:proofErr w:type="spellEnd"/>
-            <w:r>
-              <w:rPr>
-                <w:rFonts w:ascii="Times New Roman" w:hAnsi="Times New Roman" w:cs="Times New Roman"/>
-                <w:sz w:val="24"/>
-                <w:szCs w:val="24"/>
-              </w:rPr>
-              <w:t xml:space="preserve"> un </w:t>
-            </w:r>
-            <w:proofErr w:type="spellStart"/>
-            <w:r>
-              <w:rPr>
-                <w:rFonts w:ascii="Times New Roman" w:hAnsi="Times New Roman" w:cs="Times New Roman"/>
-                <w:sz w:val="24"/>
-                <w:szCs w:val="24"/>
-              </w:rPr>
-              <w:t>attribut</w:t>
-            </w:r>
-            <w:proofErr w:type="spellEnd"/>
-            <w:r>
-              <w:rPr>
-                <w:rFonts w:ascii="Times New Roman" w:hAnsi="Times New Roman" w:cs="Times New Roman"/>
-                <w:sz w:val="24"/>
-                <w:szCs w:val="24"/>
-              </w:rPr>
-              <w:t xml:space="preserve"> </w:t>
-            </w:r>
-            <w:proofErr w:type="spellStart"/>
-            <w:r>
-              <w:rPr>
-                <w:rFonts w:ascii="Times New Roman" w:hAnsi="Times New Roman" w:cs="Times New Roman"/>
-                <w:sz w:val="24"/>
-                <w:szCs w:val="24"/>
-              </w:rPr>
-              <w:t>privé</w:t>
-            </w:r>
-            <w:proofErr w:type="spellEnd"/>
-            <w:r>
-              <w:rPr>
-                <w:rFonts w:ascii="Times New Roman" w:hAnsi="Times New Roman" w:cs="Times New Roman"/>
-                <w:sz w:val="24"/>
-                <w:szCs w:val="24"/>
-              </w:rPr>
-              <w:t>.</w:t>
+              <w:t xml:space="preserve"> ni un attribut privé.</w:t>
             </w:r>
           </w:p>
         </w:tc>
@@ -5156,6 +5111,7 @@
     <w:p>
       <w:pPr>
         <w:spacing w:after="40"/>
+        <w:jc w:val="both"/>
         <w:rPr>
           <w:rFonts w:ascii="Times New Roman" w:hAnsi="Times New Roman" w:cs="Times New Roman"/>
           <w:sz w:val="24"/>
@@ -5165,6 +5121,7 @@
     </w:p>
     <w:p>
       <w:pPr>
+        <w:jc w:val="both"/>
         <w:rPr>
           <w:rFonts w:ascii="Times New Roman" w:hAnsi="Times New Roman" w:cs="Times New Roman"/>
           <w:sz w:val="24"/>
@@ -5347,6 +5304,7 @@
     </w:p>
     <w:p>
       <w:pPr>
+        <w:jc w:val="both"/>
         <w:rPr>
           <w:rFonts w:ascii="Times New Roman" w:hAnsi="Times New Roman" w:cs="Times New Roman"/>
           <w:sz w:val="24"/>
@@ -5405,7 +5363,7 @@
         </w:rPr>
       </w:pPr>
       <w:bookmarkStart w:id="8" w:name="_Toc243649351"/>
-      <w:bookmarkStart w:id="9" w:name="_Toc243917043"/>
+      <w:bookmarkStart w:id="9" w:name="_Toc243962847"/>
       <w:r>
         <w:rPr>
           <w:rFonts w:ascii="Times New Roman" w:hAnsi="Times New Roman" w:cs="Times New Roman"/>
@@ -5419,6 +5377,7 @@
     </w:p>
     <w:p>
       <w:pPr>
+        <w:jc w:val="both"/>
         <w:rPr>
           <w:rFonts w:ascii="Times New Roman" w:hAnsi="Times New Roman" w:cs="Times New Roman"/>
           <w:sz w:val="24"/>
@@ -5461,6 +5420,7 @@
       <w:pPr>
         <w:keepNext/>
         <w:spacing w:after="60"/>
+        <w:jc w:val="center"/>
         <w:rPr>
           <w:rFonts w:ascii="Times New Roman" w:hAnsi="Times New Roman" w:cs="Times New Roman"/>
           <w:sz w:val="24"/>
@@ -5512,7 +5472,6 @@
                 <w:szCs w:val="24"/>
               </w:rPr>
             </w:pPr>
-            <w:proofErr w:type="spellStart"/>
             <w:r>
               <w:rPr>
                 <w:rFonts w:ascii="Times New Roman" w:hAnsi="Times New Roman" w:cs="Times New Roman"/>
@@ -5522,7 +5481,6 @@
               </w:rPr>
               <w:t>Fenêtre</w:t>
             </w:r>
-            <w:proofErr w:type="spellEnd"/>
           </w:p>
         </w:tc>
         <w:tc>
@@ -5547,19 +5505,8 @@
                 <w:sz w:val="24"/>
                 <w:szCs w:val="24"/>
               </w:rPr>
-              <w:t xml:space="preserve">Vue et </w:t>
-            </w:r>
-            <w:proofErr w:type="spellStart"/>
-            <w:r>
-              <w:rPr>
-                <w:rFonts w:ascii="Times New Roman" w:hAnsi="Times New Roman" w:cs="Times New Roman"/>
-                <w:b/>
-                <w:sz w:val="24"/>
-                <w:szCs w:val="24"/>
-              </w:rPr>
-              <w:t>constructeur</w:t>
-            </w:r>
-            <w:proofErr w:type="spellEnd"/>
+              <w:t>Vue et constructeur</w:t>
+            </w:r>
           </w:p>
         </w:tc>
         <w:tc>
@@ -5577,7 +5524,6 @@
                 <w:szCs w:val="24"/>
               </w:rPr>
             </w:pPr>
-            <w:proofErr w:type="spellStart"/>
             <w:r>
               <w:rPr>
                 <w:rFonts w:ascii="Times New Roman" w:hAnsi="Times New Roman" w:cs="Times New Roman"/>
@@ -5587,7 +5533,6 @@
               </w:rPr>
               <w:t>Contrôleur</w:t>
             </w:r>
-            <w:proofErr w:type="spellEnd"/>
           </w:p>
         </w:tc>
       </w:tr>
@@ -5615,18 +5560,8 @@
                 <w:sz w:val="24"/>
                 <w:szCs w:val="24"/>
               </w:rPr>
-              <w:t xml:space="preserve">F1 </w:t>
-            </w:r>
-            <w:proofErr w:type="spellStart"/>
-            <w:r>
-              <w:rPr>
-                <w:rFonts w:ascii="Times New Roman" w:hAnsi="Times New Roman" w:cs="Times New Roman"/>
-                <w:sz w:val="24"/>
-                <w:szCs w:val="24"/>
-              </w:rPr>
-              <w:t>Connexion</w:t>
-            </w:r>
-            <w:proofErr w:type="spellEnd"/>
+              <w:t>F1 Connexion</w:t>
+            </w:r>
           </w:p>
         </w:tc>
         <w:tc>
@@ -5643,7 +5578,6 @@
                 <w:szCs w:val="24"/>
               </w:rPr>
             </w:pPr>
-            <w:proofErr w:type="spellStart"/>
             <w:proofErr w:type="gramStart"/>
             <w:r>
               <w:rPr>
@@ -5652,17 +5586,7 @@
                 <w:sz w:val="24"/>
                 <w:szCs w:val="24"/>
               </w:rPr>
-              <w:t>VueConnexion</w:t>
-            </w:r>
-            <w:proofErr w:type="spellEnd"/>
-            <w:r>
-              <w:rPr>
-                <w:rFonts w:ascii="Times New Roman" w:hAnsi="Times New Roman" w:cs="Times New Roman"/>
-                <w:color w:val="24292E"/>
-                <w:sz w:val="24"/>
-                <w:szCs w:val="24"/>
-              </w:rPr>
-              <w:t>(</w:t>
+              <w:t>VueConnexion(</w:t>
             </w:r>
             <w:proofErr w:type="gramEnd"/>
             <w:r>
@@ -5690,7 +5614,6 @@
                 <w:szCs w:val="24"/>
               </w:rPr>
             </w:pPr>
-            <w:proofErr w:type="spellStart"/>
             <w:r>
               <w:rPr>
                 <w:rFonts w:ascii="Times New Roman" w:hAnsi="Times New Roman" w:cs="Times New Roman"/>
@@ -5700,7 +5623,6 @@
               </w:rPr>
               <w:t>ControleurPrincipal</w:t>
             </w:r>
-            <w:proofErr w:type="spellEnd"/>
           </w:p>
         </w:tc>
       </w:tr>
@@ -5728,25 +5650,7 @@
                 <w:sz w:val="24"/>
                 <w:szCs w:val="24"/>
               </w:rPr>
-              <w:t xml:space="preserve">F2 </w:t>
-            </w:r>
-            <w:proofErr w:type="spellStart"/>
-            <w:r>
-              <w:rPr>
-                <w:rFonts w:ascii="Times New Roman" w:hAnsi="Times New Roman" w:cs="Times New Roman"/>
-                <w:sz w:val="24"/>
-                <w:szCs w:val="24"/>
-              </w:rPr>
-              <w:t>Liste</w:t>
-            </w:r>
-            <w:proofErr w:type="spellEnd"/>
-            <w:r>
-              <w:rPr>
-                <w:rFonts w:ascii="Times New Roman" w:hAnsi="Times New Roman" w:cs="Times New Roman"/>
-                <w:sz w:val="24"/>
-                <w:szCs w:val="24"/>
-              </w:rPr>
-              <w:t xml:space="preserve"> Admin</w:t>
+              <w:t>F2 Liste Admin</w:t>
             </w:r>
           </w:p>
         </w:tc>
@@ -5764,7 +5668,6 @@
                 <w:szCs w:val="24"/>
               </w:rPr>
             </w:pPr>
-            <w:proofErr w:type="spellStart"/>
             <w:proofErr w:type="gramStart"/>
             <w:r>
               <w:rPr>
@@ -5773,9 +5676,9 @@
                 <w:sz w:val="24"/>
                 <w:szCs w:val="24"/>
               </w:rPr>
-              <w:t>VueListeAdmin</w:t>
-            </w:r>
-            <w:proofErr w:type="spellEnd"/>
+              <w:t>VueListeAdmin(</w:t>
+            </w:r>
+            <w:proofErr w:type="gramEnd"/>
             <w:r>
               <w:rPr>
                 <w:rFonts w:ascii="Times New Roman" w:hAnsi="Times New Roman" w:cs="Times New Roman"/>
@@ -5783,37 +5686,7 @@
                 <w:sz w:val="24"/>
                 <w:szCs w:val="24"/>
               </w:rPr>
-              <w:t>(</w:t>
-            </w:r>
-            <w:proofErr w:type="gramEnd"/>
-            <w:r>
-              <w:rPr>
-                <w:rFonts w:ascii="Times New Roman" w:hAnsi="Times New Roman" w:cs="Times New Roman"/>
-                <w:color w:val="24292E"/>
-                <w:sz w:val="24"/>
-                <w:szCs w:val="24"/>
-              </w:rPr>
-              <w:t xml:space="preserve">parent, </w:t>
-            </w:r>
-            <w:proofErr w:type="spellStart"/>
-            <w:r>
-              <w:rPr>
-                <w:rFonts w:ascii="Times New Roman" w:hAnsi="Times New Roman" w:cs="Times New Roman"/>
-                <w:color w:val="24292E"/>
-                <w:sz w:val="24"/>
-                <w:szCs w:val="24"/>
-              </w:rPr>
-              <w:t>controleur</w:t>
-            </w:r>
-            <w:proofErr w:type="spellEnd"/>
-            <w:r>
-              <w:rPr>
-                <w:rFonts w:ascii="Times New Roman" w:hAnsi="Times New Roman" w:cs="Times New Roman"/>
-                <w:color w:val="24292E"/>
-                <w:sz w:val="24"/>
-                <w:szCs w:val="24"/>
-              </w:rPr>
-              <w:t>)</w:t>
+              <w:t>parent, controleur)</w:t>
             </w:r>
           </w:p>
         </w:tc>
@@ -5831,7 +5704,6 @@
                 <w:szCs w:val="24"/>
               </w:rPr>
             </w:pPr>
-            <w:proofErr w:type="spellStart"/>
             <w:proofErr w:type="gramStart"/>
             <w:r>
               <w:rPr>
@@ -5840,17 +5712,7 @@
                 <w:sz w:val="24"/>
                 <w:szCs w:val="24"/>
               </w:rPr>
-              <w:t>ControleurAdmin</w:t>
-            </w:r>
-            <w:proofErr w:type="spellEnd"/>
-            <w:r>
-              <w:rPr>
-                <w:rFonts w:ascii="Times New Roman" w:hAnsi="Times New Roman" w:cs="Times New Roman"/>
-                <w:color w:val="24292E"/>
-                <w:sz w:val="24"/>
-                <w:szCs w:val="24"/>
-              </w:rPr>
-              <w:t>(</w:t>
+              <w:t>ControleurAdmin(</w:t>
             </w:r>
             <w:proofErr w:type="gramEnd"/>
             <w:r>
@@ -5907,7 +5769,6 @@
                 <w:szCs w:val="24"/>
               </w:rPr>
             </w:pPr>
-            <w:proofErr w:type="spellStart"/>
             <w:proofErr w:type="gramStart"/>
             <w:r>
               <w:rPr>
@@ -5916,9 +5777,9 @@
                 <w:sz w:val="24"/>
                 <w:szCs w:val="24"/>
               </w:rPr>
-              <w:t>VueListeUser</w:t>
-            </w:r>
-            <w:proofErr w:type="spellEnd"/>
+              <w:t>VueListeUser(</w:t>
+            </w:r>
+            <w:proofErr w:type="gramEnd"/>
             <w:r>
               <w:rPr>
                 <w:rFonts w:ascii="Times New Roman" w:hAnsi="Times New Roman" w:cs="Times New Roman"/>
@@ -5926,37 +5787,7 @@
                 <w:sz w:val="24"/>
                 <w:szCs w:val="24"/>
               </w:rPr>
-              <w:t>(</w:t>
-            </w:r>
-            <w:proofErr w:type="gramEnd"/>
-            <w:r>
-              <w:rPr>
-                <w:rFonts w:ascii="Times New Roman" w:hAnsi="Times New Roman" w:cs="Times New Roman"/>
-                <w:color w:val="24292E"/>
-                <w:sz w:val="24"/>
-                <w:szCs w:val="24"/>
-              </w:rPr>
-              <w:t xml:space="preserve">parent, </w:t>
-            </w:r>
-            <w:proofErr w:type="spellStart"/>
-            <w:r>
-              <w:rPr>
-                <w:rFonts w:ascii="Times New Roman" w:hAnsi="Times New Roman" w:cs="Times New Roman"/>
-                <w:color w:val="24292E"/>
-                <w:sz w:val="24"/>
-                <w:szCs w:val="24"/>
-              </w:rPr>
-              <w:t>controleur</w:t>
-            </w:r>
-            <w:proofErr w:type="spellEnd"/>
-            <w:r>
-              <w:rPr>
-                <w:rFonts w:ascii="Times New Roman" w:hAnsi="Times New Roman" w:cs="Times New Roman"/>
-                <w:color w:val="24292E"/>
-                <w:sz w:val="24"/>
-                <w:szCs w:val="24"/>
-              </w:rPr>
-              <w:t>)</w:t>
+              <w:t>parent, controleur)</w:t>
             </w:r>
           </w:p>
         </w:tc>
@@ -5974,7 +5805,6 @@
                 <w:szCs w:val="24"/>
               </w:rPr>
             </w:pPr>
-            <w:proofErr w:type="spellStart"/>
             <w:proofErr w:type="gramStart"/>
             <w:r>
               <w:rPr>
@@ -5983,17 +5813,7 @@
                 <w:sz w:val="24"/>
                 <w:szCs w:val="24"/>
               </w:rPr>
-              <w:t>ControleurUser</w:t>
-            </w:r>
-            <w:proofErr w:type="spellEnd"/>
-            <w:r>
-              <w:rPr>
-                <w:rFonts w:ascii="Times New Roman" w:hAnsi="Times New Roman" w:cs="Times New Roman"/>
-                <w:color w:val="24292E"/>
-                <w:sz w:val="24"/>
-                <w:szCs w:val="24"/>
-              </w:rPr>
-              <w:t>(</w:t>
+              <w:t>ControleurUser(</w:t>
             </w:r>
             <w:proofErr w:type="gramEnd"/>
             <w:r>
@@ -6050,7 +5870,6 @@
                 <w:szCs w:val="24"/>
               </w:rPr>
             </w:pPr>
-            <w:proofErr w:type="spellStart"/>
             <w:proofErr w:type="gramStart"/>
             <w:r>
               <w:rPr>
@@ -6059,17 +5878,7 @@
                 <w:sz w:val="24"/>
                 <w:szCs w:val="24"/>
               </w:rPr>
-              <w:t>VueNouveauTicket</w:t>
-            </w:r>
-            <w:proofErr w:type="spellEnd"/>
-            <w:r>
-              <w:rPr>
-                <w:rFonts w:ascii="Times New Roman" w:hAnsi="Times New Roman" w:cs="Times New Roman"/>
-                <w:color w:val="24292E"/>
-                <w:sz w:val="24"/>
-                <w:szCs w:val="24"/>
-              </w:rPr>
-              <w:t>(</w:t>
+              <w:t>VueNouveauTicket(</w:t>
             </w:r>
             <w:proofErr w:type="gramEnd"/>
             <w:r>
@@ -6097,7 +5906,6 @@
                 <w:szCs w:val="24"/>
               </w:rPr>
             </w:pPr>
-            <w:proofErr w:type="spellStart"/>
             <w:r>
               <w:rPr>
                 <w:rFonts w:ascii="Times New Roman" w:hAnsi="Times New Roman" w:cs="Times New Roman"/>
@@ -6107,7 +5915,6 @@
               </w:rPr>
               <w:t>ControleurPrincipal</w:t>
             </w:r>
-            <w:proofErr w:type="spellEnd"/>
           </w:p>
         </w:tc>
       </w:tr>
@@ -6135,18 +5942,8 @@
                 <w:sz w:val="24"/>
                 <w:szCs w:val="24"/>
               </w:rPr>
-              <w:t xml:space="preserve">F5 </w:t>
-            </w:r>
-            <w:proofErr w:type="spellStart"/>
-            <w:r>
-              <w:rPr>
-                <w:rFonts w:ascii="Times New Roman" w:hAnsi="Times New Roman" w:cs="Times New Roman"/>
-                <w:sz w:val="24"/>
-                <w:szCs w:val="24"/>
-              </w:rPr>
-              <w:t>Éditeur</w:t>
-            </w:r>
-            <w:proofErr w:type="spellEnd"/>
+              <w:t>F5 Éditeur</w:t>
+            </w:r>
           </w:p>
         </w:tc>
         <w:tc>
@@ -6163,7 +5960,6 @@
                 <w:szCs w:val="24"/>
               </w:rPr>
             </w:pPr>
-            <w:proofErr w:type="spellStart"/>
             <w:proofErr w:type="gramStart"/>
             <w:r>
               <w:rPr>
@@ -6172,9 +5968,9 @@
                 <w:sz w:val="24"/>
                 <w:szCs w:val="24"/>
               </w:rPr>
-              <w:t>VueEdition</w:t>
-            </w:r>
-            <w:proofErr w:type="spellEnd"/>
+              <w:t>VueEdition(</w:t>
+            </w:r>
+            <w:proofErr w:type="gramEnd"/>
             <w:r>
               <w:rPr>
                 <w:rFonts w:ascii="Times New Roman" w:hAnsi="Times New Roman" w:cs="Times New Roman"/>
@@ -6182,37 +5978,7 @@
                 <w:sz w:val="24"/>
                 <w:szCs w:val="24"/>
               </w:rPr>
-              <w:t>(</w:t>
-            </w:r>
-            <w:proofErr w:type="gramEnd"/>
-            <w:r>
-              <w:rPr>
-                <w:rFonts w:ascii="Times New Roman" w:hAnsi="Times New Roman" w:cs="Times New Roman"/>
-                <w:color w:val="24292E"/>
-                <w:sz w:val="24"/>
-                <w:szCs w:val="24"/>
-              </w:rPr>
-              <w:t xml:space="preserve">parent, </w:t>
-            </w:r>
-            <w:proofErr w:type="spellStart"/>
-            <w:r>
-              <w:rPr>
-                <w:rFonts w:ascii="Times New Roman" w:hAnsi="Times New Roman" w:cs="Times New Roman"/>
-                <w:color w:val="24292E"/>
-                <w:sz w:val="24"/>
-                <w:szCs w:val="24"/>
-              </w:rPr>
-              <w:t>controleur</w:t>
-            </w:r>
-            <w:proofErr w:type="spellEnd"/>
-            <w:r>
-              <w:rPr>
-                <w:rFonts w:ascii="Times New Roman" w:hAnsi="Times New Roman" w:cs="Times New Roman"/>
-                <w:color w:val="24292E"/>
-                <w:sz w:val="24"/>
-                <w:szCs w:val="24"/>
-              </w:rPr>
-              <w:t>)</w:t>
+              <w:t>parent, controleur)</w:t>
             </w:r>
           </w:p>
         </w:tc>
@@ -6230,7 +5996,6 @@
                 <w:szCs w:val="24"/>
               </w:rPr>
             </w:pPr>
-            <w:proofErr w:type="spellStart"/>
             <w:proofErr w:type="gramStart"/>
             <w:r>
               <w:rPr>
@@ -6239,17 +6004,7 @@
                 <w:sz w:val="24"/>
                 <w:szCs w:val="24"/>
               </w:rPr>
-              <w:t>ControleurEdition</w:t>
-            </w:r>
-            <w:proofErr w:type="spellEnd"/>
-            <w:r>
-              <w:rPr>
-                <w:rFonts w:ascii="Times New Roman" w:hAnsi="Times New Roman" w:cs="Times New Roman"/>
-                <w:color w:val="24292E"/>
-                <w:sz w:val="24"/>
-                <w:szCs w:val="24"/>
-              </w:rPr>
-              <w:t>(</w:t>
+              <w:t>ControleurEdition(</w:t>
             </w:r>
             <w:proofErr w:type="gramEnd"/>
             <w:r>
@@ -6288,18 +6043,8 @@
                 <w:sz w:val="24"/>
                 <w:szCs w:val="24"/>
               </w:rPr>
-              <w:t xml:space="preserve">F6 </w:t>
-            </w:r>
-            <w:proofErr w:type="spellStart"/>
-            <w:r>
-              <w:rPr>
-                <w:rFonts w:ascii="Times New Roman" w:hAnsi="Times New Roman" w:cs="Times New Roman"/>
-                <w:sz w:val="24"/>
-                <w:szCs w:val="24"/>
-              </w:rPr>
-              <w:t>Détail</w:t>
-            </w:r>
-            <w:proofErr w:type="spellEnd"/>
+              <w:t>F6 Détail</w:t>
+            </w:r>
           </w:p>
         </w:tc>
         <w:tc>
@@ -6316,7 +6061,6 @@
                 <w:szCs w:val="24"/>
               </w:rPr>
             </w:pPr>
-            <w:proofErr w:type="spellStart"/>
             <w:proofErr w:type="gramStart"/>
             <w:r>
               <w:rPr>
@@ -6325,9 +6069,9 @@
                 <w:sz w:val="24"/>
                 <w:szCs w:val="24"/>
               </w:rPr>
-              <w:t>VueDetail</w:t>
-            </w:r>
-            <w:proofErr w:type="spellEnd"/>
+              <w:t>VueDetail(</w:t>
+            </w:r>
+            <w:proofErr w:type="gramEnd"/>
             <w:r>
               <w:rPr>
                 <w:rFonts w:ascii="Times New Roman" w:hAnsi="Times New Roman" w:cs="Times New Roman"/>
@@ -6335,37 +6079,7 @@
                 <w:sz w:val="24"/>
                 <w:szCs w:val="24"/>
               </w:rPr>
-              <w:t>(</w:t>
-            </w:r>
-            <w:proofErr w:type="gramEnd"/>
-            <w:r>
-              <w:rPr>
-                <w:rFonts w:ascii="Times New Roman" w:hAnsi="Times New Roman" w:cs="Times New Roman"/>
-                <w:color w:val="24292E"/>
-                <w:sz w:val="24"/>
-                <w:szCs w:val="24"/>
-              </w:rPr>
-              <w:t xml:space="preserve">parent, </w:t>
-            </w:r>
-            <w:proofErr w:type="spellStart"/>
-            <w:r>
-              <w:rPr>
-                <w:rFonts w:ascii="Times New Roman" w:hAnsi="Times New Roman" w:cs="Times New Roman"/>
-                <w:color w:val="24292E"/>
-                <w:sz w:val="24"/>
-                <w:szCs w:val="24"/>
-              </w:rPr>
-              <w:t>systeme</w:t>
-            </w:r>
-            <w:proofErr w:type="spellEnd"/>
-            <w:r>
-              <w:rPr>
-                <w:rFonts w:ascii="Times New Roman" w:hAnsi="Times New Roman" w:cs="Times New Roman"/>
-                <w:color w:val="24292E"/>
-                <w:sz w:val="24"/>
-                <w:szCs w:val="24"/>
-              </w:rPr>
-              <w:t>, tickets, index)</w:t>
+              <w:t>parent, systeme, tickets, index)</w:t>
             </w:r>
           </w:p>
         </w:tc>
@@ -6383,41 +6097,13 @@
                 <w:szCs w:val="24"/>
               </w:rPr>
             </w:pPr>
-            <w:proofErr w:type="spellStart"/>
-            <w:r>
-              <w:rPr>
-                <w:rFonts w:ascii="Times New Roman" w:hAnsi="Times New Roman" w:cs="Times New Roman"/>
-                <w:sz w:val="24"/>
-                <w:szCs w:val="24"/>
-              </w:rPr>
-              <w:t>aucun</w:t>
-            </w:r>
-            <w:proofErr w:type="spellEnd"/>
-            <w:r>
-              <w:rPr>
-                <w:rFonts w:ascii="Times New Roman" w:hAnsi="Times New Roman" w:cs="Times New Roman"/>
-                <w:sz w:val="24"/>
-                <w:szCs w:val="24"/>
-              </w:rPr>
-              <w:t xml:space="preserve"> (lecture </w:t>
-            </w:r>
-            <w:proofErr w:type="spellStart"/>
-            <w:r>
-              <w:rPr>
-                <w:rFonts w:ascii="Times New Roman" w:hAnsi="Times New Roman" w:cs="Times New Roman"/>
-                <w:sz w:val="24"/>
-                <w:szCs w:val="24"/>
-              </w:rPr>
-              <w:t>seule</w:t>
-            </w:r>
-            <w:proofErr w:type="spellEnd"/>
-            <w:r>
-              <w:rPr>
-                <w:rFonts w:ascii="Times New Roman" w:hAnsi="Times New Roman" w:cs="Times New Roman"/>
-                <w:sz w:val="24"/>
-                <w:szCs w:val="24"/>
-              </w:rPr>
-              <w:t>)</w:t>
+            <w:r>
+              <w:rPr>
+                <w:rFonts w:ascii="Times New Roman" w:hAnsi="Times New Roman" w:cs="Times New Roman"/>
+                <w:sz w:val="24"/>
+                <w:szCs w:val="24"/>
+              </w:rPr>
+              <w:t>aucun (lecture seule)</w:t>
             </w:r>
           </w:p>
         </w:tc>
@@ -6464,7 +6150,6 @@
                 <w:szCs w:val="24"/>
               </w:rPr>
             </w:pPr>
-            <w:proofErr w:type="spellStart"/>
             <w:proofErr w:type="gramStart"/>
             <w:r>
               <w:rPr>
@@ -6473,9 +6158,9 @@
                 <w:sz w:val="24"/>
                 <w:szCs w:val="24"/>
               </w:rPr>
-              <w:t>VueLot</w:t>
-            </w:r>
-            <w:proofErr w:type="spellEnd"/>
+              <w:t>VueLot(</w:t>
+            </w:r>
+            <w:proofErr w:type="gramEnd"/>
             <w:r>
               <w:rPr>
                 <w:rFonts w:ascii="Times New Roman" w:hAnsi="Times New Roman" w:cs="Times New Roman"/>
@@ -6483,37 +6168,7 @@
                 <w:sz w:val="24"/>
                 <w:szCs w:val="24"/>
               </w:rPr>
-              <w:t>(</w:t>
-            </w:r>
-            <w:proofErr w:type="gramEnd"/>
-            <w:r>
-              <w:rPr>
-                <w:rFonts w:ascii="Times New Roman" w:hAnsi="Times New Roman" w:cs="Times New Roman"/>
-                <w:color w:val="24292E"/>
-                <w:sz w:val="24"/>
-                <w:szCs w:val="24"/>
-              </w:rPr>
-              <w:t xml:space="preserve">parent, </w:t>
-            </w:r>
-            <w:proofErr w:type="spellStart"/>
-            <w:r>
-              <w:rPr>
-                <w:rFonts w:ascii="Times New Roman" w:hAnsi="Times New Roman" w:cs="Times New Roman"/>
-                <w:color w:val="24292E"/>
-                <w:sz w:val="24"/>
-                <w:szCs w:val="24"/>
-              </w:rPr>
-              <w:t>controleur</w:t>
-            </w:r>
-            <w:proofErr w:type="spellEnd"/>
-            <w:r>
-              <w:rPr>
-                <w:rFonts w:ascii="Times New Roman" w:hAnsi="Times New Roman" w:cs="Times New Roman"/>
-                <w:color w:val="24292E"/>
-                <w:sz w:val="24"/>
-                <w:szCs w:val="24"/>
-              </w:rPr>
-              <w:t>, action, tickets)</w:t>
+              <w:t>parent, controleur, action, tickets)</w:t>
             </w:r>
           </w:p>
         </w:tc>
@@ -6531,7 +6186,6 @@
                 <w:szCs w:val="24"/>
               </w:rPr>
             </w:pPr>
-            <w:proofErr w:type="spellStart"/>
             <w:r>
               <w:rPr>
                 <w:rFonts w:ascii="Times New Roman" w:hAnsi="Times New Roman" w:cs="Times New Roman"/>
@@ -6541,7 +6195,6 @@
               </w:rPr>
               <w:t>ControleurAdmin</w:t>
             </w:r>
-            <w:proofErr w:type="spellEnd"/>
           </w:p>
         </w:tc>
       </w:tr>
@@ -6585,7 +6238,6 @@
                 <w:szCs w:val="24"/>
               </w:rPr>
             </w:pPr>
-            <w:proofErr w:type="spellStart"/>
             <w:proofErr w:type="gramStart"/>
             <w:r>
               <w:rPr>
@@ -6594,9 +6246,9 @@
                 <w:sz w:val="24"/>
                 <w:szCs w:val="24"/>
               </w:rPr>
-              <w:t>VueRapport</w:t>
-            </w:r>
-            <w:proofErr w:type="spellEnd"/>
+              <w:t>VueRapport(</w:t>
+            </w:r>
+            <w:proofErr w:type="gramEnd"/>
             <w:r>
               <w:rPr>
                 <w:rFonts w:ascii="Times New Roman" w:hAnsi="Times New Roman" w:cs="Times New Roman"/>
@@ -6604,37 +6256,7 @@
                 <w:sz w:val="24"/>
                 <w:szCs w:val="24"/>
               </w:rPr>
-              <w:t>(</w:t>
-            </w:r>
-            <w:proofErr w:type="gramEnd"/>
-            <w:r>
-              <w:rPr>
-                <w:rFonts w:ascii="Times New Roman" w:hAnsi="Times New Roman" w:cs="Times New Roman"/>
-                <w:color w:val="24292E"/>
-                <w:sz w:val="24"/>
-                <w:szCs w:val="24"/>
-              </w:rPr>
-              <w:t xml:space="preserve">parent, rapport, </w:t>
-            </w:r>
-            <w:proofErr w:type="spellStart"/>
-            <w:r>
-              <w:rPr>
-                <w:rFonts w:ascii="Times New Roman" w:hAnsi="Times New Roman" w:cs="Times New Roman"/>
-                <w:color w:val="24292E"/>
-                <w:sz w:val="24"/>
-                <w:szCs w:val="24"/>
-              </w:rPr>
-              <w:t>libelle</w:t>
-            </w:r>
-            <w:proofErr w:type="spellEnd"/>
-            <w:r>
-              <w:rPr>
-                <w:rFonts w:ascii="Times New Roman" w:hAnsi="Times New Roman" w:cs="Times New Roman"/>
-                <w:color w:val="24292E"/>
-                <w:sz w:val="24"/>
-                <w:szCs w:val="24"/>
-              </w:rPr>
-              <w:t>)</w:t>
+              <w:t>parent, rapport, libelle)</w:t>
             </w:r>
           </w:p>
         </w:tc>
@@ -6651,41 +6273,13 @@
                 <w:szCs w:val="24"/>
               </w:rPr>
             </w:pPr>
-            <w:proofErr w:type="spellStart"/>
-            <w:r>
-              <w:rPr>
-                <w:rFonts w:ascii="Times New Roman" w:hAnsi="Times New Roman" w:cs="Times New Roman"/>
-                <w:sz w:val="24"/>
-                <w:szCs w:val="24"/>
-              </w:rPr>
-              <w:t>aucun</w:t>
-            </w:r>
-            <w:proofErr w:type="spellEnd"/>
-            <w:r>
-              <w:rPr>
-                <w:rFonts w:ascii="Times New Roman" w:hAnsi="Times New Roman" w:cs="Times New Roman"/>
-                <w:sz w:val="24"/>
-                <w:szCs w:val="24"/>
-              </w:rPr>
-              <w:t xml:space="preserve"> (lecture </w:t>
-            </w:r>
-            <w:proofErr w:type="spellStart"/>
-            <w:r>
-              <w:rPr>
-                <w:rFonts w:ascii="Times New Roman" w:hAnsi="Times New Roman" w:cs="Times New Roman"/>
-                <w:sz w:val="24"/>
-                <w:szCs w:val="24"/>
-              </w:rPr>
-              <w:t>seule</w:t>
-            </w:r>
-            <w:proofErr w:type="spellEnd"/>
-            <w:r>
-              <w:rPr>
-                <w:rFonts w:ascii="Times New Roman" w:hAnsi="Times New Roman" w:cs="Times New Roman"/>
-                <w:sz w:val="24"/>
-                <w:szCs w:val="24"/>
-              </w:rPr>
-              <w:t>)</w:t>
+            <w:r>
+              <w:rPr>
+                <w:rFonts w:ascii="Times New Roman" w:hAnsi="Times New Roman" w:cs="Times New Roman"/>
+                <w:sz w:val="24"/>
+                <w:szCs w:val="24"/>
+              </w:rPr>
+              <w:t>aucun (lecture seule)</w:t>
             </w:r>
           </w:p>
         </w:tc>
@@ -6703,6 +6297,7 @@
     </w:p>
     <w:p>
       <w:pPr>
+        <w:jc w:val="both"/>
         <w:rPr>
           <w:rFonts w:ascii="Times New Roman" w:hAnsi="Times New Roman" w:cs="Times New Roman"/>
           <w:sz w:val="24"/>
@@ -6911,7 +6506,7 @@
         </w:rPr>
       </w:pPr>
       <w:bookmarkStart w:id="10" w:name="_Toc243649352"/>
-      <w:bookmarkStart w:id="11" w:name="_Toc243917044"/>
+      <w:bookmarkStart w:id="11" w:name="_Toc243962848"/>
       <w:r>
         <w:rPr>
           <w:rFonts w:ascii="Times New Roman" w:hAnsi="Times New Roman" w:cs="Times New Roman"/>
@@ -6924,6 +6519,7 @@
     </w:p>
     <w:p>
       <w:pPr>
+        <w:jc w:val="both"/>
         <w:rPr>
           <w:rFonts w:ascii="Times New Roman" w:hAnsi="Times New Roman" w:cs="Times New Roman"/>
           <w:sz w:val="24"/>
@@ -7006,6 +6602,7 @@
     </w:p>
     <w:p>
       <w:pPr>
+        <w:jc w:val="both"/>
         <w:rPr>
           <w:rFonts w:ascii="Times New Roman" w:hAnsi="Times New Roman" w:cs="Times New Roman"/>
           <w:sz w:val="24"/>
@@ -7097,6 +6694,7 @@
     </w:p>
     <w:p>
       <w:pPr>
+        <w:jc w:val="both"/>
         <w:rPr>
           <w:rFonts w:ascii="Times New Roman" w:hAnsi="Times New Roman" w:cs="Times New Roman"/>
           <w:sz w:val="24"/>
@@ -7123,7 +6721,7 @@
         </w:rPr>
       </w:pPr>
       <w:bookmarkStart w:id="12" w:name="_Toc243649353"/>
-      <w:bookmarkStart w:id="13" w:name="_Toc243917045"/>
+      <w:bookmarkStart w:id="13" w:name="_Toc243962849"/>
       <w:r>
         <w:rPr>
           <w:rFonts w:ascii="Times New Roman" w:hAnsi="Times New Roman" w:cs="Times New Roman"/>
@@ -7136,6 +6734,7 @@
     </w:p>
     <w:p>
       <w:pPr>
+        <w:jc w:val="both"/>
         <w:rPr>
           <w:rFonts w:ascii="Times New Roman" w:hAnsi="Times New Roman" w:cs="Times New Roman"/>
           <w:sz w:val="24"/>
@@ -7328,6 +6927,7 @@
     </w:p>
     <w:p>
       <w:pPr>
+        <w:jc w:val="both"/>
         <w:rPr>
           <w:rFonts w:ascii="Times New Roman" w:hAnsi="Times New Roman" w:cs="Times New Roman"/>
           <w:lang w:val="fr-FR"/>
@@ -7560,7 +7160,7 @@
         </w:rPr>
       </w:pPr>
       <w:bookmarkStart w:id="14" w:name="_Toc243649354"/>
-      <w:bookmarkStart w:id="15" w:name="_Toc243917046"/>
+      <w:bookmarkStart w:id="15" w:name="_Toc243962850"/>
       <w:r>
         <w:rPr>
           <w:rFonts w:ascii="Times New Roman" w:hAnsi="Times New Roman" w:cs="Times New Roman"/>
@@ -7574,6 +7174,7 @@
     </w:p>
     <w:p>
       <w:pPr>
+        <w:jc w:val="both"/>
         <w:rPr>
           <w:rFonts w:ascii="Times New Roman" w:hAnsi="Times New Roman" w:cs="Times New Roman"/>
           <w:sz w:val="24"/>
@@ -7722,6 +7323,7 @@
     </w:p>
     <w:p>
       <w:pPr>
+        <w:jc w:val="both"/>
         <w:rPr>
           <w:rFonts w:ascii="Times New Roman" w:hAnsi="Times New Roman" w:cs="Times New Roman"/>
           <w:sz w:val="24"/>
@@ -7870,6 +7472,7 @@
     </w:p>
     <w:p>
       <w:pPr>
+        <w:jc w:val="both"/>
         <w:rPr>
           <w:rFonts w:ascii="Times New Roman" w:hAnsi="Times New Roman" w:cs="Times New Roman"/>
           <w:sz w:val="24"/>
@@ -7980,7 +7583,7 @@
         </w:rPr>
       </w:pPr>
       <w:bookmarkStart w:id="16" w:name="_Toc243649355"/>
-      <w:bookmarkStart w:id="17" w:name="_Toc243917047"/>
+      <w:bookmarkStart w:id="17" w:name="_Toc243962851"/>
       <w:r>
         <w:rPr>
           <w:rFonts w:ascii="Times New Roman" w:hAnsi="Times New Roman" w:cs="Times New Roman"/>
@@ -7993,6 +7596,7 @@
     </w:p>
     <w:p>
       <w:pPr>
+        <w:jc w:val="both"/>
         <w:rPr>
           <w:rFonts w:ascii="Times New Roman" w:hAnsi="Times New Roman" w:cs="Times New Roman"/>
           <w:sz w:val="24"/>
@@ -8189,7 +7793,7 @@
         </w:rPr>
       </w:pPr>
       <w:bookmarkStart w:id="18" w:name="_Toc243649356"/>
-      <w:bookmarkStart w:id="19" w:name="_Toc243917048"/>
+      <w:bookmarkStart w:id="19" w:name="_Toc243962852"/>
       <w:r>
         <w:rPr>
           <w:rFonts w:ascii="Times New Roman" w:hAnsi="Times New Roman" w:cs="Times New Roman"/>
@@ -8203,6 +7807,7 @@
     </w:p>
     <w:p>
       <w:pPr>
+        <w:jc w:val="both"/>
         <w:rPr>
           <w:rFonts w:ascii="Times New Roman" w:hAnsi="Times New Roman" w:cs="Times New Roman"/>
           <w:sz w:val="24"/>
@@ -8224,6 +7829,7 @@
       <w:pPr>
         <w:keepNext/>
         <w:spacing w:after="60"/>
+        <w:jc w:val="center"/>
         <w:rPr>
           <w:rFonts w:ascii="Times New Roman" w:hAnsi="Times New Roman" w:cs="Times New Roman"/>
           <w:sz w:val="24"/>
@@ -8238,51 +7844,7 @@
           <w:sz w:val="24"/>
           <w:szCs w:val="24"/>
         </w:rPr>
-        <w:t xml:space="preserve">Tableau 4. Les </w:t>
-      </w:r>
-      <w:proofErr w:type="spellStart"/>
-      <w:r>
-        <w:rPr>
-          <w:rFonts w:ascii="Times New Roman" w:hAnsi="Times New Roman" w:cs="Times New Roman"/>
-          <w:i/>
-          <w:color w:val="595959"/>
-          <w:sz w:val="24"/>
-          <w:szCs w:val="24"/>
-        </w:rPr>
-        <w:t>huit</w:t>
-      </w:r>
-      <w:proofErr w:type="spellEnd"/>
-      <w:r>
-        <w:rPr>
-          <w:rFonts w:ascii="Times New Roman" w:hAnsi="Times New Roman" w:cs="Times New Roman"/>
-          <w:i/>
-          <w:color w:val="595959"/>
-          <w:sz w:val="24"/>
-          <w:szCs w:val="24"/>
-        </w:rPr>
-        <w:t xml:space="preserve"> </w:t>
-      </w:r>
-      <w:proofErr w:type="spellStart"/>
-      <w:r>
-        <w:rPr>
-          <w:rFonts w:ascii="Times New Roman" w:hAnsi="Times New Roman" w:cs="Times New Roman"/>
-          <w:i/>
-          <w:color w:val="595959"/>
-          <w:sz w:val="24"/>
-          <w:szCs w:val="24"/>
-        </w:rPr>
-        <w:t>fenêtres</w:t>
-      </w:r>
-      <w:proofErr w:type="spellEnd"/>
-      <w:r>
-        <w:rPr>
-          <w:rFonts w:ascii="Times New Roman" w:hAnsi="Times New Roman" w:cs="Times New Roman"/>
-          <w:i/>
-          <w:color w:val="595959"/>
-          <w:sz w:val="24"/>
-          <w:szCs w:val="24"/>
-        </w:rPr>
-        <w:t>.</w:t>
+        <w:t>Tableau 4. Les huit fenêtres.</w:t>
       </w:r>
     </w:p>
     <w:tbl>
@@ -8318,7 +7880,6 @@
                 <w:szCs w:val="24"/>
               </w:rPr>
             </w:pPr>
-            <w:proofErr w:type="spellStart"/>
             <w:r>
               <w:rPr>
                 <w:rFonts w:ascii="Times New Roman" w:hAnsi="Times New Roman" w:cs="Times New Roman"/>
@@ -8328,7 +7889,6 @@
               </w:rPr>
               <w:t>Fenêtre</w:t>
             </w:r>
-            <w:proofErr w:type="spellEnd"/>
           </w:p>
         </w:tc>
         <w:tc>
@@ -8346,7 +7906,6 @@
                 <w:szCs w:val="24"/>
               </w:rPr>
             </w:pPr>
-            <w:proofErr w:type="spellStart"/>
             <w:r>
               <w:rPr>
                 <w:rFonts w:ascii="Times New Roman" w:hAnsi="Times New Roman" w:cs="Times New Roman"/>
@@ -8356,7 +7915,6 @@
               </w:rPr>
               <w:t>Rôle</w:t>
             </w:r>
-            <w:proofErr w:type="spellEnd"/>
           </w:p>
         </w:tc>
         <w:tc>
@@ -8400,7 +7958,6 @@
                 <w:szCs w:val="24"/>
               </w:rPr>
             </w:pPr>
-            <w:proofErr w:type="spellStart"/>
             <w:r>
               <w:rPr>
                 <w:rFonts w:ascii="Times New Roman" w:hAnsi="Times New Roman" w:cs="Times New Roman"/>
@@ -8410,7 +7967,6 @@
               </w:rPr>
               <w:t>Responsable</w:t>
             </w:r>
-            <w:proofErr w:type="spellEnd"/>
           </w:p>
         </w:tc>
       </w:tr>
@@ -8438,18 +7994,8 @@
                 <w:sz w:val="24"/>
                 <w:szCs w:val="24"/>
               </w:rPr>
-              <w:t xml:space="preserve">F1 </w:t>
-            </w:r>
-            <w:proofErr w:type="spellStart"/>
-            <w:r>
-              <w:rPr>
-                <w:rFonts w:ascii="Times New Roman" w:hAnsi="Times New Roman" w:cs="Times New Roman"/>
-                <w:sz w:val="24"/>
-                <w:szCs w:val="24"/>
-              </w:rPr>
-              <w:t>Connexion</w:t>
-            </w:r>
-            <w:proofErr w:type="spellEnd"/>
+              <w:t>F1 Connexion</w:t>
+            </w:r>
           </w:p>
         </w:tc>
         <w:tc>
@@ -8552,25 +8098,7 @@
                 <w:sz w:val="24"/>
                 <w:szCs w:val="24"/>
               </w:rPr>
-              <w:t xml:space="preserve">F2 </w:t>
-            </w:r>
-            <w:proofErr w:type="spellStart"/>
-            <w:r>
-              <w:rPr>
-                <w:rFonts w:ascii="Times New Roman" w:hAnsi="Times New Roman" w:cs="Times New Roman"/>
-                <w:sz w:val="24"/>
-                <w:szCs w:val="24"/>
-              </w:rPr>
-              <w:t>Liste</w:t>
-            </w:r>
-            <w:proofErr w:type="spellEnd"/>
-            <w:r>
-              <w:rPr>
-                <w:rFonts w:ascii="Times New Roman" w:hAnsi="Times New Roman" w:cs="Times New Roman"/>
-                <w:sz w:val="24"/>
-                <w:szCs w:val="24"/>
-              </w:rPr>
-              <w:t xml:space="preserve"> Admin</w:t>
+              <w:t>F2 Liste Admin</w:t>
             </w:r>
           </w:p>
         </w:tc>
@@ -8882,18 +8410,8 @@
                 <w:sz w:val="24"/>
                 <w:szCs w:val="24"/>
               </w:rPr>
-              <w:t xml:space="preserve">F5 </w:t>
-            </w:r>
-            <w:proofErr w:type="spellStart"/>
-            <w:r>
-              <w:rPr>
-                <w:rFonts w:ascii="Times New Roman" w:hAnsi="Times New Roman" w:cs="Times New Roman"/>
-                <w:sz w:val="24"/>
-                <w:szCs w:val="24"/>
-              </w:rPr>
-              <w:t>Éditeur</w:t>
-            </w:r>
-            <w:proofErr w:type="spellEnd"/>
+              <w:t>F5 Éditeur</w:t>
+            </w:r>
           </w:p>
         </w:tc>
         <w:tc>
@@ -8996,18 +8514,8 @@
                 <w:sz w:val="24"/>
                 <w:szCs w:val="24"/>
               </w:rPr>
-              <w:t xml:space="preserve">F6 </w:t>
-            </w:r>
-            <w:proofErr w:type="spellStart"/>
-            <w:r>
-              <w:rPr>
-                <w:rFonts w:ascii="Times New Roman" w:hAnsi="Times New Roman" w:cs="Times New Roman"/>
-                <w:sz w:val="24"/>
-                <w:szCs w:val="24"/>
-              </w:rPr>
-              <w:t>Détail</w:t>
-            </w:r>
-            <w:proofErr w:type="spellEnd"/>
+              <w:t>F6 Détail</w:t>
+            </w:r>
           </w:p>
         </w:tc>
         <w:tc>
@@ -9307,26 +8815,19 @@
         </w:rPr>
       </w:pPr>
       <w:bookmarkStart w:id="20" w:name="_Toc243649357"/>
-      <w:bookmarkStart w:id="21" w:name="_Toc243917049"/>
-      <w:r>
-        <w:rPr>
-          <w:rFonts w:ascii="Times New Roman" w:hAnsi="Times New Roman" w:cs="Times New Roman"/>
-        </w:rPr>
-        <w:t xml:space="preserve">4.1 F1 </w:t>
-      </w:r>
-      <w:proofErr w:type="spellStart"/>
-      <w:r>
-        <w:rPr>
-          <w:rFonts w:ascii="Times New Roman" w:hAnsi="Times New Roman" w:cs="Times New Roman"/>
-        </w:rPr>
-        <w:t>Connexion</w:t>
+      <w:bookmarkStart w:id="21" w:name="_Toc243962853"/>
+      <w:r>
+        <w:rPr>
+          <w:rFonts w:ascii="Times New Roman" w:hAnsi="Times New Roman" w:cs="Times New Roman"/>
+        </w:rPr>
+        <w:t>4.1 F1 Connexion</w:t>
       </w:r>
       <w:bookmarkEnd w:id="20"/>
       <w:bookmarkEnd w:id="21"/>
-      <w:proofErr w:type="spellEnd"/>
     </w:p>
     <w:p>
       <w:pPr>
+        <w:jc w:val="both"/>
         <w:rPr>
           <w:rFonts w:ascii="Times New Roman" w:hAnsi="Times New Roman" w:cs="Times New Roman"/>
           <w:sz w:val="24"/>
@@ -9353,6 +8854,7 @@
           <w:rFonts w:ascii="Times New Roman" w:hAnsi="Times New Roman" w:cs="Times New Roman"/>
           <w:sz w:val="24"/>
           <w:szCs w:val="24"/>
+          <w:lang w:val="fr-FR"/>
         </w:rPr>
       </w:pPr>
     </w:p>
@@ -9458,6 +8960,7 @@
     </w:p>
     <w:p>
       <w:pPr>
+        <w:jc w:val="both"/>
         <w:rPr>
           <w:rFonts w:ascii="Times New Roman" w:hAnsi="Times New Roman" w:cs="Times New Roman"/>
           <w:sz w:val="24"/>
@@ -9482,6 +8985,7 @@
         <w:jc w:val="center"/>
         <w:rPr>
           <w:rFonts w:ascii="Times New Roman" w:hAnsi="Times New Roman" w:cs="Times New Roman"/>
+          <w:lang w:val="fr-FR"/>
         </w:rPr>
       </w:pPr>
     </w:p>
@@ -9585,7 +9089,7 @@
         </w:rPr>
       </w:pPr>
       <w:bookmarkStart w:id="22" w:name="_Toc243649358"/>
-      <w:bookmarkStart w:id="23" w:name="_Toc243917050"/>
+      <w:bookmarkStart w:id="23" w:name="_Toc243962854"/>
       <w:r>
         <w:rPr>
           <w:rFonts w:ascii="Times New Roman" w:hAnsi="Times New Roman" w:cs="Times New Roman"/>
@@ -9595,17 +9099,18 @@
         <w:t>4.2 F2 Liste Admin</w:t>
       </w:r>
       <w:bookmarkEnd w:id="22"/>
+      <w:r>
+        <w:rPr>
+          <w:rFonts w:ascii="Times New Roman" w:hAnsi="Times New Roman" w:cs="Times New Roman"/>
+          <w:lang w:val="fr-FR"/>
+        </w:rPr>
+        <w:t xml:space="preserve"> (vue Admin)</w:t>
+      </w:r>
       <w:bookmarkEnd w:id="23"/>
-      <w:r>
-        <w:rPr>
-          <w:rFonts w:ascii="Times New Roman" w:hAnsi="Times New Roman" w:cs="Times New Roman"/>
-          <w:lang w:val="fr-FR"/>
-        </w:rPr>
-        <w:t xml:space="preserve"> (vue Admin)</w:t>
-      </w:r>
     </w:p>
     <w:p>
       <w:pPr>
+        <w:jc w:val="both"/>
         <w:rPr>
           <w:rFonts w:ascii="Times New Roman" w:hAnsi="Times New Roman" w:cs="Times New Roman"/>
           <w:sz w:val="24"/>
@@ -9650,6 +9155,7 @@
         <w:jc w:val="center"/>
         <w:rPr>
           <w:rFonts w:ascii="Times New Roman" w:hAnsi="Times New Roman" w:cs="Times New Roman"/>
+          <w:lang w:val="fr-FR"/>
         </w:rPr>
       </w:pPr>
     </w:p>
@@ -9675,6 +9181,7 @@
       <w:r>
         <w:rPr>
           <w:rFonts w:ascii="Times New Roman" w:hAnsi="Times New Roman" w:cs="Times New Roman"/>
+          <w:noProof/>
         </w:rPr>
         <w:drawing>
           <wp:inline distT="0" distB="0" distL="0" distR="0" wp14:anchorId="28371FD0" wp14:editId="7E90552F">
@@ -9767,7 +9274,7 @@
         </w:rPr>
       </w:pPr>
       <w:bookmarkStart w:id="24" w:name="_Toc243649359"/>
-      <w:bookmarkStart w:id="25" w:name="_Toc243917051"/>
+      <w:bookmarkStart w:id="25" w:name="_Toc243962855"/>
       <w:r>
         <w:rPr>
           <w:rFonts w:ascii="Times New Roman" w:hAnsi="Times New Roman" w:cs="Times New Roman"/>
@@ -9780,6 +9287,7 @@
     </w:p>
     <w:p>
       <w:pPr>
+        <w:jc w:val="both"/>
         <w:rPr>
           <w:rFonts w:ascii="Times New Roman" w:hAnsi="Times New Roman" w:cs="Times New Roman"/>
           <w:sz w:val="24"/>
@@ -9827,6 +9335,7 @@
           <w:rFonts w:ascii="Times New Roman" w:hAnsi="Times New Roman" w:cs="Times New Roman"/>
           <w:sz w:val="24"/>
           <w:szCs w:val="24"/>
+          <w:lang w:val="fr-FR"/>
         </w:rPr>
       </w:pPr>
     </w:p>
@@ -9932,6 +9441,7 @@
     </w:p>
     <w:p>
       <w:pPr>
+        <w:jc w:val="both"/>
         <w:rPr>
           <w:rFonts w:ascii="Times New Roman" w:hAnsi="Times New Roman" w:cs="Times New Roman"/>
           <w:sz w:val="24"/>
@@ -10075,7 +9585,7 @@
         </w:rPr>
       </w:pPr>
       <w:bookmarkStart w:id="26" w:name="_Toc243649360"/>
-      <w:bookmarkStart w:id="27" w:name="_Toc243917052"/>
+      <w:bookmarkStart w:id="27" w:name="_Toc243962856"/>
       <w:r>
         <w:rPr>
           <w:rFonts w:ascii="Times New Roman" w:hAnsi="Times New Roman" w:cs="Times New Roman"/>
@@ -10088,6 +9598,7 @@
     </w:p>
     <w:p>
       <w:pPr>
+        <w:jc w:val="both"/>
         <w:rPr>
           <w:rFonts w:ascii="Times New Roman" w:hAnsi="Times New Roman" w:cs="Times New Roman"/>
           <w:sz w:val="24"/>
@@ -10312,7 +9823,7 @@
         </w:rPr>
       </w:pPr>
       <w:bookmarkStart w:id="28" w:name="_Toc243649361"/>
-      <w:bookmarkStart w:id="29" w:name="_Toc243917053"/>
+      <w:bookmarkStart w:id="29" w:name="_Toc243962857"/>
       <w:r>
         <w:rPr>
           <w:rFonts w:ascii="Times New Roman" w:hAnsi="Times New Roman" w:cs="Times New Roman"/>
@@ -10325,6 +9836,7 @@
     </w:p>
     <w:p>
       <w:pPr>
+        <w:jc w:val="both"/>
         <w:rPr>
           <w:rFonts w:ascii="Times New Roman" w:hAnsi="Times New Roman" w:cs="Times New Roman"/>
           <w:sz w:val="24"/>
@@ -10344,6 +9856,7 @@
     </w:p>
     <w:p>
       <w:pPr>
+        <w:jc w:val="both"/>
         <w:rPr>
           <w:rFonts w:ascii="Times New Roman" w:hAnsi="Times New Roman" w:cs="Times New Roman"/>
           <w:sz w:val="24"/>
@@ -10688,6 +10201,7 @@
     </w:p>
     <w:p>
       <w:pPr>
+        <w:jc w:val="both"/>
         <w:rPr>
           <w:rFonts w:ascii="Times New Roman" w:hAnsi="Times New Roman" w:cs="Times New Roman"/>
           <w:sz w:val="24"/>
@@ -10814,7 +10328,7 @@
         </w:rPr>
       </w:pPr>
       <w:bookmarkStart w:id="30" w:name="_Toc243649362"/>
-      <w:bookmarkStart w:id="31" w:name="_Toc243917054"/>
+      <w:bookmarkStart w:id="31" w:name="_Toc243962858"/>
       <w:r>
         <w:rPr>
           <w:rFonts w:ascii="Times New Roman" w:hAnsi="Times New Roman" w:cs="Times New Roman"/>
@@ -10828,6 +10342,7 @@
     </w:p>
     <w:p>
       <w:pPr>
+        <w:jc w:val="both"/>
         <w:rPr>
           <w:rFonts w:ascii="Times New Roman" w:hAnsi="Times New Roman" w:cs="Times New Roman"/>
           <w:sz w:val="24"/>
@@ -10966,7 +10481,7 @@
         </w:rPr>
       </w:pPr>
       <w:bookmarkStart w:id="32" w:name="_Toc243649363"/>
-      <w:bookmarkStart w:id="33" w:name="_Toc243917055"/>
+      <w:bookmarkStart w:id="33" w:name="_Toc243962859"/>
       <w:r>
         <w:rPr>
           <w:rFonts w:ascii="Times New Roman" w:hAnsi="Times New Roman" w:cs="Times New Roman"/>
@@ -10979,6 +10494,7 @@
     </w:p>
     <w:p>
       <w:pPr>
+        <w:jc w:val="both"/>
         <w:rPr>
           <w:rFonts w:ascii="Times New Roman" w:hAnsi="Times New Roman" w:cs="Times New Roman"/>
           <w:sz w:val="24"/>
@@ -11139,6 +10655,7 @@
     </w:p>
     <w:p>
       <w:pPr>
+        <w:jc w:val="both"/>
         <w:rPr>
           <w:rFonts w:ascii="Times New Roman" w:hAnsi="Times New Roman" w:cs="Times New Roman"/>
           <w:sz w:val="24"/>
@@ -11290,6 +10807,7 @@
     </w:p>
     <w:p>
       <w:pPr>
+        <w:jc w:val="both"/>
         <w:rPr>
           <w:rFonts w:ascii="Times New Roman" w:hAnsi="Times New Roman" w:cs="Times New Roman"/>
           <w:sz w:val="24"/>
@@ -11499,7 +11017,7 @@
         </w:rPr>
       </w:pPr>
       <w:bookmarkStart w:id="34" w:name="_Toc243649364"/>
-      <w:bookmarkStart w:id="35" w:name="_Toc243917056"/>
+      <w:bookmarkStart w:id="35" w:name="_Toc243962860"/>
       <w:r>
         <w:rPr>
           <w:rFonts w:ascii="Times New Roman" w:hAnsi="Times New Roman" w:cs="Times New Roman"/>
@@ -11512,6 +11030,7 @@
     </w:p>
     <w:p>
       <w:pPr>
+        <w:jc w:val="both"/>
         <w:rPr>
           <w:rFonts w:ascii="Times New Roman" w:hAnsi="Times New Roman" w:cs="Times New Roman"/>
           <w:sz w:val="24"/>
@@ -11721,8 +11240,7 @@
           <w:lang w:val="fr-FR"/>
         </w:rPr>
       </w:pPr>
-      <w:bookmarkStart w:id="36" w:name="_Toc243649365"/>
-      <w:bookmarkStart w:id="37" w:name="_Toc243917057"/>
+      <w:bookmarkStart w:id="36" w:name="_Toc243962861"/>
       <w:r>
         <w:rPr>
           <w:rFonts w:ascii="Times New Roman" w:hAnsi="Times New Roman" w:cs="Times New Roman"/>
@@ -11732,7 +11250,6 @@
         <w:t>5. Tactiques d'utilisabilité</w:t>
       </w:r>
       <w:bookmarkEnd w:id="36"/>
-      <w:bookmarkEnd w:id="37"/>
     </w:p>
     <w:p>
       <w:pPr>
@@ -11757,6 +11274,7 @@
       <w:pPr>
         <w:keepNext/>
         <w:spacing w:after="60"/>
+        <w:jc w:val="center"/>
         <w:rPr>
           <w:rFonts w:ascii="Times New Roman" w:hAnsi="Times New Roman" w:cs="Times New Roman"/>
           <w:sz w:val="24"/>
@@ -11771,51 +11289,7 @@
           <w:sz w:val="24"/>
           <w:szCs w:val="24"/>
         </w:rPr>
-        <w:t xml:space="preserve">Tableau 5. </w:t>
-      </w:r>
-      <w:proofErr w:type="spellStart"/>
-      <w:r>
-        <w:rPr>
-          <w:rFonts w:ascii="Times New Roman" w:hAnsi="Times New Roman" w:cs="Times New Roman"/>
-          <w:i/>
-          <w:color w:val="595959"/>
-          <w:sz w:val="24"/>
-          <w:szCs w:val="24"/>
-        </w:rPr>
-        <w:t>Tactiques</w:t>
-      </w:r>
-      <w:proofErr w:type="spellEnd"/>
-      <w:r>
-        <w:rPr>
-          <w:rFonts w:ascii="Times New Roman" w:hAnsi="Times New Roman" w:cs="Times New Roman"/>
-          <w:i/>
-          <w:color w:val="595959"/>
-          <w:sz w:val="24"/>
-          <w:szCs w:val="24"/>
-        </w:rPr>
-        <w:t xml:space="preserve"> </w:t>
-      </w:r>
-      <w:proofErr w:type="spellStart"/>
-      <w:r>
-        <w:rPr>
-          <w:rFonts w:ascii="Times New Roman" w:hAnsi="Times New Roman" w:cs="Times New Roman"/>
-          <w:i/>
-          <w:color w:val="595959"/>
-          <w:sz w:val="24"/>
-          <w:szCs w:val="24"/>
-        </w:rPr>
-        <w:t>d'utilisabilité</w:t>
-      </w:r>
-      <w:proofErr w:type="spellEnd"/>
-      <w:r>
-        <w:rPr>
-          <w:rFonts w:ascii="Times New Roman" w:hAnsi="Times New Roman" w:cs="Times New Roman"/>
-          <w:i/>
-          <w:color w:val="595959"/>
-          <w:sz w:val="24"/>
-          <w:szCs w:val="24"/>
-        </w:rPr>
-        <w:t>.</w:t>
+        <w:t>Tableau 5. Tactiques d'utilisabilité.</w:t>
       </w:r>
     </w:p>
     <w:tbl>
@@ -11849,7 +11323,6 @@
                 <w:szCs w:val="24"/>
               </w:rPr>
             </w:pPr>
-            <w:proofErr w:type="spellStart"/>
             <w:r>
               <w:rPr>
                 <w:rFonts w:ascii="Times New Roman" w:hAnsi="Times New Roman" w:cs="Times New Roman"/>
@@ -11859,7 +11332,6 @@
               </w:rPr>
               <w:t>Tactique</w:t>
             </w:r>
-            <w:proofErr w:type="spellEnd"/>
           </w:p>
         </w:tc>
         <w:tc>
@@ -11884,19 +11356,8 @@
                 <w:sz w:val="24"/>
                 <w:szCs w:val="24"/>
               </w:rPr>
-              <w:t xml:space="preserve">Dans </w:t>
-            </w:r>
-            <w:proofErr w:type="spellStart"/>
-            <w:r>
-              <w:rPr>
-                <w:rFonts w:ascii="Times New Roman" w:hAnsi="Times New Roman" w:cs="Times New Roman"/>
-                <w:b/>
-                <w:sz w:val="24"/>
-                <w:szCs w:val="24"/>
-              </w:rPr>
-              <w:t>l'interface</w:t>
-            </w:r>
-            <w:proofErr w:type="spellEnd"/>
+              <w:t>Dans l'interface</w:t>
+            </w:r>
           </w:p>
         </w:tc>
       </w:tr>
@@ -11918,7 +11379,6 @@
                 <w:szCs w:val="24"/>
               </w:rPr>
             </w:pPr>
-            <w:proofErr w:type="spellStart"/>
             <w:r>
               <w:rPr>
                 <w:rFonts w:ascii="Times New Roman" w:hAnsi="Times New Roman" w:cs="Times New Roman"/>
@@ -11927,7 +11387,6 @@
               </w:rPr>
               <w:t>Annuler</w:t>
             </w:r>
-            <w:proofErr w:type="spellEnd"/>
           </w:p>
         </w:tc>
         <w:tc>
@@ -11975,34 +11434,14 @@
                 <w:szCs w:val="24"/>
               </w:rPr>
             </w:pPr>
-            <w:proofErr w:type="spellStart"/>
-            <w:r>
-              <w:rPr>
-                <w:rFonts w:ascii="Times New Roman" w:hAnsi="Times New Roman" w:cs="Times New Roman"/>
-                <w:sz w:val="24"/>
-                <w:szCs w:val="24"/>
-              </w:rPr>
-              <w:t>Défaire</w:t>
-            </w:r>
-            <w:proofErr w:type="spellEnd"/>
-            <w:r>
-              <w:rPr>
-                <w:rFonts w:ascii="Times New Roman" w:hAnsi="Times New Roman" w:cs="Times New Roman"/>
-                <w:sz w:val="24"/>
-                <w:szCs w:val="24"/>
-              </w:rPr>
-              <w:t xml:space="preserve">, à deux </w:t>
-            </w:r>
-            <w:proofErr w:type="spellStart"/>
-            <w:r>
-              <w:rPr>
-                <w:rFonts w:ascii="Times New Roman" w:hAnsi="Times New Roman" w:cs="Times New Roman"/>
-                <w:sz w:val="24"/>
-                <w:szCs w:val="24"/>
-              </w:rPr>
-              <w:t>niveaux</w:t>
-            </w:r>
-            <w:proofErr w:type="spellEnd"/>
+            <w:r>
+              <w:rPr>
+                <w:rFonts w:ascii="Times New Roman" w:hAnsi="Times New Roman" w:cs="Times New Roman"/>
+                <w:sz w:val="24"/>
+                <w:szCs w:val="24"/>
+              </w:rPr>
+              <w:t>Défaire, à deux niveaux</w:t>
+            </w:r>
           </w:p>
         </w:tc>
         <w:tc>
@@ -12136,7 +11575,6 @@
                 <w:szCs w:val="24"/>
               </w:rPr>
             </w:pPr>
-            <w:proofErr w:type="spellStart"/>
             <w:r>
               <w:rPr>
                 <w:rFonts w:ascii="Times New Roman" w:hAnsi="Times New Roman" w:cs="Times New Roman"/>
@@ -12145,7 +11583,6 @@
               </w:rPr>
               <w:t>Agrégat</w:t>
             </w:r>
-            <w:proofErr w:type="spellEnd"/>
           </w:p>
         </w:tc>
         <w:tc>
@@ -12193,34 +11630,14 @@
                 <w:szCs w:val="24"/>
               </w:rPr>
             </w:pPr>
-            <w:proofErr w:type="spellStart"/>
-            <w:r>
-              <w:rPr>
-                <w:rFonts w:ascii="Times New Roman" w:hAnsi="Times New Roman" w:cs="Times New Roman"/>
-                <w:sz w:val="24"/>
-                <w:szCs w:val="24"/>
-              </w:rPr>
-              <w:t>Modèle</w:t>
-            </w:r>
-            <w:proofErr w:type="spellEnd"/>
-            <w:r>
-              <w:rPr>
-                <w:rFonts w:ascii="Times New Roman" w:hAnsi="Times New Roman" w:cs="Times New Roman"/>
-                <w:sz w:val="24"/>
-                <w:szCs w:val="24"/>
-              </w:rPr>
-              <w:t xml:space="preserve"> du </w:t>
-            </w:r>
-            <w:proofErr w:type="spellStart"/>
-            <w:r>
-              <w:rPr>
-                <w:rFonts w:ascii="Times New Roman" w:hAnsi="Times New Roman" w:cs="Times New Roman"/>
-                <w:sz w:val="24"/>
-                <w:szCs w:val="24"/>
-              </w:rPr>
-              <w:t>système</w:t>
-            </w:r>
-            <w:proofErr w:type="spellEnd"/>
+            <w:r>
+              <w:rPr>
+                <w:rFonts w:ascii="Times New Roman" w:hAnsi="Times New Roman" w:cs="Times New Roman"/>
+                <w:sz w:val="24"/>
+                <w:szCs w:val="24"/>
+              </w:rPr>
+              <w:t>Modèle du système</w:t>
+            </w:r>
           </w:p>
         </w:tc>
         <w:tc>
@@ -12311,34 +11728,14 @@
                 <w:szCs w:val="24"/>
               </w:rPr>
             </w:pPr>
-            <w:proofErr w:type="spellStart"/>
-            <w:r>
-              <w:rPr>
-                <w:rFonts w:ascii="Times New Roman" w:hAnsi="Times New Roman" w:cs="Times New Roman"/>
-                <w:sz w:val="24"/>
-                <w:szCs w:val="24"/>
-              </w:rPr>
-              <w:t>Prévention</w:t>
-            </w:r>
-            <w:proofErr w:type="spellEnd"/>
-            <w:r>
-              <w:rPr>
-                <w:rFonts w:ascii="Times New Roman" w:hAnsi="Times New Roman" w:cs="Times New Roman"/>
-                <w:sz w:val="24"/>
-                <w:szCs w:val="24"/>
-              </w:rPr>
-              <w:t xml:space="preserve"> des </w:t>
-            </w:r>
-            <w:proofErr w:type="spellStart"/>
-            <w:r>
-              <w:rPr>
-                <w:rFonts w:ascii="Times New Roman" w:hAnsi="Times New Roman" w:cs="Times New Roman"/>
-                <w:sz w:val="24"/>
-                <w:szCs w:val="24"/>
-              </w:rPr>
-              <w:t>erreurs</w:t>
-            </w:r>
-            <w:proofErr w:type="spellEnd"/>
+            <w:r>
+              <w:rPr>
+                <w:rFonts w:ascii="Times New Roman" w:hAnsi="Times New Roman" w:cs="Times New Roman"/>
+                <w:sz w:val="24"/>
+                <w:szCs w:val="24"/>
+              </w:rPr>
+              <w:t>Prévention des erreurs</w:t>
+            </w:r>
           </w:p>
         </w:tc>
         <w:tc>
@@ -12392,18 +11789,8 @@
                 <w:sz w:val="24"/>
                 <w:szCs w:val="24"/>
               </w:rPr>
-              <w:t xml:space="preserve">Retour </w:t>
-            </w:r>
-            <w:proofErr w:type="spellStart"/>
-            <w:r>
-              <w:rPr>
-                <w:rFonts w:ascii="Times New Roman" w:hAnsi="Times New Roman" w:cs="Times New Roman"/>
-                <w:sz w:val="24"/>
-                <w:szCs w:val="24"/>
-              </w:rPr>
-              <w:t>d'information</w:t>
-            </w:r>
-            <w:proofErr w:type="spellEnd"/>
+              <w:t>Retour d'information</w:t>
+            </w:r>
           </w:p>
         </w:tc>
         <w:tc>
@@ -12450,34 +11837,14 @@
                 <w:szCs w:val="24"/>
               </w:rPr>
             </w:pPr>
-            <w:proofErr w:type="spellStart"/>
-            <w:r>
-              <w:rPr>
-                <w:rFonts w:ascii="Times New Roman" w:hAnsi="Times New Roman" w:cs="Times New Roman"/>
-                <w:sz w:val="24"/>
-                <w:szCs w:val="24"/>
-              </w:rPr>
-              <w:t>Cohérence</w:t>
-            </w:r>
-            <w:proofErr w:type="spellEnd"/>
-            <w:r>
-              <w:rPr>
-                <w:rFonts w:ascii="Times New Roman" w:hAnsi="Times New Roman" w:cs="Times New Roman"/>
-                <w:sz w:val="24"/>
-                <w:szCs w:val="24"/>
-              </w:rPr>
-              <w:t xml:space="preserve"> entre </w:t>
-            </w:r>
-            <w:proofErr w:type="spellStart"/>
-            <w:r>
-              <w:rPr>
-                <w:rFonts w:ascii="Times New Roman" w:hAnsi="Times New Roman" w:cs="Times New Roman"/>
-                <w:sz w:val="24"/>
-                <w:szCs w:val="24"/>
-              </w:rPr>
-              <w:t>fenêtres</w:t>
-            </w:r>
-            <w:proofErr w:type="spellEnd"/>
+            <w:r>
+              <w:rPr>
+                <w:rFonts w:ascii="Times New Roman" w:hAnsi="Times New Roman" w:cs="Times New Roman"/>
+                <w:sz w:val="24"/>
+                <w:szCs w:val="24"/>
+              </w:rPr>
+              <w:t>Cohérence entre fenêtres</w:t>
+            </w:r>
           </w:p>
         </w:tc>
         <w:tc>
@@ -12520,6 +11887,7 @@
     </w:p>
     <w:p>
       <w:pPr>
+        <w:jc w:val="both"/>
         <w:rPr>
           <w:rFonts w:ascii="Times New Roman" w:hAnsi="Times New Roman" w:cs="Times New Roman"/>
           <w:sz w:val="24"/>
@@ -12589,176 +11957,877 @@
           <w:lang w:val="fr-FR"/>
         </w:rPr>
       </w:pPr>
-      <w:bookmarkStart w:id="38" w:name="_Toc243649366"/>
-      <w:bookmarkStart w:id="39" w:name="_Toc243917058"/>
-      <w:r>
-        <w:rPr>
-          <w:rFonts w:ascii="Times New Roman" w:hAnsi="Times New Roman" w:cs="Times New Roman"/>
-          <w:lang w:val="fr-FR"/>
-        </w:rPr>
-        <w:t>6. Tests et validation</w:t>
-      </w:r>
+      <w:bookmarkStart w:id="37" w:name="_Toc243649365"/>
+      <w:bookmarkStart w:id="38" w:name="_Toc243962862"/>
+      <w:r>
+        <w:rPr>
+          <w:rFonts w:ascii="Times New Roman" w:hAnsi="Times New Roman" w:cs="Times New Roman"/>
+          <w:lang w:val="fr-FR"/>
+        </w:rPr>
+        <w:t>6. Tactiques de modificabilité</w:t>
+      </w:r>
+      <w:bookmarkEnd w:id="37"/>
       <w:bookmarkEnd w:id="38"/>
-      <w:bookmarkEnd w:id="39"/>
     </w:p>
     <w:p>
       <w:pPr>
-        <w:pStyle w:val="Titre2"/>
-        <w:rPr>
-          <w:rFonts w:ascii="Times New Roman" w:hAnsi="Times New Roman" w:cs="Times New Roman"/>
-          <w:lang w:val="fr-FR"/>
-        </w:rPr>
-      </w:pPr>
-      <w:bookmarkStart w:id="40" w:name="_Toc243649367"/>
-      <w:bookmarkStart w:id="41" w:name="_Toc243917059"/>
-      <w:r>
-        <w:rPr>
-          <w:rFonts w:ascii="Times New Roman" w:hAnsi="Times New Roman" w:cs="Times New Roman"/>
-          <w:lang w:val="fr-FR"/>
-        </w:rPr>
-        <w:t>6.1 Tests automatisés</w:t>
-      </w:r>
-      <w:bookmarkEnd w:id="40"/>
-      <w:bookmarkEnd w:id="41"/>
+        <w:rPr>
+          <w:rFonts w:ascii="Times New Roman" w:hAnsi="Times New Roman" w:cs="Times New Roman"/>
+          <w:sz w:val="24"/>
+          <w:szCs w:val="24"/>
+          <w:lang w:val="fr-FR"/>
+        </w:rPr>
+      </w:pPr>
+      <w:r>
+        <w:rPr>
+          <w:rFonts w:ascii="Times New Roman" w:hAnsi="Times New Roman" w:cs="Times New Roman"/>
+          <w:sz w:val="24"/>
+          <w:szCs w:val="24"/>
+          <w:lang w:val="fr-FR"/>
+        </w:rPr>
+        <w:t>L'objectif du laboratoire est la modificabilité : pouvoir changer l'interface ou le modèle sans tout reprendre. Le tableau 6 relie les tactiques de modificabilité vues en cours à notre code.</w:t>
+      </w:r>
     </w:p>
     <w:p>
       <w:pPr>
-        <w:rPr>
-          <w:rFonts w:ascii="Times New Roman" w:hAnsi="Times New Roman" w:cs="Times New Roman"/>
-          <w:sz w:val="24"/>
-          <w:szCs w:val="24"/>
-          <w:lang w:val="fr-FR"/>
-        </w:rPr>
-      </w:pPr>
-      <w:r>
-        <w:rPr>
-          <w:rFonts w:ascii="Times New Roman" w:hAnsi="Times New Roman" w:cs="Times New Roman"/>
-          <w:sz w:val="24"/>
-          <w:szCs w:val="24"/>
-          <w:lang w:val="fr-FR"/>
-        </w:rPr>
-        <w:t xml:space="preserve">La suite compte 145 tests, lancés par </w:t>
-      </w:r>
-      <w:r>
-        <w:rPr>
-          <w:rFonts w:ascii="Times New Roman" w:hAnsi="Times New Roman" w:cs="Times New Roman"/>
-          <w:color w:val="24292E"/>
-          <w:sz w:val="24"/>
-          <w:szCs w:val="24"/>
-          <w:lang w:val="fr-FR"/>
-        </w:rPr>
-        <w:t xml:space="preserve">python -m </w:t>
-      </w:r>
-      <w:proofErr w:type="spellStart"/>
-      <w:r>
-        <w:rPr>
-          <w:rFonts w:ascii="Times New Roman" w:hAnsi="Times New Roman" w:cs="Times New Roman"/>
-          <w:color w:val="24292E"/>
-          <w:sz w:val="24"/>
-          <w:szCs w:val="24"/>
-          <w:lang w:val="fr-FR"/>
-        </w:rPr>
-        <w:t>unittest</w:t>
-      </w:r>
-      <w:proofErr w:type="spellEnd"/>
-      <w:r>
-        <w:rPr>
-          <w:rFonts w:ascii="Times New Roman" w:hAnsi="Times New Roman" w:cs="Times New Roman"/>
-          <w:color w:val="24292E"/>
-          <w:sz w:val="24"/>
-          <w:szCs w:val="24"/>
-          <w:lang w:val="fr-FR"/>
-        </w:rPr>
-        <w:t xml:space="preserve"> </w:t>
-      </w:r>
-      <w:proofErr w:type="spellStart"/>
-      <w:r>
-        <w:rPr>
-          <w:rFonts w:ascii="Times New Roman" w:hAnsi="Times New Roman" w:cs="Times New Roman"/>
-          <w:color w:val="24292E"/>
-          <w:sz w:val="24"/>
-          <w:szCs w:val="24"/>
-          <w:lang w:val="fr-FR"/>
-        </w:rPr>
-        <w:t>discover</w:t>
-      </w:r>
-      <w:proofErr w:type="spellEnd"/>
-      <w:r>
-        <w:rPr>
-          <w:rFonts w:ascii="Times New Roman" w:hAnsi="Times New Roman" w:cs="Times New Roman"/>
-          <w:color w:val="24292E"/>
-          <w:sz w:val="24"/>
-          <w:szCs w:val="24"/>
-          <w:lang w:val="fr-FR"/>
-        </w:rPr>
-        <w:t xml:space="preserve"> -s tests -</w:t>
-      </w:r>
-      <w:proofErr w:type="gramStart"/>
-      <w:r>
-        <w:rPr>
-          <w:rFonts w:ascii="Times New Roman" w:hAnsi="Times New Roman" w:cs="Times New Roman"/>
-          <w:color w:val="24292E"/>
-          <w:sz w:val="24"/>
-          <w:szCs w:val="24"/>
-          <w:lang w:val="fr-FR"/>
-        </w:rPr>
-        <w:t>t .</w:t>
-      </w:r>
-      <w:proofErr w:type="gramEnd"/>
-      <w:r>
-        <w:rPr>
-          <w:rFonts w:ascii="Times New Roman" w:hAnsi="Times New Roman" w:cs="Times New Roman"/>
-          <w:sz w:val="24"/>
-          <w:szCs w:val="24"/>
-          <w:lang w:val="fr-FR"/>
-        </w:rPr>
-        <w:t xml:space="preserve"> </w:t>
-      </w:r>
-      <w:proofErr w:type="gramStart"/>
-      <w:r>
-        <w:rPr>
-          <w:rFonts w:ascii="Times New Roman" w:hAnsi="Times New Roman" w:cs="Times New Roman"/>
-          <w:sz w:val="24"/>
-          <w:szCs w:val="24"/>
-          <w:lang w:val="fr-FR"/>
-        </w:rPr>
-        <w:t>et</w:t>
-      </w:r>
-      <w:proofErr w:type="gramEnd"/>
-      <w:r>
-        <w:rPr>
-          <w:rFonts w:ascii="Times New Roman" w:hAnsi="Times New Roman" w:cs="Times New Roman"/>
-          <w:sz w:val="24"/>
-          <w:szCs w:val="24"/>
-          <w:lang w:val="fr-FR"/>
-        </w:rPr>
-        <w:t xml:space="preserve"> par GitHub Actions à chaque push et à chaque pull </w:t>
-      </w:r>
-      <w:proofErr w:type="spellStart"/>
-      <w:r>
-        <w:rPr>
-          <w:rFonts w:ascii="Times New Roman" w:hAnsi="Times New Roman" w:cs="Times New Roman"/>
-          <w:sz w:val="24"/>
-          <w:szCs w:val="24"/>
-          <w:lang w:val="fr-FR"/>
-        </w:rPr>
-        <w:t>request</w:t>
-      </w:r>
-      <w:proofErr w:type="spellEnd"/>
-      <w:r>
-        <w:rPr>
-          <w:rFonts w:ascii="Times New Roman" w:hAnsi="Times New Roman" w:cs="Times New Roman"/>
-          <w:sz w:val="24"/>
-          <w:szCs w:val="24"/>
-          <w:lang w:val="fr-FR"/>
-        </w:rPr>
-        <w:t>. Les contrôleurs de l'interface sont testés avec un faux contrôleur principal, qui fournit le dépôt et le stockage des images, et note les rapports qu'on lui demande d'afficher.</w:t>
-      </w:r>
+        <w:keepNext/>
+        <w:spacing w:after="60"/>
+        <w:jc w:val="center"/>
+        <w:rPr>
+          <w:rFonts w:ascii="Times New Roman" w:hAnsi="Times New Roman" w:cs="Times New Roman"/>
+          <w:sz w:val="24"/>
+          <w:szCs w:val="24"/>
+        </w:rPr>
+      </w:pPr>
+      <w:r>
+        <w:rPr>
+          <w:rFonts w:ascii="Times New Roman" w:hAnsi="Times New Roman" w:cs="Times New Roman"/>
+          <w:i/>
+          <w:color w:val="595959"/>
+          <w:sz w:val="24"/>
+          <w:szCs w:val="24"/>
+        </w:rPr>
+        <w:t>Tableau 6. Tactiques de modificabilité.</w:t>
+      </w:r>
+    </w:p>
+    <w:tbl>
+      <w:tblPr>
+        <w:tblStyle w:val="Grilledutableau"/>
+        <w:tblW w:w="0" w:type="auto"/>
+        <w:jc w:val="center"/>
+        <w:tblLook w:val="04A0" w:firstRow="1" w:lastRow="0" w:firstColumn="1" w:lastColumn="0" w:noHBand="0" w:noVBand="1"/>
+      </w:tblPr>
+      <w:tblGrid>
+        <w:gridCol w:w="2381"/>
+        <w:gridCol w:w="7030"/>
+      </w:tblGrid>
+      <w:tr>
+        <w:trPr>
+          <w:tblHeader/>
+          <w:jc w:val="center"/>
+        </w:trPr>
+        <w:tc>
+          <w:tcPr>
+            <w:tcW w:w="2381" w:type="dxa"/>
+            <w:shd w:val="clear" w:color="auto" w:fill="DCE6F2"/>
+          </w:tcPr>
+          <w:p>
+            <w:pPr>
+              <w:keepNext/>
+              <w:spacing w:after="40"/>
+              <w:rPr>
+                <w:rFonts w:ascii="Times New Roman" w:hAnsi="Times New Roman" w:cs="Times New Roman"/>
+                <w:sz w:val="24"/>
+                <w:szCs w:val="24"/>
+              </w:rPr>
+            </w:pPr>
+            <w:r>
+              <w:rPr>
+                <w:rFonts w:ascii="Times New Roman" w:hAnsi="Times New Roman" w:cs="Times New Roman"/>
+                <w:b/>
+                <w:sz w:val="24"/>
+                <w:szCs w:val="24"/>
+              </w:rPr>
+              <w:t>Tactique</w:t>
+            </w:r>
+          </w:p>
+        </w:tc>
+        <w:tc>
+          <w:tcPr>
+            <w:tcW w:w="7030" w:type="dxa"/>
+            <w:shd w:val="clear" w:color="auto" w:fill="DCE6F2"/>
+          </w:tcPr>
+          <w:p>
+            <w:pPr>
+              <w:keepNext/>
+              <w:spacing w:after="40"/>
+              <w:rPr>
+                <w:rFonts w:ascii="Times New Roman" w:hAnsi="Times New Roman" w:cs="Times New Roman"/>
+                <w:sz w:val="24"/>
+                <w:szCs w:val="24"/>
+              </w:rPr>
+            </w:pPr>
+            <w:r>
+              <w:rPr>
+                <w:rFonts w:ascii="Times New Roman" w:hAnsi="Times New Roman" w:cs="Times New Roman"/>
+                <w:b/>
+                <w:sz w:val="24"/>
+                <w:szCs w:val="24"/>
+              </w:rPr>
+              <w:t>Dans le code</w:t>
+            </w:r>
+          </w:p>
+        </w:tc>
+      </w:tr>
+      <w:tr>
+        <w:trPr>
+          <w:jc w:val="center"/>
+        </w:trPr>
+        <w:tc>
+          <w:tcPr>
+            <w:tcW w:w="2381" w:type="dxa"/>
+          </w:tcPr>
+          <w:p>
+            <w:pPr>
+              <w:keepNext/>
+              <w:spacing w:after="40"/>
+              <w:rPr>
+                <w:rFonts w:ascii="Times New Roman" w:hAnsi="Times New Roman" w:cs="Times New Roman"/>
+                <w:sz w:val="24"/>
+                <w:szCs w:val="24"/>
+              </w:rPr>
+            </w:pPr>
+            <w:r>
+              <w:rPr>
+                <w:sz w:val="24"/>
+                <w:szCs w:val="24"/>
+              </w:rPr>
+              <w:t>Augmenter la cohésion</w:t>
+            </w:r>
+          </w:p>
+        </w:tc>
+        <w:tc>
+          <w:tcPr>
+            <w:tcW w:w="7030" w:type="dxa"/>
+          </w:tcPr>
+          <w:p>
+            <w:pPr>
+              <w:keepNext/>
+              <w:spacing w:after="40"/>
+              <w:rPr>
+                <w:rFonts w:ascii="Times New Roman" w:hAnsi="Times New Roman" w:cs="Times New Roman"/>
+                <w:sz w:val="24"/>
+                <w:szCs w:val="24"/>
+                <w:lang w:val="fr-FR"/>
+              </w:rPr>
+            </w:pPr>
+            <w:r>
+              <w:rPr>
+                <w:sz w:val="24"/>
+                <w:szCs w:val="24"/>
+                <w:lang w:val="fr-FR"/>
+              </w:rPr>
+              <w:t>MVC : vues, contrôleurs et modèle dans des paquets distincts. Une vue ne contient aucune règle métier ; changer l'apparence d'une fenêtre ne touche ni au modèle ni à son contrôleur.</w:t>
+            </w:r>
+          </w:p>
+        </w:tc>
+      </w:tr>
+      <w:tr>
+        <w:trPr>
+          <w:jc w:val="center"/>
+        </w:trPr>
+        <w:tc>
+          <w:tcPr>
+            <w:tcW w:w="2381" w:type="dxa"/>
+          </w:tcPr>
+          <w:p>
+            <w:pPr>
+              <w:keepNext/>
+              <w:spacing w:after="40"/>
+              <w:rPr>
+                <w:rFonts w:ascii="Times New Roman" w:hAnsi="Times New Roman" w:cs="Times New Roman"/>
+                <w:sz w:val="24"/>
+                <w:szCs w:val="24"/>
+              </w:rPr>
+            </w:pPr>
+            <w:r>
+              <w:rPr>
+                <w:sz w:val="24"/>
+                <w:szCs w:val="24"/>
+              </w:rPr>
+              <w:t>Encapsuler</w:t>
+            </w:r>
+          </w:p>
+        </w:tc>
+        <w:tc>
+          <w:tcPr>
+            <w:tcW w:w="7030" w:type="dxa"/>
+          </w:tcPr>
+          <w:p>
+            <w:pPr>
+              <w:keepNext/>
+              <w:spacing w:after="40"/>
+              <w:rPr>
+                <w:rFonts w:ascii="Times New Roman" w:hAnsi="Times New Roman" w:cs="Times New Roman"/>
+                <w:sz w:val="24"/>
+                <w:szCs w:val="24"/>
+                <w:lang w:val="fr-FR"/>
+              </w:rPr>
+            </w:pPr>
+            <w:r>
+              <w:rPr>
+                <w:sz w:val="24"/>
+                <w:szCs w:val="24"/>
+                <w:lang w:val="fr-FR"/>
+              </w:rPr>
+              <w:t xml:space="preserve">Attributs privés et propriétés en lecture seule. La vue ne lit du modèle que ce qu'il publie, comme </w:t>
+            </w:r>
+            <w:proofErr w:type="spellStart"/>
+            <w:proofErr w:type="gramStart"/>
+            <w:r>
+              <w:rPr>
+                <w:sz w:val="24"/>
+                <w:szCs w:val="24"/>
+                <w:lang w:val="fr-FR"/>
+              </w:rPr>
+              <w:t>transitionPossible</w:t>
+            </w:r>
+            <w:proofErr w:type="spellEnd"/>
+            <w:r>
+              <w:rPr>
+                <w:sz w:val="24"/>
+                <w:szCs w:val="24"/>
+                <w:lang w:val="fr-FR"/>
+              </w:rPr>
+              <w:t>(</w:t>
+            </w:r>
+            <w:proofErr w:type="gramEnd"/>
+            <w:r>
+              <w:rPr>
+                <w:sz w:val="24"/>
+                <w:szCs w:val="24"/>
+                <w:lang w:val="fr-FR"/>
+              </w:rPr>
+              <w:t xml:space="preserve">) ou </w:t>
+            </w:r>
+            <w:proofErr w:type="spellStart"/>
+            <w:r>
+              <w:rPr>
+                <w:sz w:val="24"/>
+                <w:szCs w:val="24"/>
+                <w:lang w:val="fr-FR"/>
+              </w:rPr>
+              <w:t>modificationsEnAttente</w:t>
+            </w:r>
+            <w:proofErr w:type="spellEnd"/>
+            <w:r>
+              <w:rPr>
+                <w:sz w:val="24"/>
+                <w:szCs w:val="24"/>
+                <w:lang w:val="fr-FR"/>
+              </w:rPr>
+              <w:t>.</w:t>
+            </w:r>
+          </w:p>
+        </w:tc>
+      </w:tr>
+      <w:tr>
+        <w:trPr>
+          <w:jc w:val="center"/>
+        </w:trPr>
+        <w:tc>
+          <w:tcPr>
+            <w:tcW w:w="2381" w:type="dxa"/>
+          </w:tcPr>
+          <w:p>
+            <w:pPr>
+              <w:keepNext/>
+              <w:spacing w:after="40"/>
+              <w:rPr>
+                <w:rFonts w:ascii="Times New Roman" w:hAnsi="Times New Roman" w:cs="Times New Roman"/>
+                <w:sz w:val="24"/>
+                <w:szCs w:val="24"/>
+              </w:rPr>
+            </w:pPr>
+            <w:r>
+              <w:rPr>
+                <w:sz w:val="24"/>
+                <w:szCs w:val="24"/>
+              </w:rPr>
+              <w:t>Utiliser un intermédiaire</w:t>
+            </w:r>
+          </w:p>
+        </w:tc>
+        <w:tc>
+          <w:tcPr>
+            <w:tcW w:w="7030" w:type="dxa"/>
+          </w:tcPr>
+          <w:p>
+            <w:pPr>
+              <w:keepNext/>
+              <w:spacing w:after="40"/>
+              <w:rPr>
+                <w:rFonts w:ascii="Times New Roman" w:hAnsi="Times New Roman" w:cs="Times New Roman"/>
+                <w:sz w:val="24"/>
+                <w:szCs w:val="24"/>
+                <w:lang w:val="fr-FR"/>
+              </w:rPr>
+            </w:pPr>
+            <w:r>
+              <w:rPr>
+                <w:sz w:val="24"/>
+                <w:szCs w:val="24"/>
+                <w:lang w:val="fr-FR"/>
+              </w:rPr>
+              <w:t xml:space="preserve">Les contrôleurs se placent entre les vues et le modèle. Seul </w:t>
+            </w:r>
+            <w:proofErr w:type="spellStart"/>
+            <w:r>
+              <w:rPr>
+                <w:sz w:val="24"/>
+                <w:szCs w:val="24"/>
+                <w:lang w:val="fr-FR"/>
+              </w:rPr>
+              <w:t>ControleurPrincipal</w:t>
+            </w:r>
+            <w:proofErr w:type="spellEnd"/>
+            <w:r>
+              <w:rPr>
+                <w:sz w:val="24"/>
+                <w:szCs w:val="24"/>
+                <w:lang w:val="fr-FR"/>
+              </w:rPr>
+              <w:t xml:space="preserve"> crée des fenêtres : ajouter une fenêtre ne demande de toucher qu'à lui.</w:t>
+            </w:r>
+          </w:p>
+        </w:tc>
+      </w:tr>
+      <w:tr>
+        <w:trPr>
+          <w:jc w:val="center"/>
+        </w:trPr>
+        <w:tc>
+          <w:tcPr>
+            <w:tcW w:w="2381" w:type="dxa"/>
+          </w:tcPr>
+          <w:p>
+            <w:pPr>
+              <w:keepNext/>
+              <w:spacing w:after="40"/>
+              <w:rPr>
+                <w:rFonts w:ascii="Times New Roman" w:hAnsi="Times New Roman" w:cs="Times New Roman"/>
+                <w:sz w:val="24"/>
+                <w:szCs w:val="24"/>
+              </w:rPr>
+            </w:pPr>
+            <w:r>
+              <w:rPr>
+                <w:sz w:val="24"/>
+                <w:szCs w:val="24"/>
+              </w:rPr>
+              <w:t>Maintenir des interfaces stables</w:t>
+            </w:r>
+          </w:p>
+        </w:tc>
+        <w:tc>
+          <w:tcPr>
+            <w:tcW w:w="7030" w:type="dxa"/>
+          </w:tcPr>
+          <w:p>
+            <w:pPr>
+              <w:keepNext/>
+              <w:spacing w:after="40"/>
+              <w:rPr>
+                <w:rFonts w:ascii="Times New Roman" w:hAnsi="Times New Roman" w:cs="Times New Roman"/>
+                <w:sz w:val="24"/>
+                <w:szCs w:val="24"/>
+                <w:lang w:val="fr-FR"/>
+              </w:rPr>
+            </w:pPr>
+            <w:r>
+              <w:rPr>
+                <w:sz w:val="24"/>
+                <w:szCs w:val="24"/>
+                <w:lang w:val="fr-FR"/>
+              </w:rPr>
+              <w:t xml:space="preserve">Le contrat est figé dès I1 (constructeurs des vues, signatures des contrôleurs), avec un seul ajout pendant le sprint : </w:t>
+            </w:r>
+            <w:proofErr w:type="spellStart"/>
+            <w:r>
+              <w:rPr>
+                <w:sz w:val="24"/>
+                <w:szCs w:val="24"/>
+                <w:lang w:val="fr-FR"/>
+              </w:rPr>
+              <w:t>nombreImages</w:t>
+            </w:r>
+            <w:proofErr w:type="spellEnd"/>
+            <w:r>
+              <w:rPr>
+                <w:sz w:val="24"/>
+                <w:szCs w:val="24"/>
+                <w:lang w:val="fr-FR"/>
+              </w:rPr>
+              <w:t>.</w:t>
+            </w:r>
+          </w:p>
+        </w:tc>
+      </w:tr>
+      <w:tr>
+        <w:trPr>
+          <w:jc w:val="center"/>
+        </w:trPr>
+        <w:tc>
+          <w:tcPr>
+            <w:tcW w:w="2381" w:type="dxa"/>
+          </w:tcPr>
+          <w:p>
+            <w:pPr>
+              <w:keepNext/>
+              <w:spacing w:after="40"/>
+              <w:rPr>
+                <w:rFonts w:ascii="Times New Roman" w:hAnsi="Times New Roman" w:cs="Times New Roman"/>
+                <w:sz w:val="24"/>
+                <w:szCs w:val="24"/>
+              </w:rPr>
+            </w:pPr>
+            <w:r>
+              <w:rPr>
+                <w:sz w:val="24"/>
+                <w:szCs w:val="24"/>
+              </w:rPr>
+              <w:t>Restreindre les dépendances</w:t>
+            </w:r>
+          </w:p>
+        </w:tc>
+        <w:tc>
+          <w:tcPr>
+            <w:tcW w:w="7030" w:type="dxa"/>
+          </w:tcPr>
+          <w:p>
+            <w:pPr>
+              <w:keepNext/>
+              <w:spacing w:after="40"/>
+              <w:rPr>
+                <w:rFonts w:ascii="Times New Roman" w:hAnsi="Times New Roman" w:cs="Times New Roman"/>
+                <w:sz w:val="24"/>
+                <w:szCs w:val="24"/>
+                <w:lang w:val="fr-FR"/>
+              </w:rPr>
+            </w:pPr>
+            <w:r>
+              <w:rPr>
+                <w:sz w:val="24"/>
+                <w:szCs w:val="24"/>
+                <w:lang w:val="fr-FR"/>
+              </w:rPr>
+              <w:t xml:space="preserve">Les contrôleurs n'importent pas </w:t>
+            </w:r>
+            <w:proofErr w:type="spellStart"/>
+            <w:r>
+              <w:rPr>
+                <w:sz w:val="24"/>
+                <w:szCs w:val="24"/>
+                <w:lang w:val="fr-FR"/>
+              </w:rPr>
+              <w:t>tkinter</w:t>
+            </w:r>
+            <w:proofErr w:type="spellEnd"/>
+            <w:r>
+              <w:rPr>
+                <w:sz w:val="24"/>
+                <w:szCs w:val="24"/>
+                <w:lang w:val="fr-FR"/>
+              </w:rPr>
+              <w:t xml:space="preserve"> : changer de bibliothèque graphique ne toucherait que </w:t>
+            </w:r>
+            <w:proofErr w:type="spellStart"/>
+            <w:r>
+              <w:rPr>
+                <w:sz w:val="24"/>
+                <w:szCs w:val="24"/>
+                <w:lang w:val="fr-FR"/>
+              </w:rPr>
+              <w:t>ihm</w:t>
+            </w:r>
+            <w:proofErr w:type="spellEnd"/>
+            <w:r>
+              <w:rPr>
+                <w:sz w:val="24"/>
+                <w:szCs w:val="24"/>
+                <w:lang w:val="fr-FR"/>
+              </w:rPr>
+              <w:t xml:space="preserve">/vues et </w:t>
+            </w:r>
+            <w:proofErr w:type="spellStart"/>
+            <w:r>
+              <w:rPr>
+                <w:sz w:val="24"/>
+                <w:szCs w:val="24"/>
+                <w:lang w:val="fr-FR"/>
+              </w:rPr>
+              <w:t>ControleurPrincipal</w:t>
+            </w:r>
+            <w:proofErr w:type="spellEnd"/>
+            <w:r>
+              <w:rPr>
+                <w:sz w:val="24"/>
+                <w:szCs w:val="24"/>
+                <w:lang w:val="fr-FR"/>
+              </w:rPr>
+              <w:t>.</w:t>
+            </w:r>
+          </w:p>
+        </w:tc>
+      </w:tr>
+      <w:tr>
+        <w:trPr>
+          <w:jc w:val="center"/>
+        </w:trPr>
+        <w:tc>
+          <w:tcPr>
+            <w:tcW w:w="2381" w:type="dxa"/>
+          </w:tcPr>
+          <w:p>
+            <w:pPr>
+              <w:keepNext/>
+              <w:spacing w:after="40"/>
+              <w:rPr>
+                <w:rFonts w:ascii="Times New Roman" w:hAnsi="Times New Roman" w:cs="Times New Roman"/>
+                <w:sz w:val="24"/>
+                <w:szCs w:val="24"/>
+              </w:rPr>
+            </w:pPr>
+            <w:r>
+              <w:rPr>
+                <w:sz w:val="24"/>
+                <w:szCs w:val="24"/>
+              </w:rPr>
+              <w:t>Abstraire les services communs</w:t>
+            </w:r>
+          </w:p>
+        </w:tc>
+        <w:tc>
+          <w:tcPr>
+            <w:tcW w:w="7030" w:type="dxa"/>
+          </w:tcPr>
+          <w:p>
+            <w:pPr>
+              <w:keepNext/>
+              <w:spacing w:after="40"/>
+              <w:rPr>
+                <w:rFonts w:ascii="Times New Roman" w:hAnsi="Times New Roman" w:cs="Times New Roman"/>
+                <w:sz w:val="24"/>
+                <w:szCs w:val="24"/>
+                <w:lang w:val="fr-FR"/>
+              </w:rPr>
+            </w:pPr>
+            <w:proofErr w:type="spellStart"/>
+            <w:r>
+              <w:rPr>
+                <w:sz w:val="24"/>
+                <w:szCs w:val="24"/>
+                <w:lang w:val="fr-FR"/>
+              </w:rPr>
+              <w:t>FenetreBase</w:t>
+            </w:r>
+            <w:proofErr w:type="spellEnd"/>
+            <w:r>
+              <w:rPr>
+                <w:sz w:val="24"/>
+                <w:szCs w:val="24"/>
+                <w:lang w:val="fr-FR"/>
+              </w:rPr>
+              <w:t xml:space="preserve"> regroupe l'abonnement, la fermeture et l'affichage des refus pour les huit fenêtres.</w:t>
+            </w:r>
+          </w:p>
+        </w:tc>
+      </w:tr>
+      <w:tr>
+        <w:trPr>
+          <w:jc w:val="center"/>
+        </w:trPr>
+        <w:tc>
+          <w:tcPr>
+            <w:tcW w:w="2381" w:type="dxa"/>
+          </w:tcPr>
+          <w:p>
+            <w:pPr>
+              <w:keepNext/>
+              <w:spacing w:after="40"/>
+              <w:rPr>
+                <w:rFonts w:ascii="Times New Roman" w:hAnsi="Times New Roman" w:cs="Times New Roman"/>
+                <w:sz w:val="24"/>
+                <w:szCs w:val="24"/>
+              </w:rPr>
+            </w:pPr>
+            <w:r>
+              <w:rPr>
+                <w:sz w:val="24"/>
+                <w:szCs w:val="24"/>
+              </w:rPr>
+              <w:t>Différer la liaison</w:t>
+            </w:r>
+          </w:p>
+        </w:tc>
+        <w:tc>
+          <w:tcPr>
+            <w:tcW w:w="7030" w:type="dxa"/>
+          </w:tcPr>
+          <w:p>
+            <w:pPr>
+              <w:keepNext/>
+              <w:spacing w:after="40"/>
+              <w:rPr>
+                <w:rFonts w:ascii="Times New Roman" w:hAnsi="Times New Roman" w:cs="Times New Roman"/>
+                <w:sz w:val="24"/>
+                <w:szCs w:val="24"/>
+                <w:lang w:val="fr-FR"/>
+              </w:rPr>
+            </w:pPr>
+            <w:r>
+              <w:rPr>
+                <w:sz w:val="24"/>
+                <w:szCs w:val="24"/>
+                <w:lang w:val="fr-FR"/>
+              </w:rPr>
+              <w:t>L'Observateur notifie les fenêtres sans les connaître ; les fabriques créent descriptions et états à l'exécution ; les données sont chargées depuis un fichier JSON au démarrage.</w:t>
+            </w:r>
+          </w:p>
+        </w:tc>
+      </w:tr>
+    </w:tbl>
+    <w:p>
+      <w:pPr>
+        <w:rPr>
+          <w:rFonts w:ascii="Times New Roman" w:hAnsi="Times New Roman" w:cs="Times New Roman"/>
+          <w:sz w:val="24"/>
+          <w:szCs w:val="24"/>
+          <w:lang w:val="fr-FR"/>
+        </w:rPr>
+      </w:pPr>
     </w:p>
     <w:p>
       <w:pPr>
+        <w:jc w:val="both"/>
+        <w:rPr>
+          <w:rFonts w:ascii="Times New Roman" w:hAnsi="Times New Roman" w:cs="Times New Roman"/>
+          <w:sz w:val="24"/>
+          <w:szCs w:val="24"/>
+          <w:lang w:val="fr-FR"/>
+        </w:rPr>
+      </w:pPr>
+      <w:r>
+        <w:rPr>
+          <w:rFonts w:ascii="Times New Roman" w:hAnsi="Times New Roman" w:cs="Times New Roman"/>
+          <w:sz w:val="24"/>
+          <w:szCs w:val="24"/>
+          <w:lang w:val="fr-FR"/>
+        </w:rPr>
+        <w:lastRenderedPageBreak/>
+        <w:t xml:space="preserve">La preuve la plus concrète : les vues et les contrôleurs ont été écrits en parallèle par deux personnes, sur des fichiers séparés, et le modèle du </w:t>
+      </w:r>
+      <w:proofErr w:type="spellStart"/>
+      <w:r>
+        <w:rPr>
+          <w:rFonts w:ascii="Times New Roman" w:hAnsi="Times New Roman" w:cs="Times New Roman"/>
+          <w:sz w:val="24"/>
+          <w:szCs w:val="24"/>
+          <w:lang w:val="fr-FR"/>
+        </w:rPr>
+        <w:t>Lab</w:t>
+      </w:r>
+      <w:proofErr w:type="spellEnd"/>
+      <w:r>
+        <w:rPr>
+          <w:rFonts w:ascii="Times New Roman" w:hAnsi="Times New Roman" w:cs="Times New Roman"/>
+          <w:sz w:val="24"/>
+          <w:szCs w:val="24"/>
+          <w:lang w:val="fr-FR"/>
+        </w:rPr>
+        <w:t xml:space="preserve"> 2 n'a reçu que des ajouts.</w:t>
+      </w:r>
+    </w:p>
+    <w:p>
+      <w:pPr>
+        <w:pStyle w:val="Titre1"/>
+        <w:rPr>
+          <w:rFonts w:ascii="Times New Roman" w:hAnsi="Times New Roman" w:cs="Times New Roman"/>
+          <w:lang w:val="fr-FR"/>
+        </w:rPr>
+      </w:pPr>
+      <w:bookmarkStart w:id="39" w:name="_Toc243649366"/>
+      <w:bookmarkStart w:id="40" w:name="_Toc243962863"/>
+      <w:r>
+        <w:rPr>
+          <w:rFonts w:ascii="Times New Roman" w:hAnsi="Times New Roman" w:cs="Times New Roman"/>
+          <w:lang w:val="fr-FR"/>
+        </w:rPr>
+        <w:t>7. Tests et validation</w:t>
+      </w:r>
+      <w:bookmarkEnd w:id="39"/>
+      <w:bookmarkEnd w:id="40"/>
+    </w:p>
+    <w:p>
+      <w:pPr>
+        <w:pStyle w:val="Titre2"/>
+        <w:rPr>
+          <w:rFonts w:ascii="Times New Roman" w:hAnsi="Times New Roman" w:cs="Times New Roman"/>
+          <w:lang w:val="fr-FR"/>
+        </w:rPr>
+      </w:pPr>
+      <w:bookmarkStart w:id="41" w:name="_Toc243649367"/>
+      <w:bookmarkStart w:id="42" w:name="_Toc243962864"/>
+      <w:r>
+        <w:rPr>
+          <w:rFonts w:ascii="Times New Roman" w:hAnsi="Times New Roman" w:cs="Times New Roman"/>
+          <w:lang w:val="fr-FR"/>
+        </w:rPr>
+        <w:t>7.1 Tests automatisés</w:t>
+      </w:r>
+      <w:bookmarkEnd w:id="41"/>
+      <w:bookmarkEnd w:id="42"/>
+    </w:p>
+    <w:p>
+      <w:pPr>
+        <w:jc w:val="both"/>
+        <w:rPr>
+          <w:rFonts w:ascii="Times New Roman" w:hAnsi="Times New Roman" w:cs="Times New Roman"/>
+          <w:sz w:val="24"/>
+          <w:szCs w:val="24"/>
+          <w:lang w:val="fr-FR"/>
+        </w:rPr>
+      </w:pPr>
+      <w:r>
+        <w:rPr>
+          <w:rFonts w:ascii="Times New Roman" w:hAnsi="Times New Roman" w:cs="Times New Roman"/>
+          <w:sz w:val="24"/>
+          <w:szCs w:val="24"/>
+          <w:lang w:val="fr-FR"/>
+        </w:rPr>
+        <w:t xml:space="preserve">La suite compte 145 tests, lancés par </w:t>
+      </w:r>
+      <w:r>
+        <w:rPr>
+          <w:rFonts w:ascii="Times New Roman" w:hAnsi="Times New Roman" w:cs="Times New Roman"/>
+          <w:color w:val="24292E"/>
+          <w:sz w:val="24"/>
+          <w:szCs w:val="24"/>
+          <w:lang w:val="fr-FR"/>
+        </w:rPr>
+        <w:t xml:space="preserve">python -m </w:t>
+      </w:r>
+      <w:proofErr w:type="spellStart"/>
+      <w:r>
+        <w:rPr>
+          <w:rFonts w:ascii="Times New Roman" w:hAnsi="Times New Roman" w:cs="Times New Roman"/>
+          <w:color w:val="24292E"/>
+          <w:sz w:val="24"/>
+          <w:szCs w:val="24"/>
+          <w:lang w:val="fr-FR"/>
+        </w:rPr>
+        <w:t>unittest</w:t>
+      </w:r>
+      <w:proofErr w:type="spellEnd"/>
+      <w:r>
+        <w:rPr>
+          <w:rFonts w:ascii="Times New Roman" w:hAnsi="Times New Roman" w:cs="Times New Roman"/>
+          <w:color w:val="24292E"/>
+          <w:sz w:val="24"/>
+          <w:szCs w:val="24"/>
+          <w:lang w:val="fr-FR"/>
+        </w:rPr>
+        <w:t xml:space="preserve"> </w:t>
+      </w:r>
+      <w:proofErr w:type="spellStart"/>
+      <w:r>
+        <w:rPr>
+          <w:rFonts w:ascii="Times New Roman" w:hAnsi="Times New Roman" w:cs="Times New Roman"/>
+          <w:color w:val="24292E"/>
+          <w:sz w:val="24"/>
+          <w:szCs w:val="24"/>
+          <w:lang w:val="fr-FR"/>
+        </w:rPr>
+        <w:t>discover</w:t>
+      </w:r>
+      <w:proofErr w:type="spellEnd"/>
+      <w:r>
+        <w:rPr>
+          <w:rFonts w:ascii="Times New Roman" w:hAnsi="Times New Roman" w:cs="Times New Roman"/>
+          <w:color w:val="24292E"/>
+          <w:sz w:val="24"/>
+          <w:szCs w:val="24"/>
+          <w:lang w:val="fr-FR"/>
+        </w:rPr>
+        <w:t xml:space="preserve"> -s tests -</w:t>
+      </w:r>
+      <w:proofErr w:type="gramStart"/>
+      <w:r>
+        <w:rPr>
+          <w:rFonts w:ascii="Times New Roman" w:hAnsi="Times New Roman" w:cs="Times New Roman"/>
+          <w:color w:val="24292E"/>
+          <w:sz w:val="24"/>
+          <w:szCs w:val="24"/>
+          <w:lang w:val="fr-FR"/>
+        </w:rPr>
+        <w:t>t .</w:t>
+      </w:r>
+      <w:proofErr w:type="gramEnd"/>
+      <w:r>
+        <w:rPr>
+          <w:rFonts w:ascii="Times New Roman" w:hAnsi="Times New Roman" w:cs="Times New Roman"/>
+          <w:sz w:val="24"/>
+          <w:szCs w:val="24"/>
+          <w:lang w:val="fr-FR"/>
+        </w:rPr>
+        <w:t xml:space="preserve"> </w:t>
+      </w:r>
+      <w:proofErr w:type="gramStart"/>
+      <w:r>
+        <w:rPr>
+          <w:rFonts w:ascii="Times New Roman" w:hAnsi="Times New Roman" w:cs="Times New Roman"/>
+          <w:sz w:val="24"/>
+          <w:szCs w:val="24"/>
+          <w:lang w:val="fr-FR"/>
+        </w:rPr>
+        <w:t>et</w:t>
+      </w:r>
+      <w:proofErr w:type="gramEnd"/>
+      <w:r>
+        <w:rPr>
+          <w:rFonts w:ascii="Times New Roman" w:hAnsi="Times New Roman" w:cs="Times New Roman"/>
+          <w:sz w:val="24"/>
+          <w:szCs w:val="24"/>
+          <w:lang w:val="fr-FR"/>
+        </w:rPr>
+        <w:t xml:space="preserve"> par GitHub Actions à chaque push et à chaque pull </w:t>
+      </w:r>
+      <w:proofErr w:type="spellStart"/>
+      <w:r>
+        <w:rPr>
+          <w:rFonts w:ascii="Times New Roman" w:hAnsi="Times New Roman" w:cs="Times New Roman"/>
+          <w:sz w:val="24"/>
+          <w:szCs w:val="24"/>
+          <w:lang w:val="fr-FR"/>
+        </w:rPr>
+        <w:t>request</w:t>
+      </w:r>
+      <w:proofErr w:type="spellEnd"/>
+      <w:r>
+        <w:rPr>
+          <w:rFonts w:ascii="Times New Roman" w:hAnsi="Times New Roman" w:cs="Times New Roman"/>
+          <w:sz w:val="24"/>
+          <w:szCs w:val="24"/>
+          <w:lang w:val="fr-FR"/>
+        </w:rPr>
+        <w:t>. Les contrôleurs de l'interface sont testés avec un faux contrôleur principal, qui fournit le dépôt et le stockage des images, et note les rapports qu'on lui demande d'afficher.</w:t>
+      </w:r>
+    </w:p>
+    <w:p>
+      <w:pPr>
         <w:keepNext/>
         <w:spacing w:after="60"/>
+        <w:jc w:val="center"/>
         <w:rPr>
           <w:rFonts w:ascii="Times New Roman" w:hAnsi="Times New Roman" w:cs="Times New Roman"/>
           <w:sz w:val="24"/>
@@ -12776,7 +12845,7 @@
           <w:lang w:val="fr-FR"/>
         </w:rPr>
         <w:lastRenderedPageBreak/>
-        <w:t>Tableau 6. Tests automatisés par fichier.</w:t>
+        <w:t>Tableau 7. Tests automatisés par fichier.</w:t>
       </w:r>
     </w:p>
     <w:tbl>
@@ -12811,7 +12880,6 @@
                 <w:szCs w:val="24"/>
               </w:rPr>
             </w:pPr>
-            <w:proofErr w:type="spellStart"/>
             <w:r>
               <w:rPr>
                 <w:rFonts w:ascii="Times New Roman" w:hAnsi="Times New Roman" w:cs="Times New Roman"/>
@@ -12821,7 +12889,6 @@
               </w:rPr>
               <w:t>Fichier</w:t>
             </w:r>
-            <w:proofErr w:type="spellEnd"/>
           </w:p>
         </w:tc>
         <w:tc>
@@ -12846,19 +12913,8 @@
                 <w:sz w:val="24"/>
                 <w:szCs w:val="24"/>
               </w:rPr>
-              <w:t xml:space="preserve">Ce qui est </w:t>
-            </w:r>
-            <w:proofErr w:type="spellStart"/>
-            <w:r>
-              <w:rPr>
-                <w:rFonts w:ascii="Times New Roman" w:hAnsi="Times New Roman" w:cs="Times New Roman"/>
-                <w:b/>
-                <w:sz w:val="24"/>
-                <w:szCs w:val="24"/>
-              </w:rPr>
-              <w:t>vérifié</w:t>
-            </w:r>
-            <w:proofErr w:type="spellEnd"/>
+              <w:t>Ce qui est vérifié</w:t>
+            </w:r>
           </w:p>
         </w:tc>
         <w:tc>
@@ -13782,41 +13838,43 @@
           <w:lang w:val="fr-FR"/>
         </w:rPr>
       </w:pPr>
-      <w:bookmarkStart w:id="42" w:name="_Toc243649369"/>
-      <w:bookmarkStart w:id="43" w:name="_Toc243917060"/>
-      <w:r>
-        <w:rPr>
-          <w:rFonts w:ascii="Times New Roman" w:hAnsi="Times New Roman" w:cs="Times New Roman"/>
-          <w:lang w:val="fr-FR"/>
-        </w:rPr>
-        <w:t>7. Organisation du travail</w:t>
-      </w:r>
-      <w:bookmarkEnd w:id="42"/>
+      <w:bookmarkStart w:id="43" w:name="_Toc243649369"/>
+      <w:bookmarkStart w:id="44" w:name="_Toc243962865"/>
+      <w:r>
+        <w:rPr>
+          <w:rFonts w:ascii="Times New Roman" w:hAnsi="Times New Roman" w:cs="Times New Roman"/>
+          <w:lang w:val="fr-FR"/>
+        </w:rPr>
+        <w:t>8. Organisation du travail</w:t>
+      </w:r>
       <w:bookmarkEnd w:id="43"/>
+      <w:bookmarkEnd w:id="44"/>
     </w:p>
     <w:p>
       <w:pPr>
-        <w:rPr>
-          <w:rFonts w:ascii="Times New Roman" w:hAnsi="Times New Roman" w:cs="Times New Roman"/>
-          <w:sz w:val="24"/>
-          <w:szCs w:val="24"/>
-          <w:lang w:val="fr-FR"/>
-        </w:rPr>
-      </w:pPr>
-      <w:r>
-        <w:rPr>
-          <w:rFonts w:ascii="Times New Roman" w:hAnsi="Times New Roman" w:cs="Times New Roman"/>
-          <w:sz w:val="24"/>
-          <w:szCs w:val="24"/>
-          <w:lang w:val="fr-FR"/>
-        </w:rPr>
-        <w:t>Le sprint de l'interface a duré du 17 au 27 octobre. Nous l'avons découpé en tâches à responsable unique : chaque fichier n'appartient qu'à l'un de nous deux, ce qui a évité tout conflit de fusion. Le tableau 7 donne la répartition.</w:t>
+        <w:jc w:val="both"/>
+        <w:rPr>
+          <w:rFonts w:ascii="Times New Roman" w:hAnsi="Times New Roman" w:cs="Times New Roman"/>
+          <w:sz w:val="24"/>
+          <w:szCs w:val="24"/>
+          <w:lang w:val="fr-FR"/>
+        </w:rPr>
+      </w:pPr>
+      <w:r>
+        <w:rPr>
+          <w:rFonts w:ascii="Times New Roman" w:hAnsi="Times New Roman" w:cs="Times New Roman"/>
+          <w:sz w:val="24"/>
+          <w:szCs w:val="24"/>
+          <w:lang w:val="fr-FR"/>
+        </w:rPr>
+        <w:t>Le sprint de l'interface a duré du 17 au 27 octobre. Nous l'avons découpé en tâches à responsable unique : chaque fichier n'appartient qu'à l'un de nous deux, ce qui a évité tout conflit de fusion. Le tableau 8 donne la répartition.</w:t>
       </w:r>
     </w:p>
     <w:p>
       <w:pPr>
         <w:keepNext/>
         <w:spacing w:after="60"/>
+        <w:jc w:val="center"/>
         <w:rPr>
           <w:rFonts w:ascii="Times New Roman" w:hAnsi="Times New Roman" w:cs="Times New Roman"/>
           <w:sz w:val="24"/>
@@ -13834,7 +13892,7 @@
           <w:lang w:val="fr-FR"/>
         </w:rPr>
         <w:lastRenderedPageBreak/>
-        <w:t>Tableau 7. Répartition des tâches du sprint.</w:t>
+        <w:t>Tableau 8. Répartition des tâches du sprint.</w:t>
       </w:r>
     </w:p>
     <w:tbl>
@@ -13869,7 +13927,6 @@
                 <w:szCs w:val="24"/>
               </w:rPr>
             </w:pPr>
-            <w:proofErr w:type="spellStart"/>
             <w:r>
               <w:rPr>
                 <w:rFonts w:ascii="Times New Roman" w:hAnsi="Times New Roman" w:cs="Times New Roman"/>
@@ -13879,7 +13936,6 @@
               </w:rPr>
               <w:t>Tâche</w:t>
             </w:r>
-            <w:proofErr w:type="spellEnd"/>
           </w:p>
         </w:tc>
         <w:tc>
@@ -13897,7 +13953,6 @@
                 <w:szCs w:val="24"/>
               </w:rPr>
             </w:pPr>
-            <w:proofErr w:type="spellStart"/>
             <w:r>
               <w:rPr>
                 <w:rFonts w:ascii="Times New Roman" w:hAnsi="Times New Roman" w:cs="Times New Roman"/>
@@ -13907,7 +13962,6 @@
               </w:rPr>
               <w:t>Contenu</w:t>
             </w:r>
-            <w:proofErr w:type="spellEnd"/>
           </w:p>
         </w:tc>
         <w:tc>
@@ -14775,6 +14829,7 @@
     </w:p>
     <w:p>
       <w:pPr>
+        <w:jc w:val="both"/>
         <w:rPr>
           <w:rFonts w:ascii="Times New Roman" w:hAnsi="Times New Roman" w:cs="Times New Roman"/>
           <w:sz w:val="24"/>
@@ -14920,20 +14975,21 @@
           <w:lang w:val="fr-FR"/>
         </w:rPr>
       </w:pPr>
-      <w:bookmarkStart w:id="44" w:name="_Toc243649370"/>
-      <w:bookmarkStart w:id="45" w:name="_Toc243917061"/>
-      <w:r>
-        <w:rPr>
-          <w:rFonts w:ascii="Times New Roman" w:hAnsi="Times New Roman" w:cs="Times New Roman"/>
-          <w:lang w:val="fr-FR"/>
-        </w:rPr>
-        <w:t>8. Difficultés et ce que nous avons appris</w:t>
-      </w:r>
-      <w:bookmarkEnd w:id="44"/>
+      <w:bookmarkStart w:id="45" w:name="_Toc243649370"/>
+      <w:bookmarkStart w:id="46" w:name="_Toc243962866"/>
+      <w:r>
+        <w:rPr>
+          <w:rFonts w:ascii="Times New Roman" w:hAnsi="Times New Roman" w:cs="Times New Roman"/>
+          <w:lang w:val="fr-FR"/>
+        </w:rPr>
+        <w:t>9. Difficultés et ce que nous avons appris</w:t>
+      </w:r>
       <w:bookmarkEnd w:id="45"/>
+      <w:bookmarkEnd w:id="46"/>
     </w:p>
     <w:p>
       <w:pPr>
+        <w:jc w:val="both"/>
         <w:rPr>
           <w:rFonts w:ascii="Times New Roman" w:hAnsi="Times New Roman" w:cs="Times New Roman"/>
           <w:sz w:val="24"/>
@@ -14983,6 +15039,7 @@
     </w:p>
     <w:p>
       <w:pPr>
+        <w:jc w:val="both"/>
         <w:rPr>
           <w:rFonts w:ascii="Times New Roman" w:hAnsi="Times New Roman" w:cs="Times New Roman"/>
           <w:sz w:val="24"/>
@@ -15064,6 +15121,7 @@
     </w:p>
     <w:p>
       <w:pPr>
+        <w:jc w:val="both"/>
         <w:rPr>
           <w:rFonts w:ascii="Times New Roman" w:hAnsi="Times New Roman" w:cs="Times New Roman"/>
           <w:sz w:val="24"/>
@@ -15113,6 +15171,7 @@
     </w:p>
     <w:p>
       <w:pPr>
+        <w:jc w:val="both"/>
         <w:rPr>
           <w:rFonts w:ascii="Times New Roman" w:hAnsi="Times New Roman" w:cs="Times New Roman"/>
           <w:sz w:val="24"/>
@@ -15186,6 +15245,7 @@
     </w:p>
     <w:p>
       <w:pPr>
+        <w:jc w:val="both"/>
         <w:rPr>
           <w:rFonts w:ascii="Times New Roman" w:hAnsi="Times New Roman" w:cs="Times New Roman"/>
           <w:sz w:val="24"/>
@@ -15246,6 +15306,7 @@
     </w:p>
     <w:p>
       <w:pPr>
+        <w:jc w:val="both"/>
         <w:rPr>
           <w:rFonts w:ascii="Times New Roman" w:hAnsi="Times New Roman" w:cs="Times New Roman"/>
           <w:sz w:val="24"/>
@@ -15271,20 +15332,21 @@
           <w:lang w:val="fr-FR"/>
         </w:rPr>
       </w:pPr>
-      <w:bookmarkStart w:id="46" w:name="_Toc243649371"/>
-      <w:bookmarkStart w:id="47" w:name="_Toc243917062"/>
-      <w:r>
-        <w:rPr>
-          <w:rFonts w:ascii="Times New Roman" w:hAnsi="Times New Roman" w:cs="Times New Roman"/>
-          <w:lang w:val="fr-FR"/>
-        </w:rPr>
-        <w:t>9. Conclusion</w:t>
-      </w:r>
-      <w:bookmarkEnd w:id="46"/>
+      <w:bookmarkStart w:id="47" w:name="_Toc243649371"/>
+      <w:bookmarkStart w:id="48" w:name="_Toc243962867"/>
+      <w:r>
+        <w:rPr>
+          <w:rFonts w:ascii="Times New Roman" w:hAnsi="Times New Roman" w:cs="Times New Roman"/>
+          <w:lang w:val="fr-FR"/>
+        </w:rPr>
+        <w:t>10. Conclusion</w:t>
+      </w:r>
       <w:bookmarkEnd w:id="47"/>
+      <w:bookmarkEnd w:id="48"/>
     </w:p>
     <w:p>
       <w:pPr>
+        <w:jc w:val="both"/>
         <w:rPr>
           <w:rFonts w:ascii="Times New Roman" w:hAnsi="Times New Roman" w:cs="Times New Roman"/>
           <w:lang w:val="fr-FR"/>
@@ -15329,6 +15391,7 @@
     </w:p>
     <w:p>
       <w:pPr>
+        <w:jc w:val="both"/>
         <w:rPr>
           <w:rFonts w:ascii="Times New Roman" w:hAnsi="Times New Roman" w:cs="Times New Roman"/>
           <w:lang w:val="fr-FR"/>
@@ -15455,8 +15518,8 @@
           <w:lang w:val="fr-FR"/>
         </w:rPr>
       </w:pPr>
-      <w:bookmarkStart w:id="48" w:name="_Toc243649372"/>
-      <w:bookmarkStart w:id="49" w:name="_Toc243917063"/>
+      <w:bookmarkStart w:id="49" w:name="_Toc243649372"/>
+      <w:bookmarkStart w:id="50" w:name="_Toc243962868"/>
       <w:r>
         <w:rPr>
           <w:rFonts w:ascii="Times New Roman" w:hAnsi="Times New Roman" w:cs="Times New Roman"/>
@@ -15464,12 +15527,13 @@
         </w:rPr>
         <w:t>Annexe A. Lancer l'application et les tests</w:t>
       </w:r>
-      <w:bookmarkEnd w:id="48"/>
       <w:bookmarkEnd w:id="49"/>
+      <w:bookmarkEnd w:id="50"/>
     </w:p>
     <w:p>
       <w:pPr>
         <w:pStyle w:val="Listepuces"/>
+        <w:jc w:val="both"/>
         <w:rPr>
           <w:rFonts w:ascii="Times New Roman" w:hAnsi="Times New Roman" w:cs="Times New Roman"/>
           <w:lang w:val="fr-FR"/>
@@ -15502,6 +15566,7 @@
     <w:p>
       <w:pPr>
         <w:pStyle w:val="Listepuces"/>
+        <w:jc w:val="both"/>
         <w:rPr>
           <w:rFonts w:ascii="Times New Roman" w:hAnsi="Times New Roman" w:cs="Times New Roman"/>
           <w:lang w:val="fr-FR"/>
@@ -15550,6 +15615,7 @@
     <w:p>
       <w:pPr>
         <w:pStyle w:val="Listepuces"/>
+        <w:jc w:val="both"/>
         <w:rPr>
           <w:rFonts w:ascii="Times New Roman" w:hAnsi="Times New Roman" w:cs="Times New Roman"/>
         </w:rPr>
@@ -15574,25 +15640,7 @@
           <w:color w:val="24292E"/>
           <w:sz w:val="19"/>
         </w:rPr>
-        <w:t xml:space="preserve">python -m </w:t>
-      </w:r>
-      <w:proofErr w:type="spellStart"/>
-      <w:r>
-        <w:rPr>
-          <w:rFonts w:ascii="Times New Roman" w:hAnsi="Times New Roman" w:cs="Times New Roman"/>
-          <w:color w:val="24292E"/>
-          <w:sz w:val="19"/>
-        </w:rPr>
-        <w:t>unittest</w:t>
-      </w:r>
-      <w:proofErr w:type="spellEnd"/>
-      <w:r>
-        <w:rPr>
-          <w:rFonts w:ascii="Times New Roman" w:hAnsi="Times New Roman" w:cs="Times New Roman"/>
-          <w:color w:val="24292E"/>
-          <w:sz w:val="19"/>
-        </w:rPr>
-        <w:t xml:space="preserve"> discover -s tests -</w:t>
+        <w:t>python -m unittest discover -s tests -</w:t>
       </w:r>
       <w:proofErr w:type="gramStart"/>
       <w:r>
@@ -15608,6 +15656,7 @@
     <w:p>
       <w:pPr>
         <w:pStyle w:val="Listepuces"/>
+        <w:jc w:val="both"/>
         <w:rPr>
           <w:rFonts w:ascii="Times New Roman" w:hAnsi="Times New Roman" w:cs="Times New Roman"/>
           <w:lang w:val="fr-FR"/>
@@ -15633,6 +15682,7 @@
     <w:p>
       <w:pPr>
         <w:pStyle w:val="Listepuces"/>
+        <w:jc w:val="both"/>
         <w:rPr>
           <w:rFonts w:ascii="Times New Roman" w:hAnsi="Times New Roman" w:cs="Times New Roman"/>
           <w:lang w:val="fr-FR"/>
@@ -15692,8 +15742,8 @@
           <w:lang w:val="fr-FR"/>
         </w:rPr>
       </w:pPr>
-      <w:bookmarkStart w:id="50" w:name="_Toc243649373"/>
-      <w:bookmarkStart w:id="51" w:name="_Toc243917064"/>
+      <w:bookmarkStart w:id="51" w:name="_Toc243649373"/>
+      <w:bookmarkStart w:id="52" w:name="_Toc243962869"/>
       <w:r>
         <w:rPr>
           <w:rFonts w:ascii="Times New Roman" w:hAnsi="Times New Roman" w:cs="Times New Roman"/>
@@ -15701,8 +15751,8 @@
         </w:rPr>
         <w:t>Annexe B. Structure du code de l'interface</w:t>
       </w:r>
-      <w:bookmarkEnd w:id="50"/>
       <w:bookmarkEnd w:id="51"/>
+      <w:bookmarkEnd w:id="52"/>
     </w:p>
     <w:p>
       <w:pPr>
@@ -15719,47 +15769,7 @@
           <w:color w:val="595959"/>
           <w:sz w:val="18"/>
         </w:rPr>
-        <w:t xml:space="preserve">Tableau 8. </w:t>
-      </w:r>
-      <w:proofErr w:type="spellStart"/>
-      <w:r>
-        <w:rPr>
-          <w:rFonts w:ascii="Times New Roman" w:hAnsi="Times New Roman" w:cs="Times New Roman"/>
-          <w:i/>
-          <w:color w:val="595959"/>
-          <w:sz w:val="18"/>
-        </w:rPr>
-        <w:t>Fichiers</w:t>
-      </w:r>
-      <w:proofErr w:type="spellEnd"/>
-      <w:r>
-        <w:rPr>
-          <w:rFonts w:ascii="Times New Roman" w:hAnsi="Times New Roman" w:cs="Times New Roman"/>
-          <w:i/>
-          <w:color w:val="595959"/>
-          <w:sz w:val="18"/>
-        </w:rPr>
-        <w:t xml:space="preserve"> de </w:t>
-      </w:r>
-      <w:proofErr w:type="spellStart"/>
-      <w:r>
-        <w:rPr>
-          <w:rFonts w:ascii="Times New Roman" w:hAnsi="Times New Roman" w:cs="Times New Roman"/>
-          <w:i/>
-          <w:color w:val="595959"/>
-          <w:sz w:val="18"/>
-        </w:rPr>
-        <w:t>l'interface</w:t>
-      </w:r>
-      <w:proofErr w:type="spellEnd"/>
-      <w:r>
-        <w:rPr>
-          <w:rFonts w:ascii="Times New Roman" w:hAnsi="Times New Roman" w:cs="Times New Roman"/>
-          <w:i/>
-          <w:color w:val="595959"/>
-          <w:sz w:val="18"/>
-        </w:rPr>
-        <w:t>.</w:t>
+        <w:t>Tableau 9. Fichiers de l'interface.</w:t>
       </w:r>
     </w:p>
     <w:tbl>
@@ -15791,41 +15801,13 @@
                 <w:rFonts w:ascii="Times New Roman" w:hAnsi="Times New Roman" w:cs="Times New Roman"/>
               </w:rPr>
             </w:pPr>
-            <w:proofErr w:type="spellStart"/>
             <w:r>
               <w:rPr>
                 <w:rFonts w:ascii="Times New Roman" w:hAnsi="Times New Roman" w:cs="Times New Roman"/>
                 <w:b/>
                 <w:sz w:val="19"/>
               </w:rPr>
-              <w:t>Fichier</w:t>
-            </w:r>
-            <w:proofErr w:type="spellEnd"/>
-            <w:r>
-              <w:rPr>
-                <w:rFonts w:ascii="Times New Roman" w:hAnsi="Times New Roman" w:cs="Times New Roman"/>
-                <w:b/>
-                <w:sz w:val="19"/>
-              </w:rPr>
-              <w:t xml:space="preserve"> </w:t>
-            </w:r>
-            <w:proofErr w:type="spellStart"/>
-            <w:r>
-              <w:rPr>
-                <w:rFonts w:ascii="Times New Roman" w:hAnsi="Times New Roman" w:cs="Times New Roman"/>
-                <w:b/>
-                <w:sz w:val="19"/>
-              </w:rPr>
-              <w:t>ou</w:t>
-            </w:r>
-            <w:proofErr w:type="spellEnd"/>
-            <w:r>
-              <w:rPr>
-                <w:rFonts w:ascii="Times New Roman" w:hAnsi="Times New Roman" w:cs="Times New Roman"/>
-                <w:b/>
-                <w:sz w:val="19"/>
-              </w:rPr>
-              <w:t xml:space="preserve"> dossier</w:t>
+              <w:t>Fichier ou dossier</w:t>
             </w:r>
           </w:p>
         </w:tc>
@@ -15842,7 +15824,6 @@
                 <w:rFonts w:ascii="Times New Roman" w:hAnsi="Times New Roman" w:cs="Times New Roman"/>
               </w:rPr>
             </w:pPr>
-            <w:proofErr w:type="spellStart"/>
             <w:r>
               <w:rPr>
                 <w:rFonts w:ascii="Times New Roman" w:hAnsi="Times New Roman" w:cs="Times New Roman"/>
@@ -15851,7 +15832,6 @@
               </w:rPr>
               <w:t>Contenu</w:t>
             </w:r>
-            <w:proofErr w:type="spellEnd"/>
           </w:p>
         </w:tc>
       </w:tr>
@@ -15898,33 +15878,8 @@
                 <w:rFonts w:ascii="Times New Roman" w:hAnsi="Times New Roman" w:cs="Times New Roman"/>
                 <w:sz w:val="19"/>
               </w:rPr>
-              <w:t xml:space="preserve">Point </w:t>
-            </w:r>
-            <w:proofErr w:type="spellStart"/>
-            <w:r>
-              <w:rPr>
-                <w:rFonts w:ascii="Times New Roman" w:hAnsi="Times New Roman" w:cs="Times New Roman"/>
-                <w:sz w:val="19"/>
-              </w:rPr>
-              <w:t>d'entrée</w:t>
-            </w:r>
-            <w:proofErr w:type="spellEnd"/>
-            <w:r>
-              <w:rPr>
-                <w:rFonts w:ascii="Times New Roman" w:hAnsi="Times New Roman" w:cs="Times New Roman"/>
-                <w:sz w:val="19"/>
-              </w:rPr>
-              <w:t xml:space="preserve"> de </w:t>
-            </w:r>
-            <w:proofErr w:type="spellStart"/>
-            <w:r>
-              <w:rPr>
-                <w:rFonts w:ascii="Times New Roman" w:hAnsi="Times New Roman" w:cs="Times New Roman"/>
-                <w:sz w:val="19"/>
-              </w:rPr>
-              <w:t>l'interface</w:t>
-            </w:r>
-            <w:proofErr w:type="spellEnd"/>
+              <w:t>Point d'entrée de l'interface</w:t>
+            </w:r>
           </w:p>
         </w:tc>
       </w:tr>
@@ -15966,7 +15921,6 @@
                 <w:rFonts w:ascii="Times New Roman" w:hAnsi="Times New Roman" w:cs="Times New Roman"/>
               </w:rPr>
             </w:pPr>
-            <w:proofErr w:type="spellStart"/>
             <w:proofErr w:type="gramStart"/>
             <w:r>
               <w:rPr>
@@ -15976,7 +15930,6 @@
               </w:rPr>
               <w:t>FenetreBase</w:t>
             </w:r>
-            <w:proofErr w:type="spellEnd"/>
             <w:r>
               <w:rPr>
                 <w:rFonts w:ascii="Times New Roman" w:hAnsi="Times New Roman" w:cs="Times New Roman"/>
@@ -15992,7 +15945,6 @@
               </w:rPr>
               <w:t xml:space="preserve"> abonnement, </w:t>
             </w:r>
-            <w:proofErr w:type="spellStart"/>
             <w:proofErr w:type="gramStart"/>
             <w:r>
               <w:rPr>
@@ -16000,16 +15952,7 @@
                 <w:color w:val="24292E"/>
                 <w:sz w:val="16"/>
               </w:rPr>
-              <w:t>fermer</w:t>
-            </w:r>
-            <w:proofErr w:type="spellEnd"/>
-            <w:r>
-              <w:rPr>
-                <w:rFonts w:ascii="Times New Roman" w:hAnsi="Times New Roman" w:cs="Times New Roman"/>
-                <w:color w:val="24292E"/>
-                <w:sz w:val="16"/>
-              </w:rPr>
-              <w:t>(</w:t>
+              <w:t>fermer(</w:t>
             </w:r>
             <w:proofErr w:type="gramEnd"/>
             <w:r>
@@ -16255,31 +16198,13 @@
                 <w:rFonts w:ascii="Times New Roman" w:hAnsi="Times New Roman" w:cs="Times New Roman"/>
               </w:rPr>
             </w:pPr>
-            <w:proofErr w:type="spellStart"/>
             <w:r>
               <w:rPr>
                 <w:rFonts w:ascii="Times New Roman" w:hAnsi="Times New Roman" w:cs="Times New Roman"/>
                 <w:sz w:val="19"/>
               </w:rPr>
-              <w:t>Contrôleurs</w:t>
-            </w:r>
-            <w:proofErr w:type="spellEnd"/>
-            <w:r>
-              <w:rPr>
-                <w:rFonts w:ascii="Times New Roman" w:hAnsi="Times New Roman" w:cs="Times New Roman"/>
-                <w:sz w:val="19"/>
-              </w:rPr>
-              <w:t xml:space="preserve"> sans </w:t>
-            </w:r>
-            <w:proofErr w:type="spellStart"/>
-            <w:r>
-              <w:rPr>
-                <w:rFonts w:ascii="Times New Roman" w:hAnsi="Times New Roman" w:cs="Times New Roman"/>
-                <w:sz w:val="19"/>
-              </w:rPr>
-              <w:t>tkinter</w:t>
-            </w:r>
-            <w:proofErr w:type="spellEnd"/>
+              <w:t>Contrôleurs sans tkinter</w:t>
+            </w:r>
           </w:p>
         </w:tc>
       </w:tr>
@@ -16458,23 +16383,13 @@
                 <w:rFonts w:ascii="Times New Roman" w:hAnsi="Times New Roman" w:cs="Times New Roman"/>
               </w:rPr>
             </w:pPr>
-            <w:proofErr w:type="spellStart"/>
             <w:r>
               <w:rPr>
                 <w:rFonts w:ascii="Times New Roman" w:hAnsi="Times New Roman" w:cs="Times New Roman"/>
                 <w:color w:val="24292E"/>
                 <w:sz w:val="16"/>
               </w:rPr>
-              <w:t>donnees</w:t>
-            </w:r>
-            <w:proofErr w:type="spellEnd"/>
-            <w:r>
-              <w:rPr>
-                <w:rFonts w:ascii="Times New Roman" w:hAnsi="Times New Roman" w:cs="Times New Roman"/>
-                <w:color w:val="24292E"/>
-                <w:sz w:val="16"/>
-              </w:rPr>
-              <w:t>/</w:t>
+              <w:t>donnees/</w:t>
             </w:r>
           </w:p>
         </w:tc>
@@ -16877,6 +16792,274 @@
       </w:rPr>
     </w:lvl>
   </w:abstractNum>
+  <w:abstractNum w:abstractNumId="9" w15:restartNumberingAfterBreak="0">
+    <w:nsid w:val="15365F91"/>
+    <w:multiLevelType w:val="hybridMultilevel"/>
+    <w:tmpl w:val="14F8D532"/>
+    <w:lvl w:ilvl="0" w:tplc="040C000F">
+      <w:start w:val="1"/>
+      <w:numFmt w:val="decimal"/>
+      <w:lvlText w:val="%1."/>
+      <w:lvlJc w:val="left"/>
+      <w:pPr>
+        <w:ind w:left="720" w:hanging="360"/>
+      </w:pPr>
+      <w:rPr>
+        <w:rFonts w:hint="default"/>
+      </w:rPr>
+    </w:lvl>
+    <w:lvl w:ilvl="1" w:tplc="040C0019" w:tentative="1">
+      <w:start w:val="1"/>
+      <w:numFmt w:val="lowerLetter"/>
+      <w:lvlText w:val="%2."/>
+      <w:lvlJc w:val="left"/>
+      <w:pPr>
+        <w:ind w:left="1440" w:hanging="360"/>
+      </w:pPr>
+    </w:lvl>
+    <w:lvl w:ilvl="2" w:tplc="040C001B" w:tentative="1">
+      <w:start w:val="1"/>
+      <w:numFmt w:val="lowerRoman"/>
+      <w:lvlText w:val="%3."/>
+      <w:lvlJc w:val="right"/>
+      <w:pPr>
+        <w:ind w:left="2160" w:hanging="180"/>
+      </w:pPr>
+    </w:lvl>
+    <w:lvl w:ilvl="3" w:tplc="040C000F" w:tentative="1">
+      <w:start w:val="1"/>
+      <w:numFmt w:val="decimal"/>
+      <w:lvlText w:val="%4."/>
+      <w:lvlJc w:val="left"/>
+      <w:pPr>
+        <w:ind w:left="2880" w:hanging="360"/>
+      </w:pPr>
+    </w:lvl>
+    <w:lvl w:ilvl="4" w:tplc="040C0019" w:tentative="1">
+      <w:start w:val="1"/>
+      <w:numFmt w:val="lowerLetter"/>
+      <w:lvlText w:val="%5."/>
+      <w:lvlJc w:val="left"/>
+      <w:pPr>
+        <w:ind w:left="3600" w:hanging="360"/>
+      </w:pPr>
+    </w:lvl>
+    <w:lvl w:ilvl="5" w:tplc="040C001B" w:tentative="1">
+      <w:start w:val="1"/>
+      <w:numFmt w:val="lowerRoman"/>
+      <w:lvlText w:val="%6."/>
+      <w:lvlJc w:val="right"/>
+      <w:pPr>
+        <w:ind w:left="4320" w:hanging="180"/>
+      </w:pPr>
+    </w:lvl>
+    <w:lvl w:ilvl="6" w:tplc="040C000F" w:tentative="1">
+      <w:start w:val="1"/>
+      <w:numFmt w:val="decimal"/>
+      <w:lvlText w:val="%7."/>
+      <w:lvlJc w:val="left"/>
+      <w:pPr>
+        <w:ind w:left="5040" w:hanging="360"/>
+      </w:pPr>
+    </w:lvl>
+    <w:lvl w:ilvl="7" w:tplc="040C0019" w:tentative="1">
+      <w:start w:val="1"/>
+      <w:numFmt w:val="lowerLetter"/>
+      <w:lvlText w:val="%8."/>
+      <w:lvlJc w:val="left"/>
+      <w:pPr>
+        <w:ind w:left="5760" w:hanging="360"/>
+      </w:pPr>
+    </w:lvl>
+    <w:lvl w:ilvl="8" w:tplc="040C001B" w:tentative="1">
+      <w:start w:val="1"/>
+      <w:numFmt w:val="lowerRoman"/>
+      <w:lvlText w:val="%9."/>
+      <w:lvlJc w:val="right"/>
+      <w:pPr>
+        <w:ind w:left="6480" w:hanging="180"/>
+      </w:pPr>
+    </w:lvl>
+  </w:abstractNum>
+  <w:abstractNum w:abstractNumId="10" w15:restartNumberingAfterBreak="0">
+    <w:nsid w:val="360522F0"/>
+    <w:multiLevelType w:val="hybridMultilevel"/>
+    <w:tmpl w:val="4450379A"/>
+    <w:lvl w:ilvl="0" w:tplc="040C000F">
+      <w:start w:val="1"/>
+      <w:numFmt w:val="decimal"/>
+      <w:lvlText w:val="%1."/>
+      <w:lvlJc w:val="left"/>
+      <w:pPr>
+        <w:ind w:left="720" w:hanging="360"/>
+      </w:pPr>
+      <w:rPr>
+        <w:rFonts w:hint="default"/>
+      </w:rPr>
+    </w:lvl>
+    <w:lvl w:ilvl="1" w:tplc="040C0019" w:tentative="1">
+      <w:start w:val="1"/>
+      <w:numFmt w:val="lowerLetter"/>
+      <w:lvlText w:val="%2."/>
+      <w:lvlJc w:val="left"/>
+      <w:pPr>
+        <w:ind w:left="1440" w:hanging="360"/>
+      </w:pPr>
+    </w:lvl>
+    <w:lvl w:ilvl="2" w:tplc="040C001B" w:tentative="1">
+      <w:start w:val="1"/>
+      <w:numFmt w:val="lowerRoman"/>
+      <w:lvlText w:val="%3."/>
+      <w:lvlJc w:val="right"/>
+      <w:pPr>
+        <w:ind w:left="2160" w:hanging="180"/>
+      </w:pPr>
+    </w:lvl>
+    <w:lvl w:ilvl="3" w:tplc="040C000F" w:tentative="1">
+      <w:start w:val="1"/>
+      <w:numFmt w:val="decimal"/>
+      <w:lvlText w:val="%4."/>
+      <w:lvlJc w:val="left"/>
+      <w:pPr>
+        <w:ind w:left="2880" w:hanging="360"/>
+      </w:pPr>
+    </w:lvl>
+    <w:lvl w:ilvl="4" w:tplc="040C0019" w:tentative="1">
+      <w:start w:val="1"/>
+      <w:numFmt w:val="lowerLetter"/>
+      <w:lvlText w:val="%5."/>
+      <w:lvlJc w:val="left"/>
+      <w:pPr>
+        <w:ind w:left="3600" w:hanging="360"/>
+      </w:pPr>
+    </w:lvl>
+    <w:lvl w:ilvl="5" w:tplc="040C001B" w:tentative="1">
+      <w:start w:val="1"/>
+      <w:numFmt w:val="lowerRoman"/>
+      <w:lvlText w:val="%6."/>
+      <w:lvlJc w:val="right"/>
+      <w:pPr>
+        <w:ind w:left="4320" w:hanging="180"/>
+      </w:pPr>
+    </w:lvl>
+    <w:lvl w:ilvl="6" w:tplc="040C000F" w:tentative="1">
+      <w:start w:val="1"/>
+      <w:numFmt w:val="decimal"/>
+      <w:lvlText w:val="%7."/>
+      <w:lvlJc w:val="left"/>
+      <w:pPr>
+        <w:ind w:left="5040" w:hanging="360"/>
+      </w:pPr>
+    </w:lvl>
+    <w:lvl w:ilvl="7" w:tplc="040C0019" w:tentative="1">
+      <w:start w:val="1"/>
+      <w:numFmt w:val="lowerLetter"/>
+      <w:lvlText w:val="%8."/>
+      <w:lvlJc w:val="left"/>
+      <w:pPr>
+        <w:ind w:left="5760" w:hanging="360"/>
+      </w:pPr>
+    </w:lvl>
+    <w:lvl w:ilvl="8" w:tplc="040C001B" w:tentative="1">
+      <w:start w:val="1"/>
+      <w:numFmt w:val="lowerRoman"/>
+      <w:lvlText w:val="%9."/>
+      <w:lvlJc w:val="right"/>
+      <w:pPr>
+        <w:ind w:left="6480" w:hanging="180"/>
+      </w:pPr>
+    </w:lvl>
+  </w:abstractNum>
+  <w:abstractNum w:abstractNumId="11" w15:restartNumberingAfterBreak="0">
+    <w:nsid w:val="3C8749F7"/>
+    <w:multiLevelType w:val="hybridMultilevel"/>
+    <w:tmpl w:val="D6DAEA92"/>
+    <w:lvl w:ilvl="0" w:tplc="95C65A54">
+      <w:start w:val="1"/>
+      <w:numFmt w:val="decimal"/>
+      <w:lvlText w:val="%1."/>
+      <w:lvlJc w:val="left"/>
+      <w:pPr>
+        <w:ind w:left="720" w:hanging="360"/>
+      </w:pPr>
+      <w:rPr>
+        <w:rFonts w:hint="default"/>
+        <w:sz w:val="22"/>
+      </w:rPr>
+    </w:lvl>
+    <w:lvl w:ilvl="1" w:tplc="040C0019" w:tentative="1">
+      <w:start w:val="1"/>
+      <w:numFmt w:val="lowerLetter"/>
+      <w:lvlText w:val="%2."/>
+      <w:lvlJc w:val="left"/>
+      <w:pPr>
+        <w:ind w:left="1440" w:hanging="360"/>
+      </w:pPr>
+    </w:lvl>
+    <w:lvl w:ilvl="2" w:tplc="040C001B" w:tentative="1">
+      <w:start w:val="1"/>
+      <w:numFmt w:val="lowerRoman"/>
+      <w:lvlText w:val="%3."/>
+      <w:lvlJc w:val="right"/>
+      <w:pPr>
+        <w:ind w:left="2160" w:hanging="180"/>
+      </w:pPr>
+    </w:lvl>
+    <w:lvl w:ilvl="3" w:tplc="040C000F" w:tentative="1">
+      <w:start w:val="1"/>
+      <w:numFmt w:val="decimal"/>
+      <w:lvlText w:val="%4."/>
+      <w:lvlJc w:val="left"/>
+      <w:pPr>
+        <w:ind w:left="2880" w:hanging="360"/>
+      </w:pPr>
+    </w:lvl>
+    <w:lvl w:ilvl="4" w:tplc="040C0019" w:tentative="1">
+      <w:start w:val="1"/>
+      <w:numFmt w:val="lowerLetter"/>
+      <w:lvlText w:val="%5."/>
+      <w:lvlJc w:val="left"/>
+      <w:pPr>
+        <w:ind w:left="3600" w:hanging="360"/>
+      </w:pPr>
+    </w:lvl>
+    <w:lvl w:ilvl="5" w:tplc="040C001B" w:tentative="1">
+      <w:start w:val="1"/>
+      <w:numFmt w:val="lowerRoman"/>
+      <w:lvlText w:val="%6."/>
+      <w:lvlJc w:val="right"/>
+      <w:pPr>
+        <w:ind w:left="4320" w:hanging="180"/>
+      </w:pPr>
+    </w:lvl>
+    <w:lvl w:ilvl="6" w:tplc="040C000F" w:tentative="1">
+      <w:start w:val="1"/>
+      <w:numFmt w:val="decimal"/>
+      <w:lvlText w:val="%7."/>
+      <w:lvlJc w:val="left"/>
+      <w:pPr>
+        <w:ind w:left="5040" w:hanging="360"/>
+      </w:pPr>
+    </w:lvl>
+    <w:lvl w:ilvl="7" w:tplc="040C0019" w:tentative="1">
+      <w:start w:val="1"/>
+      <w:numFmt w:val="lowerLetter"/>
+      <w:lvlText w:val="%8."/>
+      <w:lvlJc w:val="left"/>
+      <w:pPr>
+        <w:ind w:left="5760" w:hanging="360"/>
+      </w:pPr>
+    </w:lvl>
+    <w:lvl w:ilvl="8" w:tplc="040C001B" w:tentative="1">
+      <w:start w:val="1"/>
+      <w:numFmt w:val="lowerRoman"/>
+      <w:lvlText w:val="%9."/>
+      <w:lvlJc w:val="right"/>
+      <w:pPr>
+        <w:ind w:left="6480" w:hanging="180"/>
+      </w:pPr>
+    </w:lvl>
+  </w:abstractNum>
   <w:num w:numId="1" w16cid:durableId="765004432">
     <w:abstractNumId w:val="8"/>
   </w:num>
@@ -16903,6 +17086,15 @@
   </w:num>
   <w:num w:numId="9" w16cid:durableId="1872063601">
     <w:abstractNumId w:val="0"/>
+  </w:num>
+  <w:num w:numId="10" w16cid:durableId="1053697143">
+    <w:abstractNumId w:val="10"/>
+  </w:num>
+  <w:num w:numId="11" w16cid:durableId="2002073962">
+    <w:abstractNumId w:val="11"/>
+  </w:num>
+  <w:num w:numId="12" w16cid:durableId="119539268">
+    <w:abstractNumId w:val="9"/>
   </w:num>
 </w:numbering>
 </file>
